--- a/01_Contracts/Setnayan_Vendor_Agreement.docx
+++ b/01_Contracts/Setnayan_Vendor_Agreement.docx
@@ -2,15 +2,14 @@
 <file path=word/document.xml><?xml version="1.0" encoding="utf-8"?>
 <w:document xmlns:w="http://schemas.openxmlformats.org/wordprocessingml/2006/main" xmlns:m="http://schemas.openxmlformats.org/officeDocument/2006/math" xmlns:r="http://schemas.openxmlformats.org/officeDocument/2006/relationships" xmlns:o="urn:schemas-microsoft-com:office:office" xmlns:v="urn:schemas-microsoft-com:vml" xmlns:w10="urn:schemas-microsoft-com:office:word" xmlns:a="http://schemas.openxmlformats.org/drawingml/2006/main" xmlns:pic="http://schemas.openxmlformats.org/drawingml/2006/picture" xmlns:wp="http://schemas.openxmlformats.org/drawingml/2006/wordprocessingDrawing">
   <w:body>
+    <w:bookmarkStart w:id="48" w:name="setnayan-vendor-agreement-v1"/>
     <w:p>
       <w:pPr>
         <w:pStyle w:val="Heading1"/>
       </w:pPr>
-      <w:bookmarkStart w:id="20" w:name="setnayan-vendor-agreement-v1"/>
       <w:r>
         <w:t xml:space="preserve">Setnayan Vendor Agreement · v1</w:t>
       </w:r>
-      <w:bookmarkEnd w:id="20"/>
     </w:p>
     <w:p>
       <w:pPr>
@@ -20,25 +19,23 @@
         <w:t xml:space="preserve">The contract every vendor agrees to before their profile publishes on Setnayan. Locked 2026-05-12 from the 20 operational rules dictated by ownership. This document is the source of truth for: verification requirements, tier rules, business terms, refund mechanics, and dispute mediation. The admin console (iteration 0023) enforces these rules at the system level; this document is what the vendor reads, accepts, and signs.</w:t>
       </w:r>
     </w:p>
+    <w:bookmarkStart w:id="11" w:name="vendor-verification"/>
     <w:p>
       <w:pPr>
         <w:pStyle w:val="Heading2"/>
       </w:pPr>
-      <w:bookmarkStart w:id="21" w:name="vendor-verification"/>
       <w:r>
         <w:t xml:space="preserve">1. Vendor Verification</w:t>
       </w:r>
-      <w:bookmarkEnd w:id="21"/>
-    </w:p>
+    </w:p>
+    <w:bookmarkStart w:id="9" w:name="initial-requirements-all-vendors"/>
     <w:p>
       <w:pPr>
         <w:pStyle w:val="Heading3"/>
       </w:pPr>
-      <w:bookmarkStart w:id="22" w:name="initial-requirements-all-vendors"/>
       <w:r>
         <w:t xml:space="preserve">1.1 Initial requirements (all vendors)</w:t>
       </w:r>
-      <w:bookmarkEnd w:id="22"/>
     </w:p>
     <w:p>
       <w:pPr>
@@ -53,6 +50,7 @@
       <w:r>
         <w:rPr>
           <w:b/>
+          <w:bCs/>
         </w:rPr>
         <w:t xml:space="preserve">3 business days</w:t>
       </w:r>
@@ -66,8 +64,9 @@
     <w:tbl>
       <w:tblPr>
         <w:tblStyle w:val="Table"/>
-        <w:tblW w:type="pct" w:w="5000.0"/>
-        <w:tblLook w:firstRow="1"/>
+        <w:tblW w:type="pct" w:w="5000"/>
+        <w:tblLayout w:type="fixed"/>
+        <w:tblLook w:firstRow="1" w:lastRow="0" w:firstColumn="0" w:lastColumn="0" w:noHBand="0" w:noVBand="0" w:val="0020"/>
       </w:tblPr>
       <w:tblGrid>
         <w:gridCol w:w="2640"/>
@@ -76,19 +75,13 @@
       </w:tblGrid>
       <w:tr>
         <w:trPr>
-          <w:cnfStyle w:firstRow="1"/>
+          <w:tblHeader w:val="on"/>
         </w:trPr>
         <w:tc>
-          <w:tcPr>
-            <w:tcBorders>
-              <w:bottom w:val="single"/>
-            </w:tcBorders>
-            <w:vAlign w:val="bottom"/>
-          </w:tcPr>
-          <w:p>
-            <w:pPr>
-              <w:pStyle w:val="Compact"/>
-              <w:jc w:val="left"/>
+          <w:tcPr/>
+          <w:p>
+            <w:pPr>
+              <w:pStyle w:val="Compact"/>
             </w:pPr>
             <w:r>
               <w:t xml:space="preserve">Required</w:t>
@@ -96,16 +89,10 @@
           </w:p>
         </w:tc>
         <w:tc>
-          <w:tcPr>
-            <w:tcBorders>
-              <w:bottom w:val="single"/>
-            </w:tcBorders>
-            <w:vAlign w:val="bottom"/>
-          </w:tcPr>
-          <w:p>
-            <w:pPr>
-              <w:pStyle w:val="Compact"/>
-              <w:jc w:val="left"/>
+          <w:tcPr/>
+          <w:p>
+            <w:pPr>
+              <w:pStyle w:val="Compact"/>
             </w:pPr>
             <w:r>
               <w:t xml:space="preserve">Format</w:t>
@@ -113,16 +100,10 @@
           </w:p>
         </w:tc>
         <w:tc>
-          <w:tcPr>
-            <w:tcBorders>
-              <w:bottom w:val="single"/>
-            </w:tcBorders>
-            <w:vAlign w:val="bottom"/>
-          </w:tcPr>
-          <w:p>
-            <w:pPr>
-              <w:pStyle w:val="Compact"/>
-              <w:jc w:val="left"/>
+          <w:tcPr/>
+          <w:p>
+            <w:pPr>
+              <w:pStyle w:val="Compact"/>
             </w:pPr>
             <w:r>
               <w:t xml:space="preserve">Notes</w:t>
@@ -132,10 +113,10 @@
       </w:tr>
       <w:tr>
         <w:tc>
-          <w:p>
-            <w:pPr>
-              <w:pStyle w:val="Compact"/>
-              <w:jc w:val="left"/>
+          <w:tcPr/>
+          <w:p>
+            <w:pPr>
+              <w:pStyle w:val="Compact"/>
             </w:pPr>
             <w:r>
               <w:t xml:space="preserve">Business name</w:t>
@@ -143,10 +124,10 @@
           </w:p>
         </w:tc>
         <w:tc>
-          <w:p>
-            <w:pPr>
-              <w:pStyle w:val="Compact"/>
-              <w:jc w:val="left"/>
+          <w:tcPr/>
+          <w:p>
+            <w:pPr>
+              <w:pStyle w:val="Compact"/>
             </w:pPr>
             <w:r>
               <w:t xml:space="preserve">Text</w:t>
@@ -154,10 +135,10 @@
           </w:p>
         </w:tc>
         <w:tc>
-          <w:p>
-            <w:pPr>
-              <w:pStyle w:val="Compact"/>
-              <w:jc w:val="left"/>
+          <w:tcPr/>
+          <w:p>
+            <w:pPr>
+              <w:pStyle w:val="Compact"/>
             </w:pPr>
             <w:r>
               <w:t xml:space="preserve">Must match DTI/SEC registration</w:t>
@@ -167,10 +148,10 @@
       </w:tr>
       <w:tr>
         <w:tc>
-          <w:p>
-            <w:pPr>
-              <w:pStyle w:val="Compact"/>
-              <w:jc w:val="left"/>
+          <w:tcPr/>
+          <w:p>
+            <w:pPr>
+              <w:pStyle w:val="Compact"/>
             </w:pPr>
             <w:r>
               <w:t xml:space="preserve">DTI / SEC registration certificate</w:t>
@@ -178,10 +159,10 @@
           </w:p>
         </w:tc>
         <w:tc>
-          <w:p>
-            <w:pPr>
-              <w:pStyle w:val="Compact"/>
-              <w:jc w:val="left"/>
+          <w:tcPr/>
+          <w:p>
+            <w:pPr>
+              <w:pStyle w:val="Compact"/>
             </w:pPr>
             <w:r>
               <w:t xml:space="preserve">PDF or image</w:t>
@@ -189,10 +170,10 @@
           </w:p>
         </w:tc>
         <w:tc>
-          <w:p>
-            <w:pPr>
-              <w:pStyle w:val="Compact"/>
-              <w:jc w:val="left"/>
+          <w:tcPr/>
+          <w:p>
+            <w:pPr>
+              <w:pStyle w:val="Compact"/>
             </w:pPr>
             <w:r>
               <w:t xml:space="preserve">Sole prop, corp, or partnership</w:t>
@@ -202,10 +183,10 @@
       </w:tr>
       <w:tr>
         <w:tc>
-          <w:p>
-            <w:pPr>
-              <w:pStyle w:val="Compact"/>
-              <w:jc w:val="left"/>
+          <w:tcPr/>
+          <w:p>
+            <w:pPr>
+              <w:pStyle w:val="Compact"/>
             </w:pPr>
             <w:r>
               <w:t xml:space="preserve">BIR Form 2303 (Certificate of Registration)</w:t>
@@ -213,10 +194,10 @@
           </w:p>
         </w:tc>
         <w:tc>
-          <w:p>
-            <w:pPr>
-              <w:pStyle w:val="Compact"/>
-              <w:jc w:val="left"/>
+          <w:tcPr/>
+          <w:p>
+            <w:pPr>
+              <w:pStyle w:val="Compact"/>
             </w:pPr>
             <w:r>
               <w:t xml:space="preserve">PDF or image</w:t>
@@ -224,10 +205,10 @@
           </w:p>
         </w:tc>
         <w:tc>
-          <w:p>
-            <w:pPr>
-              <w:pStyle w:val="Compact"/>
-              <w:jc w:val="left"/>
+          <w:tcPr/>
+          <w:p>
+            <w:pPr>
+              <w:pStyle w:val="Compact"/>
             </w:pPr>
             <w:r>
               <w:t xml:space="preserve">Tax registration proof</w:t>
@@ -237,10 +218,10 @@
       </w:tr>
       <w:tr>
         <w:tc>
-          <w:p>
-            <w:pPr>
-              <w:pStyle w:val="Compact"/>
-              <w:jc w:val="left"/>
+          <w:tcPr/>
+          <w:p>
+            <w:pPr>
+              <w:pStyle w:val="Compact"/>
             </w:pPr>
             <w:r>
               <w:t xml:space="preserve">Business address proof</w:t>
@@ -248,10 +229,10 @@
           </w:p>
         </w:tc>
         <w:tc>
-          <w:p>
-            <w:pPr>
-              <w:pStyle w:val="Compact"/>
-              <w:jc w:val="left"/>
+          <w:tcPr/>
+          <w:p>
+            <w:pPr>
+              <w:pStyle w:val="Compact"/>
             </w:pPr>
             <w:r>
               <w:t xml:space="preserve">PDF or image</w:t>
@@ -259,10 +240,10 @@
           </w:p>
         </w:tc>
         <w:tc>
-          <w:p>
-            <w:pPr>
-              <w:pStyle w:val="Compact"/>
-              <w:jc w:val="left"/>
+          <w:tcPr/>
+          <w:p>
+            <w:pPr>
+              <w:pStyle w:val="Compact"/>
             </w:pPr>
             <w:r>
               <w:t xml:space="preserve">Utility bill, lease contract, or barangay clearance</w:t>
@@ -272,10 +253,10 @@
       </w:tr>
       <w:tr>
         <w:tc>
-          <w:p>
-            <w:pPr>
-              <w:pStyle w:val="Compact"/>
-              <w:jc w:val="left"/>
+          <w:tcPr/>
+          <w:p>
+            <w:pPr>
+              <w:pStyle w:val="Compact"/>
             </w:pPr>
             <w:r>
               <w:t xml:space="preserve">Government-issued ID (primary representative)</w:t>
@@ -283,10 +264,10 @@
           </w:p>
         </w:tc>
         <w:tc>
-          <w:p>
-            <w:pPr>
-              <w:pStyle w:val="Compact"/>
-              <w:jc w:val="left"/>
+          <w:tcPr/>
+          <w:p>
+            <w:pPr>
+              <w:pStyle w:val="Compact"/>
             </w:pPr>
             <w:r>
               <w:t xml:space="preserve">Front + back image</w:t>
@@ -294,10 +275,10 @@
           </w:p>
         </w:tc>
         <w:tc>
-          <w:p>
-            <w:pPr>
-              <w:pStyle w:val="Compact"/>
-              <w:jc w:val="left"/>
+          <w:tcPr/>
+          <w:p>
+            <w:pPr>
+              <w:pStyle w:val="Compact"/>
             </w:pPr>
             <w:r>
               <w:t xml:space="preserve">Valid PH ID (passport, driver’s license, UMID, PRC)</w:t>
@@ -307,10 +288,10 @@
       </w:tr>
       <w:tr>
         <w:tc>
-          <w:p>
-            <w:pPr>
-              <w:pStyle w:val="Compact"/>
-              <w:jc w:val="left"/>
+          <w:tcPr/>
+          <w:p>
+            <w:pPr>
+              <w:pStyle w:val="Compact"/>
             </w:pPr>
             <w:r>
               <w:t xml:space="preserve">Service category selection</w:t>
@@ -318,10 +299,10 @@
           </w:p>
         </w:tc>
         <w:tc>
-          <w:p>
-            <w:pPr>
-              <w:pStyle w:val="Compact"/>
-              <w:jc w:val="left"/>
+          <w:tcPr/>
+          <w:p>
+            <w:pPr>
+              <w:pStyle w:val="Compact"/>
             </w:pPr>
             <w:r>
               <w:t xml:space="preserve">Picker</w:t>
@@ -329,10 +310,10 @@
           </w:p>
         </w:tc>
         <w:tc>
-          <w:p>
-            <w:pPr>
-              <w:pStyle w:val="Compact"/>
-              <w:jc w:val="left"/>
+          <w:tcPr/>
+          <w:p>
+            <w:pPr>
+              <w:pStyle w:val="Compact"/>
             </w:pPr>
             <w:r>
               <w:t xml:space="preserve">Choose from 28 canonical categories or request custom</w:t>
@@ -342,10 +323,10 @@
       </w:tr>
       <w:tr>
         <w:tc>
-          <w:p>
-            <w:pPr>
-              <w:pStyle w:val="Compact"/>
-              <w:jc w:val="left"/>
+          <w:tcPr/>
+          <w:p>
+            <w:pPr>
+              <w:pStyle w:val="Compact"/>
             </w:pPr>
             <w:r>
               <w:t xml:space="preserve">Service area coverage</w:t>
@@ -353,10 +334,10 @@
           </w:p>
         </w:tc>
         <w:tc>
-          <w:p>
-            <w:pPr>
-              <w:pStyle w:val="Compact"/>
-              <w:jc w:val="left"/>
+          <w:tcPr/>
+          <w:p>
+            <w:pPr>
+              <w:pStyle w:val="Compact"/>
             </w:pPr>
             <w:r>
               <w:t xml:space="preserve">Map pin + radius</w:t>
@@ -364,10 +345,10 @@
           </w:p>
         </w:tc>
         <w:tc>
-          <w:p>
-            <w:pPr>
-              <w:pStyle w:val="Compact"/>
-              <w:jc w:val="left"/>
+          <w:tcPr/>
+          <w:p>
+            <w:pPr>
+              <w:pStyle w:val="Compact"/>
             </w:pPr>
             <w:r>
               <w:t xml:space="preserve">HQ location + km radius for free transport</w:t>
@@ -377,10 +358,10 @@
       </w:tr>
       <w:tr>
         <w:tc>
-          <w:p>
-            <w:pPr>
-              <w:pStyle w:val="Compact"/>
-              <w:jc w:val="left"/>
+          <w:tcPr/>
+          <w:p>
+            <w:pPr>
+              <w:pStyle w:val="Compact"/>
             </w:pPr>
             <w:r>
               <w:t xml:space="preserve">Sample portfolio (3–10 items)</w:t>
@@ -388,10 +369,10 @@
           </w:p>
         </w:tc>
         <w:tc>
-          <w:p>
-            <w:pPr>
-              <w:pStyle w:val="Compact"/>
-              <w:jc w:val="left"/>
+          <w:tcPr/>
+          <w:p>
+            <w:pPr>
+              <w:pStyle w:val="Compact"/>
             </w:pPr>
             <w:r>
               <w:t xml:space="preserve">Images / video URLs</w:t>
@@ -399,10 +380,10 @@
           </w:p>
         </w:tc>
         <w:tc>
-          <w:p>
-            <w:pPr>
-              <w:pStyle w:val="Compact"/>
-              <w:jc w:val="left"/>
+          <w:tcPr/>
+          <w:p>
+            <w:pPr>
+              <w:pStyle w:val="Compact"/>
             </w:pPr>
             <w:r>
               <w:t xml:space="preserve">At least 3 to publish; 10 recommended</w:t>
@@ -412,24 +393,25 @@
       </w:tr>
       <w:tr>
         <w:tc>
-          <w:p>
-            <w:pPr>
-              <w:pStyle w:val="Compact"/>
-              <w:jc w:val="left"/>
+          <w:tcPr/>
+          <w:p>
+            <w:pPr>
+              <w:pStyle w:val="Compact"/>
             </w:pPr>
             <w:r>
               <w:rPr>
                 <w:b/>
+                <w:bCs/>
               </w:rPr>
               <w:t xml:space="preserve">Vendor logo</w:t>
             </w:r>
           </w:p>
         </w:tc>
         <w:tc>
-          <w:p>
-            <w:pPr>
-              <w:pStyle w:val="Compact"/>
-              <w:jc w:val="left"/>
+          <w:tcPr/>
+          <w:p>
+            <w:pPr>
+              <w:pStyle w:val="Compact"/>
             </w:pPr>
             <w:r>
               <w:t xml:space="preserve">PNG with transparent bg · 512×512 minimum · ≤ 2 MB</w:t>
@@ -437,14 +419,15 @@
           </w:p>
         </w:tc>
         <w:tc>
-          <w:p>
-            <w:pPr>
-              <w:pStyle w:val="Compact"/>
-              <w:jc w:val="left"/>
+          <w:tcPr/>
+          <w:p>
+            <w:pPr>
+              <w:pStyle w:val="Compact"/>
             </w:pPr>
             <w:r>
               <w:rPr>
                 <w:b/>
+                <w:bCs/>
               </w:rPr>
               <w:t xml:space="preserve">MANDATORY · this is the avatar customers see in chat, vendor listings, and the vendor’s landing page. Per § 3.10, ALL vendor-side messages display the company logo regardless of which team member is actually replying — protecting the vendor’s brand identity consistency.</w:t>
             </w:r>
@@ -453,10 +436,10 @@
       </w:tr>
       <w:tr>
         <w:tc>
-          <w:p>
-            <w:pPr>
-              <w:pStyle w:val="Compact"/>
-              <w:jc w:val="left"/>
+          <w:tcPr/>
+          <w:p>
+            <w:pPr>
+              <w:pStyle w:val="Compact"/>
             </w:pPr>
             <w:r>
               <w:t xml:space="preserve">Bank or e-wallet receiving account</w:t>
@@ -464,10 +447,10 @@
           </w:p>
         </w:tc>
         <w:tc>
-          <w:p>
-            <w:pPr>
-              <w:pStyle w:val="Compact"/>
-              <w:jc w:val="left"/>
+          <w:tcPr/>
+          <w:p>
+            <w:pPr>
+              <w:pStyle w:val="Compact"/>
             </w:pPr>
             <w:r>
               <w:t xml:space="preserve">Account details</w:t>
@@ -475,10 +458,10 @@
           </w:p>
         </w:tc>
         <w:tc>
-          <w:p>
-            <w:pPr>
-              <w:pStyle w:val="Compact"/>
-              <w:jc w:val="left"/>
+          <w:tcPr/>
+          <w:p>
+            <w:pPr>
+              <w:pStyle w:val="Compact"/>
             </w:pPr>
             <w:r>
               <w:t xml:space="preserve">BDO / BPI / Metrobank / GCash / Maya for payouts</w:t>
@@ -488,10 +471,10 @@
       </w:tr>
       <w:tr>
         <w:tc>
-          <w:p>
-            <w:pPr>
-              <w:pStyle w:val="Compact"/>
-              <w:jc w:val="left"/>
+          <w:tcPr/>
+          <w:p>
+            <w:pPr>
+              <w:pStyle w:val="Compact"/>
             </w:pPr>
             <w:r>
               <w:t xml:space="preserve">Mobile number + email</w:t>
@@ -499,10 +482,10 @@
           </w:p>
         </w:tc>
         <w:tc>
-          <w:p>
-            <w:pPr>
-              <w:pStyle w:val="Compact"/>
-              <w:jc w:val="left"/>
+          <w:tcPr/>
+          <w:p>
+            <w:pPr>
+              <w:pStyle w:val="Compact"/>
             </w:pPr>
             <w:r>
               <w:t xml:space="preserve">Contacts</w:t>
@@ -510,10 +493,10 @@
           </w:p>
         </w:tc>
         <w:tc>
-          <w:p>
-            <w:pPr>
-              <w:pStyle w:val="Compact"/>
-              <w:jc w:val="left"/>
+          <w:tcPr/>
+          <w:p>
+            <w:pPr>
+              <w:pStyle w:val="Compact"/>
             </w:pPr>
             <w:r>
               <w:t xml:space="preserve">Both must be verifiable</w:t>
@@ -529,6 +512,7 @@
       <w:r>
         <w:rPr>
           <w:b/>
+          <w:bCs/>
         </w:rPr>
         <w:t xml:space="preserve">Optional but recommended:</w:t>
       </w:r>
@@ -551,15 +535,15 @@
         <w:t xml:space="preserve">- Photos of physical premises / studio</w:t>
       </w:r>
     </w:p>
+    <w:bookmarkEnd w:id="9"/>
+    <w:bookmarkStart w:id="10" w:name="certified-status-optional-upgrade"/>
     <w:p>
       <w:pPr>
         <w:pStyle w:val="Heading3"/>
       </w:pPr>
-      <w:bookmarkStart w:id="23" w:name="certified-status-optional-upgrade"/>
       <w:r>
         <w:t xml:space="preserve">1.2 Certified status (optional upgrade)</w:t>
       </w:r>
-      <w:bookmarkEnd w:id="23"/>
     </w:p>
     <w:p>
       <w:pPr>
@@ -574,6 +558,7 @@
       <w:r>
         <w:rPr>
           <w:b/>
+          <w:bCs/>
         </w:rPr>
         <w:t xml:space="preserve">Certified</w:t>
       </w:r>
@@ -589,6 +574,7 @@
       <w:r>
         <w:rPr>
           <w:b/>
+          <w:bCs/>
         </w:rPr>
         <w:t xml:space="preserve">on-site visit</w:t>
       </w:r>
@@ -601,11 +587,11 @@
     </w:p>
     <w:p>
       <w:pPr>
+        <w:pStyle w:val="Compact"/>
         <w:numPr>
           <w:ilvl w:val="0"/>
           <w:numId w:val="1001"/>
         </w:numPr>
-        <w:pStyle w:val="Compact"/>
       </w:pPr>
       <w:r>
         <w:t xml:space="preserve">Cover costs for the Setnayan team’s site visit (transport + per-diem if outside Metro Manila / vendor’s home region)</w:t>
@@ -613,11 +599,11 @@
     </w:p>
     <w:p>
       <w:pPr>
+        <w:pStyle w:val="Compact"/>
         <w:numPr>
           <w:ilvl w:val="0"/>
           <w:numId w:val="1001"/>
         </w:numPr>
-        <w:pStyle w:val="Compact"/>
       </w:pPr>
       <w:r>
         <w:t xml:space="preserve">Allow inspection of equipment, workspace, team, sample inventory</w:t>
@@ -625,11 +611,11 @@
     </w:p>
     <w:p>
       <w:pPr>
+        <w:pStyle w:val="Compact"/>
         <w:numPr>
           <w:ilvl w:val="0"/>
           <w:numId w:val="1001"/>
         </w:numPr>
-        <w:pStyle w:val="Compact"/>
       </w:pPr>
       <w:r>
         <w:t xml:space="preserve">Sign the Certified Vendor Addendum (this Agreement § 2 + extras)</w:t>
@@ -642,6 +628,7 @@
       <w:r>
         <w:rPr>
           <w:b/>
+          <w:bCs/>
         </w:rPr>
         <w:t xml:space="preserve">Why Certified matters:</w:t>
       </w:r>
@@ -657,6 +644,7 @@
       <w:r>
         <w:rPr>
           <w:b/>
+          <w:bCs/>
         </w:rPr>
         <w:t xml:space="preserve">Boost</w:t>
       </w:r>
@@ -667,15 +655,16 @@
         <w:t xml:space="preserve">as a paid upgrade.</w:t>
       </w:r>
     </w:p>
+    <w:bookmarkEnd w:id="10"/>
+    <w:bookmarkEnd w:id="11"/>
+    <w:bookmarkStart w:id="15" w:name="three-tier-vendor-layering"/>
     <w:p>
       <w:pPr>
         <w:pStyle w:val="Heading2"/>
       </w:pPr>
-      <w:bookmarkStart w:id="24" w:name="three-tier-vendor-layering"/>
       <w:r>
         <w:t xml:space="preserve">2. Three-Tier Vendor Layering</w:t>
       </w:r>
-      <w:bookmarkEnd w:id="24"/>
     </w:p>
     <w:p>
       <w:pPr>
@@ -685,23 +674,22 @@
         <w:t xml:space="preserve">Setnayan ranks vendors in three tiers. Marketplace results sort Tier 1 → Tier 2 → Tier 3 within any category.</w:t>
       </w:r>
     </w:p>
+    <w:bookmarkStart w:id="12" w:name="tier-1-boosted"/>
     <w:p>
       <w:pPr>
         <w:pStyle w:val="Heading3"/>
       </w:pPr>
-      <w:bookmarkStart w:id="25" w:name="tier-1-boosted"/>
       <w:r>
         <w:t xml:space="preserve">Tier 1 — Boosted</w:t>
       </w:r>
-      <w:bookmarkEnd w:id="25"/>
-    </w:p>
-    <w:p>
-      <w:pPr>
+    </w:p>
+    <w:p>
+      <w:pPr>
+        <w:pStyle w:val="Compact"/>
         <w:numPr>
           <w:ilvl w:val="0"/>
           <w:numId w:val="1002"/>
         </w:numPr>
-        <w:pStyle w:val="Compact"/>
       </w:pPr>
       <w:r>
         <w:t xml:space="preserve">Available only to</w:t>
@@ -712,6 +700,7 @@
       <w:r>
         <w:rPr>
           <w:b/>
+          <w:bCs/>
         </w:rPr>
         <w:t xml:space="preserve">Certified</w:t>
       </w:r>
@@ -724,11 +713,11 @@
     </w:p>
     <w:p>
       <w:pPr>
+        <w:pStyle w:val="Compact"/>
         <w:numPr>
           <w:ilvl w:val="0"/>
           <w:numId w:val="1002"/>
         </w:numPr>
-        <w:pStyle w:val="Compact"/>
       </w:pPr>
       <w:r>
         <w:t xml:space="preserve">Extended visibility radius (10 km → 30 km from HQ)</w:t>
@@ -736,20 +725,14 @@
     </w:p>
     <w:p>
       <w:pPr>
+        <w:pStyle w:val="Compact"/>
         <w:numPr>
           <w:ilvl w:val="0"/>
           <w:numId w:val="1002"/>
         </w:numPr>
-        <w:pStyle w:val="Compact"/>
-      </w:pPr>
-      <w:r>
-        <w:t xml:space="preserve">“</w:t>
-      </w:r>
-      <w:r>
-        <w:t xml:space="preserve">★ Boosted</w:t>
-      </w:r>
-      <w:r>
-        <w:t xml:space="preserve">”</w:t>
+      </w:pPr>
+      <w:r>
+        <w:t xml:space="preserve">“★ Boosted”</w:t>
       </w:r>
       <w:r>
         <w:t xml:space="preserve"> </w:t>
@@ -760,33 +743,33 @@
     </w:p>
     <w:p>
       <w:pPr>
+        <w:pStyle w:val="Compact"/>
         <w:numPr>
           <w:ilvl w:val="0"/>
           <w:numId w:val="1002"/>
         </w:numPr>
-        <w:pStyle w:val="Compact"/>
       </w:pPr>
       <w:r>
         <w:t xml:space="preserve">₱1,499/week per Boost · multi-purchase up to 2 boosts simultaneously (different categories or geographies)</w:t>
       </w:r>
     </w:p>
+    <w:bookmarkEnd w:id="12"/>
+    <w:bookmarkStart w:id="13" w:name="tier-2-certified"/>
     <w:p>
       <w:pPr>
         <w:pStyle w:val="Heading3"/>
       </w:pPr>
-      <w:bookmarkStart w:id="26" w:name="tier-2-certified"/>
       <w:r>
         <w:t xml:space="preserve">Tier 2 — Certified</w:t>
       </w:r>
-      <w:bookmarkEnd w:id="26"/>
-    </w:p>
-    <w:p>
-      <w:pPr>
+    </w:p>
+    <w:p>
+      <w:pPr>
+        <w:pStyle w:val="Compact"/>
         <w:numPr>
           <w:ilvl w:val="0"/>
           <w:numId w:val="1003"/>
         </w:numPr>
-        <w:pStyle w:val="Compact"/>
       </w:pPr>
       <w:r>
         <w:t xml:space="preserve">Verified + completed on-site visit</w:t>
@@ -794,20 +777,14 @@
     </w:p>
     <w:p>
       <w:pPr>
+        <w:pStyle w:val="Compact"/>
         <w:numPr>
           <w:ilvl w:val="0"/>
           <w:numId w:val="1003"/>
         </w:numPr>
-        <w:pStyle w:val="Compact"/>
-      </w:pPr>
-      <w:r>
-        <w:t xml:space="preserve">“</w:t>
-      </w:r>
-      <w:r>
-        <w:t xml:space="preserve">✓ Certified</w:t>
-      </w:r>
-      <w:r>
-        <w:t xml:space="preserve">”</w:t>
+      </w:pPr>
+      <w:r>
+        <w:t xml:space="preserve">“✓ Certified”</w:t>
       </w:r>
       <w:r>
         <w:t xml:space="preserve"> </w:t>
@@ -818,11 +795,11 @@
     </w:p>
     <w:p>
       <w:pPr>
+        <w:pStyle w:val="Compact"/>
         <w:numPr>
           <w:ilvl w:val="0"/>
           <w:numId w:val="1003"/>
         </w:numPr>
-        <w:pStyle w:val="Compact"/>
       </w:pPr>
       <w:r>
         <w:t xml:space="preserve">Default visibility radius (10 km from HQ + free-transport pins)</w:t>
@@ -830,33 +807,33 @@
     </w:p>
     <w:p>
       <w:pPr>
+        <w:pStyle w:val="Compact"/>
         <w:numPr>
           <w:ilvl w:val="0"/>
           <w:numId w:val="1003"/>
         </w:numPr>
-        <w:pStyle w:val="Compact"/>
       </w:pPr>
       <w:r>
         <w:t xml:space="preserve">May upgrade to Boosted at any time</w:t>
       </w:r>
     </w:p>
+    <w:bookmarkEnd w:id="13"/>
+    <w:bookmarkStart w:id="14" w:name="tier-3-standard-verified"/>
     <w:p>
       <w:pPr>
         <w:pStyle w:val="Heading3"/>
       </w:pPr>
-      <w:bookmarkStart w:id="27" w:name="tier-3-standard-verified"/>
       <w:r>
         <w:t xml:space="preserve">Tier 3 — Standard Verified</w:t>
       </w:r>
-      <w:bookmarkEnd w:id="27"/>
-    </w:p>
-    <w:p>
-      <w:pPr>
+    </w:p>
+    <w:p>
+      <w:pPr>
+        <w:pStyle w:val="Compact"/>
         <w:numPr>
           <w:ilvl w:val="0"/>
           <w:numId w:val="1004"/>
         </w:numPr>
-        <w:pStyle w:val="Compact"/>
       </w:pPr>
       <w:r>
         <w:t xml:space="preserve">Initial requirements approved</w:t>
@@ -864,20 +841,14 @@
     </w:p>
     <w:p>
       <w:pPr>
+        <w:pStyle w:val="Compact"/>
         <w:numPr>
           <w:ilvl w:val="0"/>
           <w:numId w:val="1004"/>
         </w:numPr>
-        <w:pStyle w:val="Compact"/>
-      </w:pPr>
-      <w:r>
-        <w:t xml:space="preserve">“</w:t>
-      </w:r>
-      <w:r>
-        <w:t xml:space="preserve">✓ Verified</w:t>
-      </w:r>
-      <w:r>
-        <w:t xml:space="preserve">”</w:t>
+      </w:pPr>
+      <w:r>
+        <w:t xml:space="preserve">“✓ Verified”</w:t>
       </w:r>
       <w:r>
         <w:t xml:space="preserve"> </w:t>
@@ -888,11 +859,11 @@
     </w:p>
     <w:p>
       <w:pPr>
+        <w:pStyle w:val="Compact"/>
         <w:numPr>
           <w:ilvl w:val="0"/>
           <w:numId w:val="1004"/>
         </w:numPr>
-        <w:pStyle w:val="Compact"/>
       </w:pPr>
       <w:r>
         <w:t xml:space="preserve">Default visibility radius</w:t>
@@ -900,11 +871,11 @@
     </w:p>
     <w:p>
       <w:pPr>
+        <w:pStyle w:val="Compact"/>
         <w:numPr>
           <w:ilvl w:val="0"/>
           <w:numId w:val="1004"/>
         </w:numPr>
-        <w:pStyle w:val="Compact"/>
       </w:pPr>
       <w:r>
         <w:t xml:space="preserve">Cannot purchase Boost until certified</w:t>
@@ -917,6 +888,7 @@
       <w:r>
         <w:rPr>
           <w:b/>
+          <w:bCs/>
         </w:rPr>
         <w:t xml:space="preserve">Visibility rule:</w:t>
       </w:r>
@@ -927,69 +899,104 @@
         <w:t xml:space="preserve">within any service category in any geography, Boosted always sorts above Certified, which always sorts above Standard. Within a tier, sorting is by relevance (rating × recency × completeness of profile).</w:t>
       </w:r>
     </w:p>
+    <w:bookmarkEnd w:id="14"/>
+    <w:bookmarkEnd w:id="15"/>
+    <w:bookmarkStart w:id="28" w:name="business-terms-binding-all-tiers"/>
     <w:p>
       <w:pPr>
         <w:pStyle w:val="Heading2"/>
       </w:pPr>
-      <w:bookmarkStart w:id="28" w:name="business-terms-binding-all-tiers"/>
       <w:r>
         <w:t xml:space="preserve">3. Business Terms (binding · all tiers)</w:t>
       </w:r>
-      <w:bookmarkEnd w:id="28"/>
-    </w:p>
+    </w:p>
+    <w:bookmarkStart w:id="16" w:name="payment-routing"/>
     <w:p>
       <w:pPr>
         <w:pStyle w:val="Heading3"/>
       </w:pPr>
-      <w:bookmarkStart w:id="29" w:name="payment-routing"/>
       <w:r>
         <w:t xml:space="preserve">3.1 Payment routing</w:t>
       </w:r>
-      <w:bookmarkEnd w:id="29"/>
     </w:p>
     <w:p>
       <w:pPr>
         <w:pStyle w:val="FirstParagraph"/>
       </w:pPr>
       <w:r>
-        <w:t xml:space="preserve">Vendors agree to accept payments routed through Setnayan when the customer chooses the</w:t>
-      </w:r>
-      <w:r>
-        <w:t xml:space="preserve"> </w:t>
-      </w:r>
-      <w:r>
-        <w:rPr>
-          <w:b/>
-        </w:rPr>
-        <w:t xml:space="preserve">Setnayan Pay</w:t>
-      </w:r>
-      <w:r>
-        <w:t xml:space="preserve"> </w:t>
-      </w:r>
-      <w:r>
-        <w:t xml:space="preserve">option at checkout. A</w:t>
-      </w:r>
-      <w:r>
-        <w:t xml:space="preserve"> </w:t>
-      </w:r>
-      <w:r>
-        <w:rPr>
-          <w:b/>
-        </w:rPr>
-        <w:t xml:space="preserve">3% convenience fee</w:t>
-      </w:r>
-      <w:r>
-        <w:t xml:space="preserve"> </w:t>
-      </w:r>
-      <w:r>
-        <w:t xml:space="preserve">is added to the customer’s invoice (paid by customer, not deducted from vendor’s earning). Vendor receives</w:t>
-      </w:r>
-      <w:r>
-        <w:t xml:space="preserve"> </w:t>
-      </w:r>
-      <w:r>
-        <w:rPr>
-          <w:b/>
+        <w:t xml:space="preserve">Vendor↔customer payments settle</w:t>
+      </w:r>
+      <w:r>
+        <w:t xml:space="preserve"> </w:t>
+      </w:r>
+      <w:r>
+        <w:rPr>
+          <w:b/>
+          <w:bCs/>
+        </w:rPr>
+        <w:t xml:space="preserve">off-platform</w:t>
+      </w:r>
+      <w:r>
+        <w:t xml:space="preserve"> </w:t>
+      </w:r>
+      <w:r>
+        <w:t xml:space="preserve">(direct GCash / bank transfer / cash). Setnayan does</w:t>
+      </w:r>
+      <w:r>
+        <w:t xml:space="preserve"> </w:t>
+      </w:r>
+      <w:r>
+        <w:rPr>
+          <w:b/>
+          <w:bCs/>
+        </w:rPr>
+        <w:t xml:space="preserve">not</w:t>
+      </w:r>
+      <w:r>
+        <w:t xml:space="preserve"> </w:t>
+      </w:r>
+      <w:r>
+        <w:t xml:space="preserve">hold checkout funds and charges</w:t>
+      </w:r>
+      <w:r>
+        <w:t xml:space="preserve"> </w:t>
+      </w:r>
+      <w:r>
+        <w:rPr>
+          <w:b/>
+          <w:bCs/>
+        </w:rPr>
+        <w:t xml:space="preserve">no convenience fee (0%)</w:t>
+      </w:r>
+      <w:r>
+        <w:t xml:space="preserve"> </w:t>
+      </w:r>
+      <w:r>
+        <w:t xml:space="preserve">and</w:t>
+      </w:r>
+      <w:r>
+        <w:t xml:space="preserve"> </w:t>
+      </w:r>
+      <w:r>
+        <w:rPr>
+          <w:b/>
+          <w:bCs/>
+        </w:rPr>
+        <w:t xml:space="preserve">no commission (0%)</w:t>
+      </w:r>
+      <w:r>
+        <w:t xml:space="preserve"> </w:t>
+      </w:r>
+      <w:r>
+        <w:t xml:space="preserve">on any booking. Vendor receives the</w:t>
+      </w:r>
+      <w:r>
+        <w:t xml:space="preserve"> </w:t>
+      </w:r>
+      <w:r>
+        <w:rPr>
+          <w:b/>
+          <w:bCs/>
         </w:rPr>
         <w:t xml:space="preserve">full booking price</w:t>
       </w:r>
@@ -997,7 +1004,17 @@
         <w:t xml:space="preserve"> </w:t>
       </w:r>
       <w:r>
-        <w:t xml:space="preserve">to their nominated bank or e-wallet account.</w:t>
+        <w:t xml:space="preserve">directly from the customer.</w:t>
+      </w:r>
+      <w:r>
+        <w:t xml:space="preserve"> </w:t>
+      </w:r>
+      <w:r>
+        <w:rPr>
+          <w:i/>
+          <w:iCs/>
+        </w:rPr>
+        <w:t xml:space="preserve">(The earlier Setnayan Pay routing model — a 3% convenience fee added to the customer’s invoice — was RETIRED to 0% at the 2026-06-07 reset.)</w:t>
       </w:r>
     </w:p>
     <w:p>
@@ -1005,18 +1022,18 @@
         <w:pStyle w:val="BodyText"/>
       </w:pPr>
       <w:r>
-        <w:t xml:space="preserve">Customers may always opt out of Setnayan Pay and pay the vendor directly via GCash / bank transfer / cash. In that case, no convenience fee applies and Setnayan does not handle the funds. Either way, Setnayan tracks the milestone in the customer’s Budget surface.</w:t>
-      </w:r>
-    </w:p>
+        <w:t xml:space="preserve">Setnayan tracks each payment milestone in the customer’s Budget surface for the couple’s convenience, but does not route, hold, or disburse the money.</w:t>
+      </w:r>
+    </w:p>
+    <w:bookmarkEnd w:id="16"/>
+    <w:bookmarkStart w:id="17" w:name="payment-methods-at-vendor-preference"/>
     <w:p>
       <w:pPr>
         <w:pStyle w:val="Heading3"/>
       </w:pPr>
-      <w:bookmarkStart w:id="30" w:name="payment-methods-at-vendor-preference"/>
       <w:r>
         <w:t xml:space="preserve">3.2 Payment methods at vendor preference</w:t>
       </w:r>
-      <w:bookmarkEnd w:id="30"/>
     </w:p>
     <w:p>
       <w:pPr>
@@ -1057,6 +1074,7 @@
       <w:r>
         <w:rPr>
           <w:b/>
+          <w:bCs/>
         </w:rPr>
         <w:t xml:space="preserve">24 hours</w:t>
       </w:r>
@@ -1067,15 +1085,15 @@
         <w:t xml:space="preserve">of customer payment confirmation by Setnayan Team. Manual payment verification per § 5.</w:t>
       </w:r>
     </w:p>
+    <w:bookmarkEnd w:id="17"/>
+    <w:bookmarkStart w:id="18" w:name="exclusive-setnayan-offer"/>
     <w:p>
       <w:pPr>
         <w:pStyle w:val="Heading3"/>
       </w:pPr>
-      <w:bookmarkStart w:id="31" w:name="exclusive-setnayan-offer"/>
       <w:r>
         <w:t xml:space="preserve">3.3 Exclusive Setnayan offer</w:t>
       </w:r>
-      <w:bookmarkEnd w:id="31"/>
     </w:p>
     <w:p>
       <w:pPr>
@@ -1090,6 +1108,7 @@
       <w:r>
         <w:rPr>
           <w:b/>
+          <w:bCs/>
         </w:rPr>
         <w:t xml:space="preserve">exclusive offer</w:t>
       </w:r>
@@ -1100,15 +1119,15 @@
         <w:t xml:space="preserve">available only to Setnayan customers. The offer must be a real benefit (e.g., one free engagement session with the booking, an upgraded package tier at the standard price, a complimentary add-on). This is non-negotiable for listing. Customers can see the EXCLUSIVE badge on the vendor’s profile. Vendors update their exclusive offer once per quarter or as desired.</w:t>
       </w:r>
     </w:p>
+    <w:bookmarkEnd w:id="18"/>
+    <w:bookmarkStart w:id="19" w:name="competitive-pricing-commitment"/>
     <w:p>
       <w:pPr>
         <w:pStyle w:val="Heading3"/>
       </w:pPr>
-      <w:bookmarkStart w:id="32" w:name="competitive-pricing-commitment"/>
       <w:r>
         <w:t xml:space="preserve">3.4 Competitive pricing commitment</w:t>
       </w:r>
-      <w:bookmarkEnd w:id="32"/>
     </w:p>
     <w:p>
       <w:pPr>
@@ -1123,6 +1142,7 @@
       <w:r>
         <w:rPr>
           <w:b/>
+          <w:bCs/>
         </w:rPr>
         <w:t xml:space="preserve">among their most competitive offers</w:t>
       </w:r>
@@ -1133,15 +1153,15 @@
         <w:t xml:space="preserve">— at minimum matching their best public-facing rates elsewhere (Facebook page, Instagram, walk-in). Higher prices on Setnayan are a violation. Setnayan will randomly audit this; repeat violations downgrade the vendor’s tier.</w:t>
       </w:r>
     </w:p>
+    <w:bookmarkEnd w:id="19"/>
+    <w:bookmarkStart w:id="20" w:name="off-platform-bookings-at-events"/>
     <w:p>
       <w:pPr>
         <w:pStyle w:val="Heading3"/>
       </w:pPr>
-      <w:bookmarkStart w:id="33" w:name="off-platform-bookings-at-events"/>
       <w:r>
         <w:t xml:space="preserve">3.5 Off-platform bookings at events</w:t>
       </w:r>
-      <w:bookmarkEnd w:id="33"/>
     </w:p>
     <w:p>
       <w:pPr>
@@ -1156,6 +1176,7 @@
       <w:r>
         <w:rPr>
           <w:b/>
+          <w:bCs/>
         </w:rPr>
         <w:t xml:space="preserve">accept the booking through Setnayan</w:t>
       </w:r>
@@ -1166,15 +1187,15 @@
         <w:t xml:space="preserve">(not as a direct/cash booking outside the platform). Setnayan tracks this with a per-event QR code the vendor displays at their booth.</w:t>
       </w:r>
     </w:p>
+    <w:bookmarkEnd w:id="20"/>
+    <w:bookmarkStart w:id="21" w:name="reviews-are-permanent"/>
     <w:p>
       <w:pPr>
         <w:pStyle w:val="Heading3"/>
       </w:pPr>
-      <w:bookmarkStart w:id="34" w:name="reviews-are-permanent"/>
       <w:r>
         <w:t xml:space="preserve">3.6 Reviews are permanent</w:t>
       </w:r>
-      <w:bookmarkEnd w:id="34"/>
     </w:p>
     <w:p>
       <w:pPr>
@@ -1189,6 +1210,7 @@
       <w:r>
         <w:rPr>
           <w:b/>
+          <w:bCs/>
         </w:rPr>
         <w:t xml:space="preserve">cannot be deleted</w:t>
       </w:r>
@@ -1204,6 +1226,7 @@
       <w:r>
         <w:rPr>
           <w:b/>
+          <w:bCs/>
         </w:rPr>
         <w:t xml:space="preserve">Review Mediation Request</w:t>
       </w:r>
@@ -1232,15 +1255,15 @@
         <w:t xml:space="preserve">- Lets the review stand (if substantively about a real interaction)</w:t>
       </w:r>
     </w:p>
+    <w:bookmarkEnd w:id="21"/>
+    <w:bookmarkStart w:id="22" w:name="X251cb20d97eb1364694385cfd27c6e6596b3dfc"/>
     <w:p>
       <w:pPr>
         <w:pStyle w:val="Heading3"/>
       </w:pPr>
-      <w:bookmarkStart w:id="35" w:name="X251cb20d97eb1364694385cfd27c6e6596b3dfc"/>
       <w:r>
         <w:t xml:space="preserve">3.7 Vendor bundles + Setnayan in-app integration</w:t>
       </w:r>
-      <w:bookmarkEnd w:id="35"/>
     </w:p>
     <w:p>
       <w:pPr>
@@ -1255,6 +1278,7 @@
       <w:r>
         <w:rPr>
           <w:b/>
+          <w:bCs/>
         </w:rPr>
         <w:t xml:space="preserve">bundle packages</w:t>
       </w:r>
@@ -1262,18 +1286,18 @@
         <w:t xml:space="preserve"> </w:t>
       </w:r>
       <w:r>
-        <w:t xml:space="preserve">combining their own services with Setnayan in-app services (Save-the-Date Maker, Paparazzi seats, Live Stream Base, etc.). When a customer purchases a bundle, the in-app services automatically activate on the customer’s event. Bundle pricing is set by the vendor with Setnayan in-app components added at their listed prices (vendor cannot mark up Setnayan SKUs).</w:t>
-      </w:r>
-    </w:p>
+        <w:t xml:space="preserve">combining their own services with Setnayan add-ons (Save-the-Date Maker, Paparazzi seats, Live Stream Base, etc.). When a customer purchases a bundle, the add-ons automatically activate on the customer’s event. Bundle pricing is set by the vendor with Setnayan in-app components added at their listed prices (vendor cannot mark up Setnayan SKUs).</w:t>
+      </w:r>
+    </w:p>
+    <w:bookmarkEnd w:id="22"/>
+    <w:bookmarkStart w:id="23" w:name="price-changes"/>
     <w:p>
       <w:pPr>
         <w:pStyle w:val="Heading3"/>
       </w:pPr>
-      <w:bookmarkStart w:id="36" w:name="price-changes"/>
       <w:r>
         <w:t xml:space="preserve">3.8 Price changes</w:t>
       </w:r>
-      <w:bookmarkEnd w:id="36"/>
     </w:p>
     <w:p>
       <w:pPr>
@@ -1288,6 +1312,7 @@
       <w:r>
         <w:rPr>
           <w:b/>
+          <w:bCs/>
         </w:rPr>
         <w:t xml:space="preserve">price change requests</w:t>
       </w:r>
@@ -1311,6 +1336,7 @@
       <w:r>
         <w:rPr>
           <w:b/>
+          <w:bCs/>
         </w:rPr>
         <w:t xml:space="preserve">one calendar quarter</w:t>
       </w:r>
@@ -1318,15 +1344,15 @@
         <w:t xml:space="preserve">. Mid-quarter adjustments require justification (cost increase, scope expansion, etc.).</w:t>
       </w:r>
     </w:p>
+    <w:bookmarkEnd w:id="23"/>
+    <w:bookmarkStart w:id="24" w:name="event-expo-broadcasts"/>
     <w:p>
       <w:pPr>
         <w:pStyle w:val="Heading3"/>
       </w:pPr>
-      <w:bookmarkStart w:id="37" w:name="event-expo-broadcasts"/>
       <w:r>
         <w:t xml:space="preserve">3.9 Event / expo broadcasts</w:t>
       </w:r>
-      <w:bookmarkEnd w:id="37"/>
     </w:p>
     <w:p>
       <w:pPr>
@@ -1336,15 +1362,15 @@
         <w:t xml:space="preserve">When a vendor is participating in a wedding expo, exhibit, or hosting their own showcase event, they update their profile with the event details. Setnayan Team will notify the vendor’s existing customers and prospects in the relevant geography. This is a free service — part of being on Setnayan.</w:t>
       </w:r>
     </w:p>
+    <w:bookmarkEnd w:id="24"/>
+    <w:bookmarkStart w:id="25" w:name="Xc435b1631664caf8eebcb7c8c2680a5bda96345"/>
     <w:p>
       <w:pPr>
         <w:pStyle w:val="Heading3"/>
       </w:pPr>
-      <w:bookmarkStart w:id="38" w:name="Xc435b1631664caf8eebcb7c8c2680a5bda96345"/>
       <w:r>
         <w:t xml:space="preserve">3.10 Vendor identity in chat — logo always, never personal photo</w:t>
       </w:r>
-      <w:bookmarkEnd w:id="38"/>
     </w:p>
     <w:p>
       <w:pPr>
@@ -1359,6 +1385,7 @@
       <w:r>
         <w:rPr>
           <w:b/>
+          <w:bCs/>
         </w:rPr>
         <w:t xml:space="preserve">vendor’s company logo</w:t>
       </w:r>
@@ -1372,13 +1399,7 @@
         <w:t xml:space="preserve"> </w:t>
       </w:r>
       <w:r>
-        <w:t xml:space="preserve">“</w:t>
-      </w:r>
-      <w:r>
-        <w:t xml:space="preserve">Mariposa Bloom Photography</w:t>
-      </w:r>
-      <w:r>
-        <w:t xml:space="preserve">”</w:t>
+        <w:t xml:space="preserve">“Mariposa Bloom Photography”</w:t>
       </w:r>
       <w:r>
         <w:t xml:space="preserve"> </w:t>
@@ -1394,6 +1415,7 @@
       <w:r>
         <w:rPr>
           <w:b/>
+          <w:bCs/>
         </w:rPr>
         <w:t xml:space="preserve">Why:</w:t>
       </w:r>
@@ -1411,6 +1433,7 @@
       <w:r>
         <w:rPr>
           <w:b/>
+          <w:bCs/>
         </w:rPr>
         <w:t xml:space="preserve">What customers DO see:</w:t>
       </w:r>
@@ -1427,13 +1450,7 @@
         <w:t xml:space="preserve">- The vendor’s business name (</w:t>
       </w:r>
       <w:r>
-        <w:t xml:space="preserve">“</w:t>
-      </w:r>
-      <w:r>
-        <w:t xml:space="preserve">Mariposa Bloom Photography</w:t>
-      </w:r>
-      <w:r>
-        <w:t xml:space="preserve">”</w:t>
+        <w:t xml:space="preserve">“Mariposa Bloom Photography”</w:t>
       </w:r>
       <w:r>
         <w:t xml:space="preserve">)</w:t>
@@ -1454,13 +1471,7 @@
         <w:t xml:space="preserve"> </w:t>
       </w:r>
       <w:r>
-        <w:t xml:space="preserve">“</w:t>
-      </w:r>
-      <w:r>
-        <w:t xml:space="preserve">Replied by booking team</w:t>
-      </w:r>
-      <w:r>
-        <w:t xml:space="preserve">”</w:t>
+        <w:t xml:space="preserve">“Replied by booking team”</w:t>
       </w:r>
       <w:r>
         <w:t xml:space="preserve"> </w:t>
@@ -1476,6 +1487,7 @@
       <w:r>
         <w:rPr>
           <w:b/>
+          <w:bCs/>
         </w:rPr>
         <w:t xml:space="preserve">What customers do NOT see:</w:t>
       </w:r>
@@ -1505,6 +1517,7 @@
       <w:r>
         <w:rPr>
           <w:b/>
+          <w:bCs/>
         </w:rPr>
         <w:t xml:space="preserve">Schema:</w:t>
       </w:r>
@@ -1515,7 +1528,7 @@
         <w:rPr>
           <w:rStyle w:val="VerbatimChar"/>
         </w:rPr>
-        <w:t xml:space="preserve">chat_messages.sender_user_id</w:t>
+        <w:t xml:space="preserve">chat_messages.sender_id</w:t>
       </w:r>
       <w:r>
         <w:t xml:space="preserve"> </w:t>
@@ -1573,6 +1586,7 @@
       <w:r>
         <w:rPr>
           <w:b/>
+          <w:bCs/>
         </w:rPr>
         <w:t xml:space="preserve">Customer-side chat avatars</w:t>
       </w:r>
@@ -1586,13 +1600,7 @@
         <w:t xml:space="preserve"> </w:t>
       </w:r>
       <w:r>
-        <w:t xml:space="preserve">“</w:t>
-      </w:r>
-      <w:r>
-        <w:t xml:space="preserve">company-logo masking</w:t>
-      </w:r>
-      <w:r>
-        <w:t xml:space="preserve">”</w:t>
+        <w:t xml:space="preserve">“company-logo masking”</w:t>
       </w:r>
       <w:r>
         <w:t xml:space="preserve"> </w:t>
@@ -1601,25 +1609,342 @@
         <w:t xml:space="preserve">rule applies only to vendor-side accounts.</w:t>
       </w:r>
     </w:p>
+    <w:bookmarkEnd w:id="25"/>
+    <w:bookmarkStart w:id="27" w:name="X56abd768f481a333181515fe41fb2e323f59c38"/>
+    <w:p>
+      <w:pPr>
+        <w:pStyle w:val="Heading3"/>
+      </w:pPr>
+      <w:r>
+        <w:t xml:space="preserve">3.11 Google Drive sync for vendor deliverables — data-controller / data-processor delineation (V1.5+ Pro/Max feature, locked 2026-05-20)</w:t>
+      </w:r>
+    </w:p>
+    <w:p>
+      <w:pPr>
+        <w:pStyle w:val="FirstParagraph"/>
+      </w:pPr>
+      <w:r>
+        <w:t xml:space="preserve">When a Pro or Max vendor opts in to Google Drive sync for storing client deliverables (per [[0019]] § External Storage Integrations and [[0022]] § Connected Accounts), the data-control relationship between Vendor and Setnayan changes for those specific files:</w:t>
+      </w:r>
+    </w:p>
+    <w:p>
+      <w:pPr>
+        <w:pStyle w:val="BodyText"/>
+      </w:pPr>
+      <w:r>
+        <w:rPr>
+          <w:b/>
+          <w:bCs/>
+        </w:rPr>
+        <w:t xml:space="preserve">Files stored in Vendor’s own Google Drive</w:t>
+      </w:r>
+      <w:r>
+        <w:t xml:space="preserve"> </w:t>
+      </w:r>
+      <w:r>
+        <w:t xml:space="preserve">(large client deliverables — full wedding photo albums at original resolution, 4K video originals, edited highlight reels):</w:t>
+      </w:r>
+      <w:r>
+        <w:t xml:space="preserve"> </w:t>
+      </w:r>
+      <w:r>
+        <w:t xml:space="preserve">-</w:t>
+      </w:r>
+      <w:r>
+        <w:t xml:space="preserve"> </w:t>
+      </w:r>
+      <w:r>
+        <w:rPr>
+          <w:b/>
+          <w:bCs/>
+        </w:rPr>
+        <w:t xml:space="preserve">Vendor is the data controller</w:t>
+      </w:r>
+      <w:r>
+        <w:t xml:space="preserve"> </w:t>
+      </w:r>
+      <w:r>
+        <w:t xml:space="preserve">for these files under RA 10173 (Data Privacy Act of 2012)</w:t>
+      </w:r>
+      <w:r>
+        <w:t xml:space="preserve"> </w:t>
+      </w:r>
+      <w:r>
+        <w:t xml:space="preserve">- Vendor controls retention, deletion, sharing permissions, and access</w:t>
+      </w:r>
+      <w:r>
+        <w:t xml:space="preserve"> </w:t>
+      </w:r>
+      <w:r>
+        <w:t xml:space="preserve">- Setnayan obtains a limited</w:t>
+      </w:r>
+      <w:r>
+        <w:t xml:space="preserve"> </w:t>
+      </w:r>
+      <w:r>
+        <w:rPr>
+          <w:rStyle w:val="VerbatimChar"/>
+        </w:rPr>
+        <w:t xml:space="preserve">drive.file</w:t>
+      </w:r>
+      <w:r>
+        <w:t xml:space="preserve"> </w:t>
+      </w:r>
+      <w:r>
+        <w:t xml:space="preserve">OAuth scope — meaning Setnayan can only see/touch files Setnayan itself created within the Vendor’s</w:t>
+      </w:r>
+      <w:r>
+        <w:t xml:space="preserve"> </w:t>
+      </w:r>
+      <w:r>
+        <w:rPr>
+          <w:rStyle w:val="VerbatimChar"/>
+        </w:rPr>
+        <w:t xml:space="preserve">/Setnayan/{event-slug}/</w:t>
+      </w:r>
+      <w:r>
+        <w:t xml:space="preserve"> </w:t>
+      </w:r>
+      <w:r>
+        <w:t xml:space="preserve">folder hierarchy; the Vendor’s existing Google Drive contents remain private to the Vendor</w:t>
+      </w:r>
+      <w:r>
+        <w:t xml:space="preserve"> </w:t>
+      </w:r>
+      <w:r>
+        <w:t xml:space="preserve">- If Vendor revokes Setnayan’s Google Drive access, files become inaccessible to the Vendor’s couples via the Setnayan platform (compressed preview copies stored separately on Setnayan R2 remain available per the next bullet)</w:t>
+      </w:r>
+      <w:r>
+        <w:t xml:space="preserve"> </w:t>
+      </w:r>
+      <w:r>
+        <w:t xml:space="preserve">- Vendor agrees to Google’s Terms of Service for Drive storage; Setnayan is not responsible for Google’s pricing changes, storage caps, or service availability</w:t>
+      </w:r>
+    </w:p>
+    <w:p>
+      <w:pPr>
+        <w:pStyle w:val="BodyText"/>
+      </w:pPr>
+      <w:r>
+        <w:rPr>
+          <w:b/>
+          <w:bCs/>
+        </w:rPr>
+        <w:t xml:space="preserve">Compressed-preview copies on Setnayan R2</w:t>
+      </w:r>
+      <w:r>
+        <w:t xml:space="preserve"> </w:t>
+      </w:r>
+      <w:r>
+        <w:t xml:space="preserve">(1920px JPEG previews, 400px thumbnails, 1080p H.264 video previews):</w:t>
+      </w:r>
+      <w:r>
+        <w:t xml:space="preserve"> </w:t>
+      </w:r>
+      <w:r>
+        <w:t xml:space="preserve">-</w:t>
+      </w:r>
+      <w:r>
+        <w:t xml:space="preserve"> </w:t>
+      </w:r>
+      <w:r>
+        <w:rPr>
+          <w:b/>
+          <w:bCs/>
+        </w:rPr>
+        <w:t xml:space="preserve">Setnayan is the data processor</w:t>
+      </w:r>
+      <w:r>
+        <w:t xml:space="preserve"> </w:t>
+      </w:r>
+      <w:r>
+        <w:t xml:space="preserve">for these compressed copies, on Vendor’s behalf</w:t>
+      </w:r>
+      <w:r>
+        <w:t xml:space="preserve"> </w:t>
+      </w:r>
+      <w:r>
+        <w:t xml:space="preserve">- Stored separately from the masters to guarantee couple-side performance + preview availability if Vendor’s Google Drive disconnects</w:t>
+      </w:r>
+      <w:r>
+        <w:t xml:space="preserve"> </w:t>
+      </w:r>
+      <w:r>
+        <w:t xml:space="preserve">- Subject to all standard Setnayan data-processing terms (encryption at rest, access controls, audit logs, RA 10173 compliance)</w:t>
+      </w:r>
+      <w:r>
+        <w:t xml:space="preserve"> </w:t>
+      </w:r>
+      <w:r>
+        <w:t xml:space="preserve">- Vendor can request deletion of all compressed previews via support; deletion propagates within 7 days</w:t>
+      </w:r>
+    </w:p>
+    <w:p>
+      <w:pPr>
+        <w:pStyle w:val="BodyText"/>
+      </w:pPr>
+      <w:r>
+        <w:rPr>
+          <w:b/>
+          <w:bCs/>
+        </w:rPr>
+        <w:t xml:space="preserve">E-sign contracts</w:t>
+      </w:r>
+      <w:r>
+        <w:t xml:space="preserve"> </w:t>
+      </w:r>
+      <w:r>
+        <w:t xml:space="preserve">(vendor contract PDFs with dual canvas-captured signatures): remain</w:t>
+      </w:r>
+      <w:r>
+        <w:t xml:space="preserve"> </w:t>
+      </w:r>
+      <w:r>
+        <w:rPr>
+          <w:b/>
+          <w:bCs/>
+        </w:rPr>
+        <w:t xml:space="preserve">Setnayan-custodial under RA 8792</w:t>
+      </w:r>
+      <w:r>
+        <w:t xml:space="preserve"> </w:t>
+      </w:r>
+      <w:r>
+        <w:t xml:space="preserve">(Electronic Commerce Act of 2000) regardless of Google Drive sync status. E-sign records are NOT offloaded to Google Drive. The Vendor’s Google Drive may receive a mirror copy for the Vendor’s own records (under Vendor data-control), but the legal-record-of-execution stays in Setnayan R2 for audit compliance.</w:t>
+      </w:r>
+    </w:p>
+    <w:p>
+      <w:pPr>
+        <w:pStyle w:val="BodyText"/>
+      </w:pPr>
+      <w:r>
+        <w:rPr>
+          <w:b/>
+          <w:bCs/>
+        </w:rPr>
+        <w:t xml:space="preserve">Vendor warranties</w:t>
+      </w:r>
+      <w:r>
+        <w:t xml:space="preserve"> </w:t>
+      </w:r>
+      <w:r>
+        <w:t xml:space="preserve">when opting in to Google Drive sync:</w:t>
+      </w:r>
+      <w:r>
+        <w:t xml:space="preserve"> </w:t>
+      </w:r>
+      <w:r>
+        <w:t xml:space="preserve">- Vendor has a valid Google account with sufficient Drive storage capacity</w:t>
+      </w:r>
+      <w:r>
+        <w:t xml:space="preserve"> </w:t>
+      </w:r>
+      <w:r>
+        <w:t xml:space="preserve">- Vendor will not use the Setnayan-created folder hierarchy (</w:t>
+      </w:r>
+      <w:r>
+        <w:rPr>
+          <w:rStyle w:val="VerbatimChar"/>
+        </w:rPr>
+        <w:t xml:space="preserve">/Setnayan/{event-slug}/...</w:t>
+      </w:r>
+      <w:r>
+        <w:t xml:space="preserve">) for any non-Setnayan content</w:t>
+      </w:r>
+      <w:r>
+        <w:t xml:space="preserve"> </w:t>
+      </w:r>
+      <w:r>
+        <w:t xml:space="preserve">- Vendor will not delete or modify Setnayan-created files in a way that would break couple-side access without first notifying affected couples</w:t>
+      </w:r>
+      <w:r>
+        <w:t xml:space="preserve"> </w:t>
+      </w:r>
+      <w:r>
+        <w:t xml:space="preserve">- Vendor accepts that disconnecting Drive access mid-engagement may degrade couple experience and may, in extreme cases, count as failure-to-deliver under § 4</w:t>
+      </w:r>
+    </w:p>
+    <w:p>
+      <w:pPr>
+        <w:pStyle w:val="BodyText"/>
+      </w:pPr>
+      <w:r>
+        <w:rPr>
+          <w:b/>
+          <w:bCs/>
+        </w:rPr>
+        <w:t xml:space="preserve">Couple-side UX guarantee:</w:t>
+      </w:r>
+      <w:r>
+        <w:t xml:space="preserve"> </w:t>
+      </w:r>
+      <w:r>
+        <w:t xml:space="preserve">couples never see Google Drive branding within the Setnayan platform. All file access is mediated through Setnayan UI; signed URLs minted via Drive API in real-time. Couples do not need a Google account.</w:t>
+      </w:r>
+    </w:p>
+    <w:p>
+      <w:pPr>
+        <w:pStyle w:val="BodyText"/>
+      </w:pPr>
+      <w:r>
+        <w:rPr>
+          <w:b/>
+          <w:bCs/>
+        </w:rPr>
+        <w:t xml:space="preserve">Cross-references:</w:t>
+      </w:r>
+      <w:r>
+        <w:t xml:space="preserve"> </w:t>
+      </w:r>
+      <w:r>
+        <w:t xml:space="preserve">[[0019]] § External Storage Integrations (chat file infrastructure), [[0022]] § Connected Accounts tab (vendor enable / disable UX), [[0023]] (admin visibility into sync state per vendor),</w:t>
+      </w:r>
+      <w:r>
+        <w:t xml:space="preserve"> </w:t>
+      </w:r>
+      <w:hyperlink r:id="rId26">
+        <w:r>
+          <w:rPr>
+            <w:rStyle w:val="Hyperlink"/>
+          </w:rPr>
+          <w:t xml:space="preserve">CLAUDE.md decision log 2026-05-20</w:t>
+        </w:r>
+        <w:r>
+          <w:rPr>
+            <w:rStyle w:val="Hyperlink"/>
+          </w:rPr>
+          <w:t xml:space="preserve"> </w:t>
+        </w:r>
+        <w:r>
+          <w:rPr>
+            <w:rStyle w:val="Hyperlink"/>
+          </w:rPr>
+          <w:t xml:space="preserve">“GDrive hybrid storage”</w:t>
+        </w:r>
+      </w:hyperlink>
+      <w:r>
+        <w:t xml:space="preserve">.</w:t>
+      </w:r>
+    </w:p>
+    <w:bookmarkEnd w:id="27"/>
+    <w:bookmarkEnd w:id="28"/>
+    <w:bookmarkStart w:id="32" w:name="Xa828bb15f0d88cf3da60fe3bf5cde1684d01f72"/>
     <w:p>
       <w:pPr>
         <w:pStyle w:val="Heading2"/>
       </w:pPr>
-      <w:bookmarkStart w:id="39" w:name="Xa828bb15f0d88cf3da60fe3bf5cde1684d01f72"/>
       <w:r>
         <w:t xml:space="preserve">4. Refunds, Force Majeure, and Failure to Deliver</w:t>
       </w:r>
-      <w:bookmarkEnd w:id="39"/>
-    </w:p>
+    </w:p>
+    <w:bookmarkStart w:id="29" w:name="vendor-fails-to-deliver-the-service"/>
     <w:p>
       <w:pPr>
         <w:pStyle w:val="Heading3"/>
       </w:pPr>
-      <w:bookmarkStart w:id="40" w:name="vendor-fails-to-deliver-the-service"/>
       <w:r>
         <w:t xml:space="preserve">4.1 Vendor fails to deliver the service</w:t>
       </w:r>
-      <w:bookmarkEnd w:id="40"/>
     </w:p>
     <w:p>
       <w:pPr>
@@ -1631,15 +1956,16 @@
     </w:p>
     <w:p>
       <w:pPr>
+        <w:pStyle w:val="Compact"/>
         <w:numPr>
           <w:ilvl w:val="0"/>
           <w:numId w:val="1005"/>
         </w:numPr>
-        <w:pStyle w:val="Compact"/>
-      </w:pPr>
-      <w:r>
-        <w:rPr>
-          <w:b/>
+      </w:pPr>
+      <w:r>
+        <w:rPr>
+          <w:b/>
+          <w:bCs/>
         </w:rPr>
         <w:t xml:space="preserve">Unpaid balance</w:t>
       </w:r>
@@ -1652,32 +1978,23 @@
     </w:p>
     <w:p>
       <w:pPr>
+        <w:pStyle w:val="Compact"/>
         <w:numPr>
           <w:ilvl w:val="0"/>
           <w:numId w:val="1005"/>
         </w:numPr>
-        <w:pStyle w:val="Compact"/>
-      </w:pPr>
-      <w:r>
-        <w:rPr>
-          <w:b/>
-        </w:rPr>
-        <w:t xml:space="preserve">Already-paid amounts</w:t>
-      </w:r>
-      <w:r>
-        <w:t xml:space="preserve"> </w:t>
-      </w:r>
-      <w:r>
-        <w:t xml:space="preserve">routed through Setnayan Pay are returned to the customer in full within 5 business days</w:t>
-      </w:r>
-    </w:p>
-    <w:p>
-      <w:pPr>
+      </w:pPr>
+      <w:r>
+        <w:t xml:space="preserve">Because payment settles off-platform (Setnayan holds no funds), the customer recovers any already-paid amounts directly from the vendor; Setnayan facilitates the dispute but does not refund money it never held</w:t>
+      </w:r>
+    </w:p>
+    <w:p>
+      <w:pPr>
+        <w:pStyle w:val="Compact"/>
         <w:numPr>
           <w:ilvl w:val="0"/>
           <w:numId w:val="1005"/>
         </w:numPr>
-        <w:pStyle w:val="Compact"/>
       </w:pPr>
       <w:r>
         <w:t xml:space="preserve">The vendor’s tier may be downgraded or suspended depending on severity</w:t>
@@ -1685,11 +2002,11 @@
     </w:p>
     <w:p>
       <w:pPr>
+        <w:pStyle w:val="Compact"/>
         <w:numPr>
           <w:ilvl w:val="0"/>
           <w:numId w:val="1005"/>
         </w:numPr>
-        <w:pStyle w:val="Compact"/>
       </w:pPr>
       <w:r>
         <w:t xml:space="preserve">Customer may post a review documenting the failure (which cannot be deleted per § 3.6)</w:t>
@@ -1703,15 +2020,15 @@
         <w:t xml:space="preserve">If the vendor failed due to a legitimate emergency (illness, accident, family loss), they may file an appeal through dispute mediation (§ 5).</w:t>
       </w:r>
     </w:p>
+    <w:bookmarkEnd w:id="29"/>
+    <w:bookmarkStart w:id="30" w:name="force-majeure"/>
     <w:p>
       <w:pPr>
         <w:pStyle w:val="Heading3"/>
       </w:pPr>
-      <w:bookmarkStart w:id="41" w:name="force-majeure"/>
       <w:r>
         <w:t xml:space="preserve">4.2 Force Majeure</w:t>
       </w:r>
-      <w:bookmarkEnd w:id="41"/>
     </w:p>
     <w:p>
       <w:pPr>
@@ -1723,11 +2040,11 @@
     </w:p>
     <w:p>
       <w:pPr>
+        <w:pStyle w:val="Compact"/>
         <w:numPr>
           <w:ilvl w:val="0"/>
           <w:numId w:val="1006"/>
         </w:numPr>
-        <w:pStyle w:val="Compact"/>
       </w:pPr>
       <w:r>
         <w:t xml:space="preserve">Setnayan Team facilitates a</w:t>
@@ -1738,6 +2055,7 @@
       <w:r>
         <w:rPr>
           <w:b/>
+          <w:bCs/>
         </w:rPr>
         <w:t xml:space="preserve">reschedule conversation</w:t>
       </w:r>
@@ -1750,11 +2068,11 @@
     </w:p>
     <w:p>
       <w:pPr>
+        <w:pStyle w:val="Compact"/>
         <w:numPr>
           <w:ilvl w:val="0"/>
           <w:numId w:val="1006"/>
         </w:numPr>
-        <w:pStyle w:val="Compact"/>
       </w:pPr>
       <w:r>
         <w:t xml:space="preserve">Both parties open to discussion · neither party penalized</w:t>
@@ -1762,11 +2080,11 @@
     </w:p>
     <w:p>
       <w:pPr>
+        <w:pStyle w:val="Compact"/>
         <w:numPr>
           <w:ilvl w:val="0"/>
           <w:numId w:val="1006"/>
         </w:numPr>
-        <w:pStyle w:val="Compact"/>
       </w:pPr>
       <w:r>
         <w:t xml:space="preserve">No automatic refund; no automatic forfeiture</w:t>
@@ -1774,11 +2092,11 @@
     </w:p>
     <w:p>
       <w:pPr>
+        <w:pStyle w:val="Compact"/>
         <w:numPr>
           <w:ilvl w:val="0"/>
           <w:numId w:val="1006"/>
         </w:numPr>
-        <w:pStyle w:val="Compact"/>
       </w:pPr>
       <w:r>
         <w:t xml:space="preserve">If the rescheduled date works for both, the booking moves to the new date at the same price</w:t>
@@ -1786,11 +2104,11 @@
     </w:p>
     <w:p>
       <w:pPr>
+        <w:pStyle w:val="Compact"/>
         <w:numPr>
           <w:ilvl w:val="0"/>
           <w:numId w:val="1006"/>
         </w:numPr>
-        <w:pStyle w:val="Compact"/>
       </w:pPr>
       <w:r>
         <w:t xml:space="preserve">If a reschedule cannot be agreed upon, Setnayan mediates — typical outcome is a 50/50 split of any non-refundable deposit, or a credit-to-future-booking arrangement</w:t>
@@ -1809,6 +2127,7 @@
       <w:r>
         <w:rPr>
           <w:b/>
+          <w:bCs/>
         </w:rPr>
         <w:t xml:space="preserve">upon discussion</w:t>
       </w:r>
@@ -1816,15 +2135,15 @@
         <w:t xml:space="preserve">. The platform does not enforce a one-size rule for force majeure because PH wedding circumstances vary too widely.</w:t>
       </w:r>
     </w:p>
+    <w:bookmarkEnd w:id="30"/>
+    <w:bookmarkStart w:id="31" w:name="mediation-rights"/>
     <w:p>
       <w:pPr>
         <w:pStyle w:val="Heading3"/>
       </w:pPr>
-      <w:bookmarkStart w:id="42" w:name="mediation-rights"/>
       <w:r>
         <w:t xml:space="preserve">4.3 Mediation rights</w:t>
       </w:r>
-      <w:bookmarkEnd w:id="42"/>
     </w:p>
     <w:p>
       <w:pPr>
@@ -1836,11 +2155,11 @@
     </w:p>
     <w:p>
       <w:pPr>
+        <w:pStyle w:val="Compact"/>
         <w:numPr>
           <w:ilvl w:val="0"/>
           <w:numId w:val="1007"/>
         </w:numPr>
-        <w:pStyle w:val="Compact"/>
       </w:pPr>
       <w:r>
         <w:t xml:space="preserve">Full refund to customer</w:t>
@@ -1848,11 +2167,11 @@
     </w:p>
     <w:p>
       <w:pPr>
+        <w:pStyle w:val="Compact"/>
         <w:numPr>
           <w:ilvl w:val="0"/>
           <w:numId w:val="1007"/>
         </w:numPr>
-        <w:pStyle w:val="Compact"/>
       </w:pPr>
       <w:r>
         <w:t xml:space="preserve">Partial refund / monetary credit</w:t>
@@ -1860,11 +2179,11 @@
     </w:p>
     <w:p>
       <w:pPr>
+        <w:pStyle w:val="Compact"/>
         <w:numPr>
           <w:ilvl w:val="0"/>
           <w:numId w:val="1007"/>
         </w:numPr>
-        <w:pStyle w:val="Compact"/>
       </w:pPr>
       <w:r>
         <w:t xml:space="preserve">Vendor goodwill credit (Setnayan absorbs cost)</w:t>
@@ -1872,11 +2191,11 @@
     </w:p>
     <w:p>
       <w:pPr>
+        <w:pStyle w:val="Compact"/>
         <w:numPr>
           <w:ilvl w:val="0"/>
           <w:numId w:val="1007"/>
         </w:numPr>
-        <w:pStyle w:val="Compact"/>
       </w:pPr>
       <w:r>
         <w:t xml:space="preserve">Future-booking credit</w:t>
@@ -1884,11 +2203,11 @@
     </w:p>
     <w:p>
       <w:pPr>
+        <w:pStyle w:val="Compact"/>
         <w:numPr>
           <w:ilvl w:val="0"/>
           <w:numId w:val="1007"/>
         </w:numPr>
-        <w:pStyle w:val="Compact"/>
       </w:pPr>
       <w:r>
         <w:t xml:space="preserve">Tier downgrade or vendor suspension (severe / repeat cases)</w:t>
@@ -1902,15 +2221,16 @@
         <w:t xml:space="preserve">Mediation outcomes are logged in the admin console (Disputes surface) with admin attribution and resolution rationale.</w:t>
       </w:r>
     </w:p>
+    <w:bookmarkEnd w:id="31"/>
+    <w:bookmarkEnd w:id="32"/>
+    <w:bookmarkStart w:id="33" w:name="payment-reconciliation-v1"/>
     <w:p>
       <w:pPr>
         <w:pStyle w:val="Heading2"/>
       </w:pPr>
-      <w:bookmarkStart w:id="43" w:name="payment-reconciliation-v1"/>
       <w:r>
         <w:t xml:space="preserve">5. Payment Reconciliation (V1)</w:t>
       </w:r>
-      <w:bookmarkEnd w:id="43"/>
     </w:p>
     <w:p>
       <w:pPr>
@@ -1922,11 +2242,11 @@
     </w:p>
     <w:p>
       <w:pPr>
+        <w:pStyle w:val="Compact"/>
         <w:numPr>
           <w:ilvl w:val="0"/>
           <w:numId w:val="1008"/>
         </w:numPr>
-        <w:pStyle w:val="Compact"/>
       </w:pPr>
       <w:r>
         <w:t xml:space="preserve">Customer or vendor pays via static BDO + GCash accounts (Setnayan-owned)</w:t>
@@ -1934,11 +2254,11 @@
     </w:p>
     <w:p>
       <w:pPr>
+        <w:pStyle w:val="Compact"/>
         <w:numPr>
           <w:ilvl w:val="0"/>
           <w:numId w:val="1008"/>
         </w:numPr>
-        <w:pStyle w:val="Compact"/>
       </w:pPr>
       <w:r>
         <w:t xml:space="preserve">Payer sends screenshot + reference number + order ID to Setnayan</w:t>
@@ -1946,11 +2266,11 @@
     </w:p>
     <w:p>
       <w:pPr>
+        <w:pStyle w:val="Compact"/>
         <w:numPr>
           <w:ilvl w:val="0"/>
           <w:numId w:val="1008"/>
         </w:numPr>
-        <w:pStyle w:val="Compact"/>
       </w:pPr>
       <w:r>
         <w:t xml:space="preserve">Setnayan Team cross-checks against BDO + GCash inboxes</w:t>
@@ -1958,11 +2278,11 @@
     </w:p>
     <w:p>
       <w:pPr>
+        <w:pStyle w:val="Compact"/>
         <w:numPr>
           <w:ilvl w:val="0"/>
           <w:numId w:val="1008"/>
         </w:numPr>
-        <w:pStyle w:val="Compact"/>
       </w:pPr>
       <w:r>
         <w:t xml:space="preserve">Confirmed payments activate the service / release payout within</w:t>
@@ -1973,17 +2293,18 @@
       <w:r>
         <w:rPr>
           <w:b/>
+          <w:bCs/>
         </w:rPr>
         <w:t xml:space="preserve">24 hours</w:t>
       </w:r>
     </w:p>
     <w:p>
       <w:pPr>
+        <w:pStyle w:val="Compact"/>
         <w:numPr>
           <w:ilvl w:val="0"/>
           <w:numId w:val="1008"/>
         </w:numPr>
-        <w:pStyle w:val="Compact"/>
       </w:pPr>
       <w:r>
         <w:t xml:space="preserve">Failed reconciliations route to a follow-up queue; Setnayan Team contacts the payer</w:t>
@@ -1997,15 +2318,15 @@
         <w:t xml:space="preserve">V1.5 may introduce automated reconciliation via GCash Merchant API or PayMongo, at which point activation latency drops to minutes.</w:t>
       </w:r>
     </w:p>
+    <w:bookmarkEnd w:id="33"/>
+    <w:bookmarkStart w:id="34" w:name="premium-vendor-services"/>
     <w:p>
       <w:pPr>
         <w:pStyle w:val="Heading2"/>
       </w:pPr>
-      <w:bookmarkStart w:id="44" w:name="premium-vendor-services"/>
       <w:r>
         <w:t xml:space="preserve">6. Premium Vendor Services</w:t>
       </w:r>
-      <w:bookmarkEnd w:id="44"/>
     </w:p>
     <w:p>
       <w:pPr>
@@ -2017,15 +2338,16 @@
     </w:p>
     <w:p>
       <w:pPr>
+        <w:pStyle w:val="Compact"/>
         <w:numPr>
           <w:ilvl w:val="0"/>
           <w:numId w:val="1009"/>
         </w:numPr>
-        <w:pStyle w:val="Compact"/>
-      </w:pPr>
-      <w:r>
-        <w:rPr>
-          <w:b/>
+      </w:pPr>
+      <w:r>
+        <w:rPr>
+          <w:b/>
+          <w:bCs/>
         </w:rPr>
         <w:t xml:space="preserve">Vendor Pro Weekly</w:t>
       </w:r>
@@ -2038,15 +2360,16 @@
     </w:p>
     <w:p>
       <w:pPr>
+        <w:pStyle w:val="Compact"/>
         <w:numPr>
           <w:ilvl w:val="0"/>
           <w:numId w:val="1009"/>
         </w:numPr>
-        <w:pStyle w:val="Compact"/>
-      </w:pPr>
-      <w:r>
-        <w:rPr>
-          <w:b/>
+      </w:pPr>
+      <w:r>
+        <w:rPr>
+          <w:b/>
+          <w:bCs/>
         </w:rPr>
         <w:t xml:space="preserve">Sponsored Boost</w:t>
       </w:r>
@@ -2059,15 +2382,16 @@
     </w:p>
     <w:p>
       <w:pPr>
+        <w:pStyle w:val="Compact"/>
         <w:numPr>
           <w:ilvl w:val="0"/>
           <w:numId w:val="1009"/>
         </w:numPr>
-        <w:pStyle w:val="Compact"/>
-      </w:pPr>
-      <w:r>
-        <w:rPr>
-          <w:b/>
+      </w:pPr>
+      <w:r>
+        <w:rPr>
+          <w:b/>
+          <w:bCs/>
         </w:rPr>
         <w:t xml:space="preserve">Extended Pins</w:t>
       </w:r>
@@ -2080,15 +2404,16 @@
     </w:p>
     <w:p>
       <w:pPr>
+        <w:pStyle w:val="Compact"/>
         <w:numPr>
           <w:ilvl w:val="0"/>
           <w:numId w:val="1009"/>
         </w:numPr>
-        <w:pStyle w:val="Compact"/>
-      </w:pPr>
-      <w:r>
-        <w:rPr>
-          <w:b/>
+      </w:pPr>
+      <w:r>
+        <w:rPr>
+          <w:b/>
+          <w:bCs/>
         </w:rPr>
         <w:t xml:space="preserve">Custom Vendor Bundles</w:t>
       </w:r>
@@ -2096,7 +2421,7 @@
         <w:t xml:space="preserve"> </w:t>
       </w:r>
       <w:r>
-        <w:t xml:space="preserve">— create + manage multi-service packages syncing Setnayan in-app services</w:t>
+        <w:t xml:space="preserve">— create + manage multi-service packages syncing Setnayan add-ons</w:t>
       </w:r>
     </w:p>
     <w:p>
@@ -2107,15 +2432,15 @@
         <w:t xml:space="preserve">Premium services are entirely optional. A Standard Verified vendor with no premium services can still take bookings, accept payments, and grow on the platform — the premium tier just amplifies reach.</w:t>
       </w:r>
     </w:p>
+    <w:bookmarkEnd w:id="34"/>
+    <w:bookmarkStart w:id="35" w:name="vendor-landing-page"/>
     <w:p>
       <w:pPr>
         <w:pStyle w:val="Heading2"/>
       </w:pPr>
-      <w:bookmarkStart w:id="45" w:name="vendor-landing-page"/>
       <w:r>
         <w:t xml:space="preserve">7. Vendor Landing Page</w:t>
       </w:r>
-      <w:bookmarkEnd w:id="45"/>
     </w:p>
     <w:p>
       <w:pPr>
@@ -2139,11 +2464,11 @@
     </w:p>
     <w:p>
       <w:pPr>
+        <w:pStyle w:val="Compact"/>
         <w:numPr>
           <w:ilvl w:val="0"/>
           <w:numId w:val="1010"/>
         </w:numPr>
-        <w:pStyle w:val="Compact"/>
       </w:pPr>
       <w:r>
         <w:t xml:space="preserve">Auto-generated from the vendor’s profile data</w:t>
@@ -2151,11 +2476,11 @@
     </w:p>
     <w:p>
       <w:pPr>
+        <w:pStyle w:val="Compact"/>
         <w:numPr>
           <w:ilvl w:val="0"/>
           <w:numId w:val="1010"/>
         </w:numPr>
-        <w:pStyle w:val="Compact"/>
       </w:pPr>
       <w:r>
         <w:t xml:space="preserve">Shareable as a public URL</w:t>
@@ -2163,11 +2488,11 @@
     </w:p>
     <w:p>
       <w:pPr>
+        <w:pStyle w:val="Compact"/>
         <w:numPr>
           <w:ilvl w:val="0"/>
           <w:numId w:val="1010"/>
         </w:numPr>
-        <w:pStyle w:val="Compact"/>
       </w:pPr>
       <w:r>
         <w:t xml:space="preserve">Bookmarkable / linkable from social bios</w:t>
@@ -2175,11 +2500,11 @@
     </w:p>
     <w:p>
       <w:pPr>
+        <w:pStyle w:val="Compact"/>
         <w:numPr>
           <w:ilvl w:val="0"/>
           <w:numId w:val="1010"/>
         </w:numPr>
-        <w:pStyle w:val="Compact"/>
       </w:pPr>
       <w:r>
         <w:t xml:space="preserve">Embeddable on the vendor’s external website via iframe (optional)</w:t>
@@ -2187,11 +2512,11 @@
     </w:p>
     <w:p>
       <w:pPr>
+        <w:pStyle w:val="Compact"/>
         <w:numPr>
           <w:ilvl w:val="0"/>
           <w:numId w:val="1010"/>
         </w:numPr>
-        <w:pStyle w:val="Compact"/>
       </w:pPr>
       <w:r>
         <w:t xml:space="preserve">The destination for QR codes the vendor prints / displays at expos</w:t>
@@ -2208,13 +2533,7 @@
         <w:t xml:space="preserve"> </w:t>
       </w:r>
       <w:r>
-        <w:t xml:space="preserve">“</w:t>
-      </w:r>
-      <w:r>
-        <w:t xml:space="preserve">Book through Setnayan</w:t>
-      </w:r>
-      <w:r>
-        <w:t xml:space="preserve">”</w:t>
+        <w:t xml:space="preserve">“Book through Setnayan”</w:t>
       </w:r>
       <w:r>
         <w:t xml:space="preserve"> </w:t>
@@ -2228,6 +2547,7 @@
       <w:r>
         <w:rPr>
           <w:b/>
+          <w:bCs/>
         </w:rPr>
         <w:t xml:space="preserve">Vendor Pro Weekly</w:t>
       </w:r>
@@ -2238,15 +2558,15 @@
         <w:t xml:space="preserve">unlock custom styling (color palette, hero image, type pairing) on this page.</w:t>
       </w:r>
     </w:p>
+    <w:bookmarkEnd w:id="35"/>
+    <w:bookmarkStart w:id="36" w:name="customer-facing-promos-comp-gifts"/>
     <w:p>
       <w:pPr>
         <w:pStyle w:val="Heading2"/>
       </w:pPr>
-      <w:bookmarkStart w:id="46" w:name="customer-facing-promos-comp-gifts"/>
       <w:r>
         <w:t xml:space="preserve">8. Customer-Facing Promos &amp; Comp Gifts</w:t>
       </w:r>
-      <w:bookmarkEnd w:id="46"/>
     </w:p>
     <w:p>
       <w:pPr>
@@ -2258,15 +2578,16 @@
     </w:p>
     <w:p>
       <w:pPr>
+        <w:pStyle w:val="Compact"/>
         <w:numPr>
           <w:ilvl w:val="0"/>
           <w:numId w:val="1011"/>
         </w:numPr>
-        <w:pStyle w:val="Compact"/>
-      </w:pPr>
-      <w:r>
-        <w:rPr>
-          <w:b/>
+      </w:pPr>
+      <w:r>
+        <w:rPr>
+          <w:b/>
+          <w:bCs/>
         </w:rPr>
         <w:t xml:space="preserve">Complementary gifts</w:t>
       </w:r>
@@ -2282,6 +2603,7 @@
       <w:r>
         <w:rPr>
           <w:b/>
+          <w:bCs/>
         </w:rPr>
         <w:t xml:space="preserve">Comp Gifts</w:t>
       </w:r>
@@ -2294,15 +2616,16 @@
     </w:p>
     <w:p>
       <w:pPr>
+        <w:pStyle w:val="Compact"/>
         <w:numPr>
           <w:ilvl w:val="0"/>
           <w:numId w:val="1011"/>
         </w:numPr>
-        <w:pStyle w:val="Compact"/>
-      </w:pPr>
-      <w:r>
-        <w:rPr>
-          <w:b/>
+      </w:pPr>
+      <w:r>
+        <w:rPr>
+          <w:b/>
+          <w:bCs/>
         </w:rPr>
         <w:t xml:space="preserve">Promo campaigns</w:t>
       </w:r>
@@ -2316,13 +2639,7 @@
         <w:t xml:space="preserve"> </w:t>
       </w:r>
       <w:r>
-        <w:t xml:space="preserve">“</w:t>
-      </w:r>
-      <w:r>
-        <w:t xml:space="preserve">Spend ≥₱X within date range Y, get complementary gift Z.</w:t>
-      </w:r>
-      <w:r>
-        <w:t xml:space="preserve">”</w:t>
+        <w:t xml:space="preserve">“Spend ≥₱X within date range Y, get complementary gift Z.”</w:t>
       </w:r>
       <w:r>
         <w:t xml:space="preserve"> </w:t>
@@ -2333,15 +2650,16 @@
     </w:p>
     <w:p>
       <w:pPr>
+        <w:pStyle w:val="Compact"/>
         <w:numPr>
           <w:ilvl w:val="0"/>
           <w:numId w:val="1011"/>
         </w:numPr>
-        <w:pStyle w:val="Compact"/>
-      </w:pPr>
-      <w:r>
-        <w:rPr>
-          <w:b/>
+      </w:pPr>
+      <w:r>
+        <w:rPr>
+          <w:b/>
+          <w:bCs/>
         </w:rPr>
         <w:t xml:space="preserve">Vendor exclusive-offer freebies</w:t>
       </w:r>
@@ -2360,15 +2678,15 @@
         <w:t xml:space="preserve">All comp gifts and promo applications are logged in the admin console with admin attribution and the rationale field filled in.</w:t>
       </w:r>
     </w:p>
+    <w:bookmarkEnd w:id="36"/>
+    <w:bookmarkStart w:id="37" w:name="pricing-catalog-governance"/>
     <w:p>
       <w:pPr>
         <w:pStyle w:val="Heading2"/>
       </w:pPr>
-      <w:bookmarkStart w:id="47" w:name="pricing-catalog-governance"/>
       <w:r>
         <w:t xml:space="preserve">9. Pricing Catalog Governance</w:t>
       </w:r>
-      <w:bookmarkEnd w:id="47"/>
     </w:p>
     <w:p>
       <w:pPr>
@@ -2383,6 +2701,7 @@
       <w:r>
         <w:rPr>
           <w:b/>
+          <w:bCs/>
         </w:rPr>
         <w:t xml:space="preserve">constant</w:t>
       </w:r>
@@ -2406,6 +2725,7 @@
       <w:r>
         <w:rPr>
           <w:b/>
+          <w:bCs/>
         </w:rPr>
         <w:t xml:space="preserve">time-limited bundle promos</w:t>
       </w:r>
@@ -2413,19 +2733,13 @@
         <w:t xml:space="preserve"> </w:t>
       </w:r>
       <w:r>
-        <w:t xml:space="preserve">for in-app services (e.g.,</w:t>
-      </w:r>
-      <w:r>
-        <w:t xml:space="preserve"> </w:t>
-      </w:r>
-      <w:r>
-        <w:t xml:space="preserve">“</w:t>
-      </w:r>
-      <w:r>
-        <w:t xml:space="preserve">Save-the-Date + Paparazzi 5-seat as a bundle for the month of June</w:t>
-      </w:r>
-      <w:r>
-        <w:t xml:space="preserve">”</w:t>
+        <w:t xml:space="preserve">for add-ons (e.g.,</w:t>
+      </w:r>
+      <w:r>
+        <w:t xml:space="preserve"> </w:t>
+      </w:r>
+      <w:r>
+        <w:t xml:space="preserve">“Save-the-Date + Paparazzi 5-seat as a bundle for the month of June”</w:t>
       </w:r>
       <w:r>
         <w:t xml:space="preserve">). Bundle promos are configured by admin, time-bound, and clearly marked at checkout.</w:t>
@@ -2439,15 +2753,15 @@
         <w:t xml:space="preserve">Vendor exclusive offers (§ 3.3) are not Setnayan promos — they are vendor-funded. Setnayan only promotes them; vendor bears the cost.</w:t>
       </w:r>
     </w:p>
+    <w:bookmarkEnd w:id="37"/>
+    <w:bookmarkStart w:id="39" w:name="admin-role-granularity"/>
     <w:p>
       <w:pPr>
         <w:pStyle w:val="Heading2"/>
       </w:pPr>
-      <w:bookmarkStart w:id="48" w:name="admin-role-granularity"/>
       <w:r>
         <w:t xml:space="preserve">10. Admin Role Granularity</w:t>
       </w:r>
-      <w:bookmarkEnd w:id="48"/>
     </w:p>
     <w:p>
       <w:pPr>
@@ -2460,8 +2774,9 @@
     <w:tbl>
       <w:tblPr>
         <w:tblStyle w:val="Table"/>
-        <w:tblW w:type="pct" w:w="5000.0"/>
-        <w:tblLook w:firstRow="1"/>
+        <w:tblW w:type="pct" w:w="5000"/>
+        <w:tblLayout w:type="fixed"/>
+        <w:tblLook w:firstRow="1" w:lastRow="0" w:firstColumn="0" w:lastColumn="0" w:noHBand="0" w:noVBand="0" w:val="0020"/>
       </w:tblPr>
       <w:tblGrid>
         <w:gridCol w:w="2640"/>
@@ -2470,19 +2785,13 @@
       </w:tblGrid>
       <w:tr>
         <w:trPr>
-          <w:cnfStyle w:firstRow="1"/>
+          <w:tblHeader w:val="on"/>
         </w:trPr>
         <w:tc>
-          <w:tcPr>
-            <w:tcBorders>
-              <w:bottom w:val="single"/>
-            </w:tcBorders>
-            <w:vAlign w:val="bottom"/>
-          </w:tcPr>
-          <w:p>
-            <w:pPr>
-              <w:pStyle w:val="Compact"/>
-              <w:jc w:val="left"/>
+          <w:tcPr/>
+          <w:p>
+            <w:pPr>
+              <w:pStyle w:val="Compact"/>
             </w:pPr>
             <w:r>
               <w:t xml:space="preserve">Role</w:t>
@@ -2490,16 +2799,10 @@
           </w:p>
         </w:tc>
         <w:tc>
-          <w:tcPr>
-            <w:tcBorders>
-              <w:bottom w:val="single"/>
-            </w:tcBorders>
-            <w:vAlign w:val="bottom"/>
-          </w:tcPr>
-          <w:p>
-            <w:pPr>
-              <w:pStyle w:val="Compact"/>
-              <w:jc w:val="left"/>
+          <w:tcPr/>
+          <w:p>
+            <w:pPr>
+              <w:pStyle w:val="Compact"/>
             </w:pPr>
             <w:r>
               <w:t xml:space="preserve">Primary responsibility</w:t>
@@ -2507,16 +2810,10 @@
           </w:p>
         </w:tc>
         <w:tc>
-          <w:tcPr>
-            <w:tcBorders>
-              <w:bottom w:val="single"/>
-            </w:tcBorders>
-            <w:vAlign w:val="bottom"/>
-          </w:tcPr>
-          <w:p>
-            <w:pPr>
-              <w:pStyle w:val="Compact"/>
-              <w:jc w:val="left"/>
+          <w:tcPr/>
+          <w:p>
+            <w:pPr>
+              <w:pStyle w:val="Compact"/>
             </w:pPr>
             <w:r>
               <w:t xml:space="preserve">Surfaces accessed</w:t>
@@ -2526,24 +2823,25 @@
       </w:tr>
       <w:tr>
         <w:tc>
-          <w:p>
-            <w:pPr>
-              <w:pStyle w:val="Compact"/>
-              <w:jc w:val="left"/>
+          <w:tcPr/>
+          <w:p>
+            <w:pPr>
+              <w:pStyle w:val="Compact"/>
             </w:pPr>
             <w:r>
               <w:rPr>
                 <w:b/>
+                <w:bCs/>
               </w:rPr>
               <w:t xml:space="preserve">Ops Lead</w:t>
             </w:r>
           </w:p>
         </w:tc>
         <w:tc>
-          <w:p>
-            <w:pPr>
-              <w:pStyle w:val="Compact"/>
-              <w:jc w:val="left"/>
+          <w:tcPr/>
+          <w:p>
+            <w:pPr>
+              <w:pStyle w:val="Compact"/>
             </w:pPr>
             <w:r>
               <w:t xml:space="preserve">Full platform admin</w:t>
@@ -2551,10 +2849,10 @@
           </w:p>
         </w:tc>
         <w:tc>
-          <w:p>
-            <w:pPr>
-              <w:pStyle w:val="Compact"/>
-              <w:jc w:val="left"/>
+          <w:tcPr/>
+          <w:p>
+            <w:pPr>
+              <w:pStyle w:val="Compact"/>
             </w:pPr>
             <w:r>
               <w:t xml:space="preserve">All surfaces</w:t>
@@ -2564,24 +2862,25 @@
       </w:tr>
       <w:tr>
         <w:tc>
-          <w:p>
-            <w:pPr>
-              <w:pStyle w:val="Compact"/>
-              <w:jc w:val="left"/>
+          <w:tcPr/>
+          <w:p>
+            <w:pPr>
+              <w:pStyle w:val="Compact"/>
             </w:pPr>
             <w:r>
               <w:rPr>
                 <w:b/>
+                <w:bCs/>
               </w:rPr>
               <w:t xml:space="preserve">Transactions Handler</w:t>
             </w:r>
           </w:p>
         </w:tc>
         <w:tc>
-          <w:p>
-            <w:pPr>
-              <w:pStyle w:val="Compact"/>
-              <w:jc w:val="left"/>
+          <w:tcPr/>
+          <w:p>
+            <w:pPr>
+              <w:pStyle w:val="Compact"/>
             </w:pPr>
             <w:r>
               <w:t xml:space="preserve">Payment reconciliation, payouts</w:t>
@@ -2589,10 +2888,10 @@
           </w:p>
         </w:tc>
         <w:tc>
-          <w:p>
-            <w:pPr>
-              <w:pStyle w:val="Compact"/>
-              <w:jc w:val="left"/>
+          <w:tcPr/>
+          <w:p>
+            <w:pPr>
+              <w:pStyle w:val="Compact"/>
             </w:pPr>
             <w:r>
               <w:t xml:space="preserve">Payments + Audit log</w:t>
@@ -2602,24 +2901,25 @@
       </w:tr>
       <w:tr>
         <w:tc>
-          <w:p>
-            <w:pPr>
-              <w:pStyle w:val="Compact"/>
-              <w:jc w:val="left"/>
+          <w:tcPr/>
+          <w:p>
+            <w:pPr>
+              <w:pStyle w:val="Compact"/>
             </w:pPr>
             <w:r>
               <w:rPr>
                 <w:b/>
+                <w:bCs/>
               </w:rPr>
               <w:t xml:space="preserve">Verification Handler</w:t>
             </w:r>
           </w:p>
         </w:tc>
         <w:tc>
-          <w:p>
-            <w:pPr>
-              <w:pStyle w:val="Compact"/>
-              <w:jc w:val="left"/>
+          <w:tcPr/>
+          <w:p>
+            <w:pPr>
+              <w:pStyle w:val="Compact"/>
             </w:pPr>
             <w:r>
               <w:t xml:space="preserve">Vendor verification queue, on-site visit coordination</w:t>
@@ -2627,10 +2927,10 @@
           </w:p>
         </w:tc>
         <w:tc>
-          <w:p>
-            <w:pPr>
-              <w:pStyle w:val="Compact"/>
-              <w:jc w:val="left"/>
+          <w:tcPr/>
+          <w:p>
+            <w:pPr>
+              <w:pStyle w:val="Compact"/>
             </w:pPr>
             <w:r>
               <w:t xml:space="preserve">Verification + Users</w:t>
@@ -2640,24 +2940,25 @@
       </w:tr>
       <w:tr>
         <w:tc>
-          <w:p>
-            <w:pPr>
-              <w:pStyle w:val="Compact"/>
-              <w:jc w:val="left"/>
+          <w:tcPr/>
+          <w:p>
+            <w:pPr>
+              <w:pStyle w:val="Compact"/>
             </w:pPr>
             <w:r>
               <w:rPr>
                 <w:b/>
+                <w:bCs/>
               </w:rPr>
               <w:t xml:space="preserve">Disputes Handler</w:t>
             </w:r>
           </w:p>
         </w:tc>
         <w:tc>
-          <w:p>
-            <w:pPr>
-              <w:pStyle w:val="Compact"/>
-              <w:jc w:val="left"/>
+          <w:tcPr/>
+          <w:p>
+            <w:pPr>
+              <w:pStyle w:val="Compact"/>
             </w:pPr>
             <w:r>
               <w:t xml:space="preserve">Mediation, refunds, goodwill credits</w:t>
@@ -2665,10 +2966,10 @@
           </w:p>
         </w:tc>
         <w:tc>
-          <w:p>
-            <w:pPr>
-              <w:pStyle w:val="Compact"/>
-              <w:jc w:val="left"/>
+          <w:tcPr/>
+          <w:p>
+            <w:pPr>
+              <w:pStyle w:val="Compact"/>
             </w:pPr>
             <w:r>
               <w:t xml:space="preserve">Disputes + Refunds + Audit</w:t>
@@ -2678,24 +2979,25 @@
       </w:tr>
       <w:tr>
         <w:tc>
-          <w:p>
-            <w:pPr>
-              <w:pStyle w:val="Compact"/>
-              <w:jc w:val="left"/>
+          <w:tcPr/>
+          <w:p>
+            <w:pPr>
+              <w:pStyle w:val="Compact"/>
             </w:pPr>
             <w:r>
               <w:rPr>
                 <w:b/>
+                <w:bCs/>
               </w:rPr>
               <w:t xml:space="preserve">Payments Handler</w:t>
             </w:r>
           </w:p>
         </w:tc>
         <w:tc>
-          <w:p>
-            <w:pPr>
-              <w:pStyle w:val="Compact"/>
-              <w:jc w:val="left"/>
+          <w:tcPr/>
+          <w:p>
+            <w:pPr>
+              <w:pStyle w:val="Compact"/>
             </w:pPr>
             <w:r>
               <w:t xml:space="preserve">Same as Transactions but with broader reconciliation authority</w:t>
@@ -2703,10 +3005,10 @@
           </w:p>
         </w:tc>
         <w:tc>
-          <w:p>
-            <w:pPr>
-              <w:pStyle w:val="Compact"/>
-              <w:jc w:val="left"/>
+          <w:tcPr/>
+          <w:p>
+            <w:pPr>
+              <w:pStyle w:val="Compact"/>
             </w:pPr>
             <w:r>
               <w:t xml:space="preserve">Payments + Refunds</w:t>
@@ -2716,24 +3018,25 @@
       </w:tr>
       <w:tr>
         <w:tc>
-          <w:p>
-            <w:pPr>
-              <w:pStyle w:val="Compact"/>
-              <w:jc w:val="left"/>
+          <w:tcPr/>
+          <w:p>
+            <w:pPr>
+              <w:pStyle w:val="Compact"/>
             </w:pPr>
             <w:r>
               <w:rPr>
                 <w:b/>
+                <w:bCs/>
               </w:rPr>
               <w:t xml:space="preserve">Customer Accounts Handler</w:t>
             </w:r>
           </w:p>
         </w:tc>
         <w:tc>
-          <w:p>
-            <w:pPr>
-              <w:pStyle w:val="Compact"/>
-              <w:jc w:val="left"/>
+          <w:tcPr/>
+          <w:p>
+            <w:pPr>
+              <w:pStyle w:val="Compact"/>
             </w:pPr>
             <w:r>
               <w:t xml:space="preserve">Customer onboarding, account states, comp gifts</w:t>
@@ -2741,10 +3044,10 @@
           </w:p>
         </w:tc>
         <w:tc>
-          <w:p>
-            <w:pPr>
-              <w:pStyle w:val="Compact"/>
-              <w:jc w:val="left"/>
+          <w:tcPr/>
+          <w:p>
+            <w:pPr>
+              <w:pStyle w:val="Compact"/>
             </w:pPr>
             <w:r>
               <w:t xml:space="preserve">Users (customer filter) + Comp Gifts</w:t>
@@ -2754,24 +3057,25 @@
       </w:tr>
       <w:tr>
         <w:tc>
-          <w:p>
-            <w:pPr>
-              <w:pStyle w:val="Compact"/>
-              <w:jc w:val="left"/>
+          <w:tcPr/>
+          <w:p>
+            <w:pPr>
+              <w:pStyle w:val="Compact"/>
             </w:pPr>
             <w:r>
               <w:rPr>
                 <w:b/>
+                <w:bCs/>
               </w:rPr>
               <w:t xml:space="preserve">Vendor Accounts Handler</w:t>
             </w:r>
           </w:p>
         </w:tc>
         <w:tc>
-          <w:p>
-            <w:pPr>
-              <w:pStyle w:val="Compact"/>
-              <w:jc w:val="left"/>
+          <w:tcPr/>
+          <w:p>
+            <w:pPr>
+              <w:pStyle w:val="Compact"/>
             </w:pPr>
             <w:r>
               <w:t xml:space="preserve">Vendor onboarding, tier changes, exclusive-offer audits</w:t>
@@ -2779,10 +3083,10 @@
           </w:p>
         </w:tc>
         <w:tc>
-          <w:p>
-            <w:pPr>
-              <w:pStyle w:val="Compact"/>
-              <w:jc w:val="left"/>
+          <w:tcPr/>
+          <w:p>
+            <w:pPr>
+              <w:pStyle w:val="Compact"/>
             </w:pPr>
             <w:r>
               <w:t xml:space="preserve">Users (vendor filter) + Pricing</w:t>
@@ -2804,6 +3108,7 @@
       <w:r>
         <w:rPr>
           <w:b/>
+          <w:bCs/>
         </w:rPr>
         <w:t xml:space="preserve">assigned a specific role</w:t>
       </w:r>
@@ -2819,6 +3124,7 @@
       <w:r>
         <w:rPr>
           <w:b/>
+          <w:bCs/>
         </w:rPr>
         <w:t xml:space="preserve">auto-analyzer</w:t>
       </w:r>
@@ -2836,6 +3142,7 @@
       <w:r>
         <w:rPr>
           <w:b/>
+          <w:bCs/>
         </w:rPr>
         <w:t xml:space="preserve">All admin actions are logged</w:t>
       </w:r>
@@ -2853,6 +3160,7 @@
       <w:r>
         <w:rPr>
           <w:b/>
+          <w:bCs/>
         </w:rPr>
         <w:t xml:space="preserve">Role provisioning</w:t>
       </w:r>
@@ -2863,15 +3171,14 @@
         <w:t xml:space="preserve">(creating a new admin) requires two-admin approval per the existing V1 lock — the requesting admin proposes the new admin’s email + role; a second admin (any non-requesting role) approves; the new admin role activates on approval.</w:t>
       </w:r>
     </w:p>
+    <w:bookmarkStart w:id="38" w:name="X7bab7597eb61d3611e31edac9a5b4e750dff77c"/>
     <w:p>
       <w:pPr>
         <w:pStyle w:val="Heading3"/>
       </w:pPr>
-      <w:bookmarkStart w:id="49" w:name="X7bab7597eb61d3611e31edac9a5b4e750dff77c"/>
       <w:r>
         <w:t xml:space="preserve">9.1 Two-admin approval scope — major decisions only</w:t>
       </w:r>
-      <w:bookmarkEnd w:id="49"/>
     </w:p>
     <w:p>
       <w:pPr>
@@ -2884,13 +3191,7 @@
         <w:t xml:space="preserve"> </w:t>
       </w:r>
       <w:r>
-        <w:t xml:space="preserve">“</w:t>
-      </w:r>
-      <w:r>
-        <w:t xml:space="preserve">four-eyes</w:t>
-      </w:r>
-      <w:r>
-        <w:t xml:space="preserve">”</w:t>
+        <w:t xml:space="preserve">“four-eyes”</w:t>
       </w:r>
       <w:r>
         <w:t xml:space="preserve"> </w:t>
@@ -2904,6 +3205,7 @@
       <w:r>
         <w:rPr>
           <w:b/>
+          <w:bCs/>
         </w:rPr>
         <w:t xml:space="preserve">only to high-stakes, irreversible, or fraud-adjacent actions</w:t>
       </w:r>
@@ -2916,6 +3218,7 @@
       <w:r>
         <w:rPr>
           <w:b/>
+          <w:bCs/>
         </w:rPr>
         <w:t xml:space="preserve">single-admin authority</w:t>
       </w:r>
@@ -2933,42 +3236,35 @@
       <w:r>
         <w:rPr>
           <w:b/>
+          <w:bCs/>
         </w:rPr>
         <w:t xml:space="preserve">Actions that REQUIRE two-admin approval (the</w:t>
       </w:r>
       <w:r>
         <w:rPr>
           <w:b/>
-        </w:rPr>
-        <w:t xml:space="preserve"> </w:t>
-      </w:r>
-      <w:r>
-        <w:rPr>
-          <w:b/>
-        </w:rPr>
-        <w:t xml:space="preserve">“</w:t>
-      </w:r>
-      <w:r>
-        <w:rPr>
-          <w:b/>
-        </w:rPr>
-        <w:t xml:space="preserve">major decisions</w:t>
-      </w:r>
-      <w:r>
-        <w:rPr>
-          <w:b/>
-        </w:rPr>
-        <w:t xml:space="preserve">”</w:t>
-      </w:r>
-      <w:r>
-        <w:rPr>
-          <w:b/>
-        </w:rPr>
-        <w:t xml:space="preserve"> </w:t>
-      </w:r>
-      <w:r>
-        <w:rPr>
-          <w:b/>
+          <w:bCs/>
+        </w:rPr>
+        <w:t xml:space="preserve"> </w:t>
+      </w:r>
+      <w:r>
+        <w:rPr>
+          <w:b/>
+          <w:bCs/>
+        </w:rPr>
+        <w:t xml:space="preserve">“major decisions”</w:t>
+      </w:r>
+      <w:r>
+        <w:rPr>
+          <w:b/>
+          <w:bCs/>
+        </w:rPr>
+        <w:t xml:space="preserve"> </w:t>
+      </w:r>
+      <w:r>
+        <w:rPr>
+          <w:b/>
+          <w:bCs/>
         </w:rPr>
         <w:t xml:space="preserve">list):</w:t>
       </w:r>
@@ -2976,8 +3272,9 @@
     <w:tbl>
       <w:tblPr>
         <w:tblStyle w:val="Table"/>
-        <w:tblW w:type="pct" w:w="5000.0"/>
-        <w:tblLook w:firstRow="1"/>
+        <w:tblW w:type="pct" w:w="5000"/>
+        <w:tblLayout w:type="fixed"/>
+        <w:tblLook w:firstRow="1" w:lastRow="0" w:firstColumn="0" w:lastColumn="0" w:noHBand="0" w:noVBand="0" w:val="0020"/>
       </w:tblPr>
       <w:tblGrid>
         <w:gridCol w:w="3960"/>
@@ -2985,19 +3282,13 @@
       </w:tblGrid>
       <w:tr>
         <w:trPr>
-          <w:cnfStyle w:firstRow="1"/>
+          <w:tblHeader w:val="on"/>
         </w:trPr>
         <w:tc>
-          <w:tcPr>
-            <w:tcBorders>
-              <w:bottom w:val="single"/>
-            </w:tcBorders>
-            <w:vAlign w:val="bottom"/>
-          </w:tcPr>
-          <w:p>
-            <w:pPr>
-              <w:pStyle w:val="Compact"/>
-              <w:jc w:val="left"/>
+          <w:tcPr/>
+          <w:p>
+            <w:pPr>
+              <w:pStyle w:val="Compact"/>
             </w:pPr>
             <w:r>
               <w:t xml:space="preserve">Action</w:t>
@@ -3005,16 +3296,10 @@
           </w:p>
         </w:tc>
         <w:tc>
-          <w:tcPr>
-            <w:tcBorders>
-              <w:bottom w:val="single"/>
-            </w:tcBorders>
-            <w:vAlign w:val="bottom"/>
-          </w:tcPr>
-          <w:p>
-            <w:pPr>
-              <w:pStyle w:val="Compact"/>
-              <w:jc w:val="left"/>
+          <w:tcPr/>
+          <w:p>
+            <w:pPr>
+              <w:pStyle w:val="Compact"/>
             </w:pPr>
             <w:r>
               <w:t xml:space="preserve">Why two-admin</w:t>
@@ -3024,10 +3309,10 @@
       </w:tr>
       <w:tr>
         <w:tc>
-          <w:p>
-            <w:pPr>
-              <w:pStyle w:val="Compact"/>
-              <w:jc w:val="left"/>
+          <w:tcPr/>
+          <w:p>
+            <w:pPr>
+              <w:pStyle w:val="Compact"/>
             </w:pPr>
             <w:r>
               <w:t xml:space="preserve">Promote a user to any admin role</w:t>
@@ -3035,10 +3320,10 @@
           </w:p>
         </w:tc>
         <w:tc>
-          <w:p>
-            <w:pPr>
-              <w:pStyle w:val="Compact"/>
-              <w:jc w:val="left"/>
+          <w:tcPr/>
+          <w:p>
+            <w:pPr>
+              <w:pStyle w:val="Compact"/>
             </w:pPr>
             <w:r>
               <w:t xml:space="preserve">Privilege escalation — irreversible damage potential</w:t>
@@ -3048,10 +3333,10 @@
       </w:tr>
       <w:tr>
         <w:tc>
-          <w:p>
-            <w:pPr>
-              <w:pStyle w:val="Compact"/>
-              <w:jc w:val="left"/>
+          <w:tcPr/>
+          <w:p>
+            <w:pPr>
+              <w:pStyle w:val="Compact"/>
             </w:pPr>
             <w:r>
               <w:t xml:space="preserve">Add an internal account (</w:t>
@@ -3068,10 +3353,10 @@
           </w:p>
         </w:tc>
         <w:tc>
-          <w:p>
-            <w:pPr>
-              <w:pStyle w:val="Compact"/>
-              <w:jc w:val="left"/>
+          <w:tcPr/>
+          <w:p>
+            <w:pPr>
+              <w:pStyle w:val="Compact"/>
             </w:pPr>
             <w:r>
               <w:t xml:space="preserve">Bypasses all billing permanently</w:t>
@@ -3081,10 +3366,10 @@
       </w:tr>
       <w:tr>
         <w:tc>
-          <w:p>
-            <w:pPr>
-              <w:pStyle w:val="Compact"/>
-              <w:jc w:val="left"/>
+          <w:tcPr/>
+          <w:p>
+            <w:pPr>
+              <w:pStyle w:val="Compact"/>
             </w:pPr>
             <w:r>
               <w:t xml:space="preserve">Add a team member to shared-pool eligibility (</w:t>
@@ -3101,10 +3386,10 @@
           </w:p>
         </w:tc>
         <w:tc>
-          <w:p>
-            <w:pPr>
-              <w:pStyle w:val="Compact"/>
-              <w:jc w:val="left"/>
+          <w:tcPr/>
+          <w:p>
+            <w:pPr>
+              <w:pStyle w:val="Compact"/>
             </w:pPr>
             <w:r>
               <w:t xml:space="preserve">Grants ongoing pool draw rights</w:t>
@@ -3114,10 +3399,10 @@
       </w:tr>
       <w:tr>
         <w:tc>
-          <w:p>
-            <w:pPr>
-              <w:pStyle w:val="Compact"/>
-              <w:jc w:val="left"/>
+          <w:tcPr/>
+          <w:p>
+            <w:pPr>
+              <w:pStyle w:val="Compact"/>
             </w:pPr>
             <w:r>
               <w:t xml:space="preserve">Issue an</w:t>
@@ -3143,6 +3428,7 @@
             <w:r>
               <w:rPr>
                 <w:b/>
+                <w:bCs/>
               </w:rPr>
               <w:t xml:space="preserve">&gt; ₱10,000</w:t>
             </w:r>
@@ -3155,10 +3441,10 @@
           </w:p>
         </w:tc>
         <w:tc>
-          <w:p>
-            <w:pPr>
-              <w:pStyle w:val="Compact"/>
-              <w:jc w:val="left"/>
+          <w:tcPr/>
+          <w:p>
+            <w:pPr>
+              <w:pStyle w:val="Compact"/>
             </w:pPr>
             <w:r>
               <w:t xml:space="preserve">Material giveaway</w:t>
@@ -3168,10 +3454,10 @@
       </w:tr>
       <w:tr>
         <w:tc>
-          <w:p>
-            <w:pPr>
-              <w:pStyle w:val="Compact"/>
-              <w:jc w:val="left"/>
+          <w:tcPr/>
+          <w:p>
+            <w:pPr>
+              <w:pStyle w:val="Compact"/>
             </w:pPr>
             <w:r>
               <w:t xml:space="preserve">Modify Setnayan’s static BDO / GCash payment-receiving account numbers</w:t>
@@ -3179,10 +3465,10 @@
           </w:p>
         </w:tc>
         <w:tc>
-          <w:p>
-            <w:pPr>
-              <w:pStyle w:val="Compact"/>
-              <w:jc w:val="left"/>
+          <w:tcPr/>
+          <w:p>
+            <w:pPr>
+              <w:pStyle w:val="Compact"/>
             </w:pPr>
             <w:r>
               <w:t xml:space="preserve">Payment redirection = fraud risk</w:t>
@@ -3192,10 +3478,10 @@
       </w:tr>
       <w:tr>
         <w:tc>
-          <w:p>
-            <w:pPr>
-              <w:pStyle w:val="Compact"/>
-              <w:jc w:val="left"/>
+          <w:tcPr/>
+          <w:p>
+            <w:pPr>
+              <w:pStyle w:val="Compact"/>
             </w:pPr>
             <w:r>
               <w:t xml:space="preserve">Mid-quarter price change on any in-app SKU</w:t>
@@ -3203,10 +3489,10 @@
           </w:p>
         </w:tc>
         <w:tc>
-          <w:p>
-            <w:pPr>
-              <w:pStyle w:val="Compact"/>
-              <w:jc w:val="left"/>
+          <w:tcPr/>
+          <w:p>
+            <w:pPr>
+              <w:pStyle w:val="Compact"/>
             </w:pPr>
             <w:r>
               <w:t xml:space="preserve">Pricing governance (per § 8)</w:t>
@@ -3216,10 +3502,10 @@
       </w:tr>
       <w:tr>
         <w:tc>
-          <w:p>
-            <w:pPr>
-              <w:pStyle w:val="Compact"/>
-              <w:jc w:val="left"/>
+          <w:tcPr/>
+          <w:p>
+            <w:pPr>
+              <w:pStyle w:val="Compact"/>
             </w:pPr>
             <w:r>
               <w:t xml:space="preserve">Vendor force-delisting (revoke tier without due-process timeline)</w:t>
@@ -3227,10 +3513,10 @@
           </w:p>
         </w:tc>
         <w:tc>
-          <w:p>
-            <w:pPr>
-              <w:pStyle w:val="Compact"/>
-              <w:jc w:val="left"/>
+          <w:tcPr/>
+          <w:p>
+            <w:pPr>
+              <w:pStyle w:val="Compact"/>
             </w:pPr>
             <w:r>
               <w:t xml:space="preserve">Vendor protection</w:t>
@@ -3240,10 +3526,10 @@
       </w:tr>
       <w:tr>
         <w:tc>
-          <w:p>
-            <w:pPr>
-              <w:pStyle w:val="Compact"/>
-              <w:jc w:val="left"/>
+          <w:tcPr/>
+          <w:p>
+            <w:pPr>
+              <w:pStyle w:val="Compact"/>
             </w:pPr>
             <w:r>
               <w:t xml:space="preserve">Refund any single transaction</w:t>
@@ -3254,16 +3540,17 @@
             <w:r>
               <w:rPr>
                 <w:b/>
+                <w:bCs/>
               </w:rPr>
               <w:t xml:space="preserve">&gt; ₱25,000</w:t>
             </w:r>
           </w:p>
         </w:tc>
         <w:tc>
-          <w:p>
-            <w:pPr>
-              <w:pStyle w:val="Compact"/>
-              <w:jc w:val="left"/>
+          <w:tcPr/>
+          <w:p>
+            <w:pPr>
+              <w:pStyle w:val="Compact"/>
             </w:pPr>
             <w:r>
               <w:t xml:space="preserve">Financial control</w:t>
@@ -3273,10 +3560,10 @@
       </w:tr>
       <w:tr>
         <w:tc>
-          <w:p>
-            <w:pPr>
-              <w:pStyle w:val="Compact"/>
-              <w:jc w:val="left"/>
+          <w:tcPr/>
+          <w:p>
+            <w:pPr>
+              <w:pStyle w:val="Compact"/>
             </w:pPr>
             <w:r>
               <w:t xml:space="preserve">Re-publish a previously rejected vendor application</w:t>
@@ -3284,10 +3571,10 @@
           </w:p>
         </w:tc>
         <w:tc>
-          <w:p>
-            <w:pPr>
-              <w:pStyle w:val="Compact"/>
-              <w:jc w:val="left"/>
+          <w:tcPr/>
+          <w:p>
+            <w:pPr>
+              <w:pStyle w:val="Compact"/>
             </w:pPr>
             <w:r>
               <w:t xml:space="preserve">Verification integrity</w:t>
@@ -3303,42 +3590,35 @@
       <w:r>
         <w:rPr>
           <w:b/>
+          <w:bCs/>
         </w:rPr>
         <w:t xml:space="preserve">Actions that are SINGLE-ADMIN authority (the</w:t>
       </w:r>
       <w:r>
         <w:rPr>
           <w:b/>
-        </w:rPr>
-        <w:t xml:space="preserve"> </w:t>
-      </w:r>
-      <w:r>
-        <w:rPr>
-          <w:b/>
-        </w:rPr>
-        <w:t xml:space="preserve">“</w:t>
-      </w:r>
-      <w:r>
-        <w:rPr>
-          <w:b/>
-        </w:rPr>
-        <w:t xml:space="preserve">lighter decisions</w:t>
-      </w:r>
-      <w:r>
-        <w:rPr>
-          <w:b/>
-        </w:rPr>
-        <w:t xml:space="preserve">”</w:t>
-      </w:r>
-      <w:r>
-        <w:rPr>
-          <w:b/>
-        </w:rPr>
-        <w:t xml:space="preserve"> </w:t>
-      </w:r>
-      <w:r>
-        <w:rPr>
-          <w:b/>
+          <w:bCs/>
+        </w:rPr>
+        <w:t xml:space="preserve"> </w:t>
+      </w:r>
+      <w:r>
+        <w:rPr>
+          <w:b/>
+          <w:bCs/>
+        </w:rPr>
+        <w:t xml:space="preserve">“lighter decisions”</w:t>
+      </w:r>
+      <w:r>
+        <w:rPr>
+          <w:b/>
+          <w:bCs/>
+        </w:rPr>
+        <w:t xml:space="preserve"> </w:t>
+      </w:r>
+      <w:r>
+        <w:rPr>
+          <w:b/>
+          <w:bCs/>
         </w:rPr>
         <w:t xml:space="preserve">list):</w:t>
       </w:r>
@@ -3346,8 +3626,9 @@
     <w:tbl>
       <w:tblPr>
         <w:tblStyle w:val="Table"/>
-        <w:tblW w:type="pct" w:w="5000.0"/>
-        <w:tblLook w:firstRow="1"/>
+        <w:tblW w:type="pct" w:w="5000"/>
+        <w:tblLayout w:type="fixed"/>
+        <w:tblLook w:firstRow="1" w:lastRow="0" w:firstColumn="0" w:lastColumn="0" w:noHBand="0" w:noVBand="0" w:val="0020"/>
       </w:tblPr>
       <w:tblGrid>
         <w:gridCol w:w="3960"/>
@@ -3355,19 +3636,13 @@
       </w:tblGrid>
       <w:tr>
         <w:trPr>
-          <w:cnfStyle w:firstRow="1"/>
+          <w:tblHeader w:val="on"/>
         </w:trPr>
         <w:tc>
-          <w:tcPr>
-            <w:tcBorders>
-              <w:bottom w:val="single"/>
-            </w:tcBorders>
-            <w:vAlign w:val="bottom"/>
-          </w:tcPr>
-          <w:p>
-            <w:pPr>
-              <w:pStyle w:val="Compact"/>
-              <w:jc w:val="left"/>
+          <w:tcPr/>
+          <w:p>
+            <w:pPr>
+              <w:pStyle w:val="Compact"/>
             </w:pPr>
             <w:r>
               <w:t xml:space="preserve">Action</w:t>
@@ -3375,16 +3650,10 @@
           </w:p>
         </w:tc>
         <w:tc>
-          <w:tcPr>
-            <w:tcBorders>
-              <w:bottom w:val="single"/>
-            </w:tcBorders>
-            <w:vAlign w:val="bottom"/>
-          </w:tcPr>
-          <w:p>
-            <w:pPr>
-              <w:pStyle w:val="Compact"/>
-              <w:jc w:val="left"/>
+          <w:tcPr/>
+          <w:p>
+            <w:pPr>
+              <w:pStyle w:val="Compact"/>
             </w:pPr>
             <w:r>
               <w:t xml:space="preserve">Authorized role(s)</w:t>
@@ -3394,14 +3663,15 @@
       </w:tr>
       <w:tr>
         <w:tc>
-          <w:p>
-            <w:pPr>
-              <w:pStyle w:val="Compact"/>
-              <w:jc w:val="left"/>
+          <w:tcPr/>
+          <w:p>
+            <w:pPr>
+              <w:pStyle w:val="Compact"/>
             </w:pPr>
             <w:r>
               <w:rPr>
                 <w:b/>
+                <w:bCs/>
               </w:rPr>
               <w:t xml:space="preserve">Accept / reconcile a payment</w:t>
             </w:r>
@@ -3441,10 +3711,10 @@
           </w:p>
         </w:tc>
         <w:tc>
-          <w:p>
-            <w:pPr>
-              <w:pStyle w:val="Compact"/>
-              <w:jc w:val="left"/>
+          <w:tcPr/>
+          <w:p>
+            <w:pPr>
+              <w:pStyle w:val="Compact"/>
             </w:pPr>
             <w:r>
               <w:t xml:space="preserve">Transactions Handler · Payments Handler</w:t>
@@ -3454,14 +3724,15 @@
       </w:tr>
       <w:tr>
         <w:tc>
-          <w:p>
-            <w:pPr>
-              <w:pStyle w:val="Compact"/>
-              <w:jc w:val="left"/>
+          <w:tcPr/>
+          <w:p>
+            <w:pPr>
+              <w:pStyle w:val="Compact"/>
             </w:pPr>
             <w:r>
               <w:rPr>
                 <w:b/>
+                <w:bCs/>
               </w:rPr>
               <w:t xml:space="preserve">Approve a vendor verification queue item</w:t>
             </w:r>
@@ -3474,10 +3745,10 @@
           </w:p>
         </w:tc>
         <w:tc>
-          <w:p>
-            <w:pPr>
-              <w:pStyle w:val="Compact"/>
-              <w:jc w:val="left"/>
+          <w:tcPr/>
+          <w:p>
+            <w:pPr>
+              <w:pStyle w:val="Compact"/>
             </w:pPr>
             <w:r>
               <w:t xml:space="preserve">Verification Handler</w:t>
@@ -3487,24 +3758,25 @@
       </w:tr>
       <w:tr>
         <w:tc>
-          <w:p>
-            <w:pPr>
-              <w:pStyle w:val="Compact"/>
-              <w:jc w:val="left"/>
+          <w:tcPr/>
+          <w:p>
+            <w:pPr>
+              <w:pStyle w:val="Compact"/>
             </w:pPr>
             <w:r>
               <w:rPr>
                 <w:b/>
+                <w:bCs/>
               </w:rPr>
               <w:t xml:space="preserve">Schedule a Certified on-site visit</w:t>
             </w:r>
           </w:p>
         </w:tc>
         <w:tc>
-          <w:p>
-            <w:pPr>
-              <w:pStyle w:val="Compact"/>
-              <w:jc w:val="left"/>
+          <w:tcPr/>
+          <w:p>
+            <w:pPr>
+              <w:pStyle w:val="Compact"/>
             </w:pPr>
             <w:r>
               <w:t xml:space="preserve">Verification Handler</w:t>
@@ -3514,14 +3786,15 @@
       </w:tr>
       <w:tr>
         <w:tc>
-          <w:p>
-            <w:pPr>
-              <w:pStyle w:val="Compact"/>
-              <w:jc w:val="left"/>
+          <w:tcPr/>
+          <w:p>
+            <w:pPr>
+              <w:pStyle w:val="Compact"/>
             </w:pPr>
             <w:r>
               <w:rPr>
                 <w:b/>
+                <w:bCs/>
               </w:rPr>
               <w:t xml:space="preserve">Issue a comp gift</w:t>
             </w:r>
@@ -3534,10 +3807,10 @@
           </w:p>
         </w:tc>
         <w:tc>
-          <w:p>
-            <w:pPr>
-              <w:pStyle w:val="Compact"/>
-              <w:jc w:val="left"/>
+          <w:tcPr/>
+          <w:p>
+            <w:pPr>
+              <w:pStyle w:val="Compact"/>
             </w:pPr>
             <w:r>
               <w:t xml:space="preserve">Customer Accounts Handler · Vendor Accounts Handler</w:t>
@@ -3547,14 +3820,15 @@
       </w:tr>
       <w:tr>
         <w:tc>
-          <w:p>
-            <w:pPr>
-              <w:pStyle w:val="Compact"/>
-              <w:jc w:val="left"/>
+          <w:tcPr/>
+          <w:p>
+            <w:pPr>
+              <w:pStyle w:val="Compact"/>
             </w:pPr>
             <w:r>
               <w:rPr>
                 <w:b/>
+                <w:bCs/>
               </w:rPr>
               <w:t xml:space="preserve">Process a refund</w:t>
             </w:r>
@@ -3567,10 +3841,10 @@
           </w:p>
         </w:tc>
         <w:tc>
-          <w:p>
-            <w:pPr>
-              <w:pStyle w:val="Compact"/>
-              <w:jc w:val="left"/>
+          <w:tcPr/>
+          <w:p>
+            <w:pPr>
+              <w:pStyle w:val="Compact"/>
             </w:pPr>
             <w:r>
               <w:t xml:space="preserve">Disputes Handler · Payments Handler</w:t>
@@ -3580,24 +3854,25 @@
       </w:tr>
       <w:tr>
         <w:tc>
-          <w:p>
-            <w:pPr>
-              <w:pStyle w:val="Compact"/>
-              <w:jc w:val="left"/>
+          <w:tcPr/>
+          <w:p>
+            <w:pPr>
+              <w:pStyle w:val="Compact"/>
             </w:pPr>
             <w:r>
               <w:rPr>
                 <w:b/>
+                <w:bCs/>
               </w:rPr>
               <w:t xml:space="preserve">Suspend / restore a customer account</w:t>
             </w:r>
           </w:p>
         </w:tc>
         <w:tc>
-          <w:p>
-            <w:pPr>
-              <w:pStyle w:val="Compact"/>
-              <w:jc w:val="left"/>
+          <w:tcPr/>
+          <w:p>
+            <w:pPr>
+              <w:pStyle w:val="Compact"/>
             </w:pPr>
             <w:r>
               <w:t xml:space="preserve">Customer Accounts Handler</w:t>
@@ -3607,14 +3882,15 @@
       </w:tr>
       <w:tr>
         <w:tc>
-          <w:p>
-            <w:pPr>
-              <w:pStyle w:val="Compact"/>
-              <w:jc w:val="left"/>
+          <w:tcPr/>
+          <w:p>
+            <w:pPr>
+              <w:pStyle w:val="Compact"/>
             </w:pPr>
             <w:r>
               <w:rPr>
                 <w:b/>
+                <w:bCs/>
               </w:rPr>
               <w:t xml:space="preserve">Vendor tier upgrade / downgrade</w:t>
             </w:r>
@@ -3627,10 +3903,10 @@
           </w:p>
         </w:tc>
         <w:tc>
-          <w:p>
-            <w:pPr>
-              <w:pStyle w:val="Compact"/>
-              <w:jc w:val="left"/>
+          <w:tcPr/>
+          <w:p>
+            <w:pPr>
+              <w:pStyle w:val="Compact"/>
             </w:pPr>
             <w:r>
               <w:t xml:space="preserve">Vendor Accounts Handler</w:t>
@@ -3640,24 +3916,25 @@
       </w:tr>
       <w:tr>
         <w:tc>
-          <w:p>
-            <w:pPr>
-              <w:pStyle w:val="Compact"/>
-              <w:jc w:val="left"/>
+          <w:tcPr/>
+          <w:p>
+            <w:pPr>
+              <w:pStyle w:val="Compact"/>
             </w:pPr>
             <w:r>
               <w:rPr>
                 <w:b/>
+                <w:bCs/>
               </w:rPr>
               <w:t xml:space="preserve">Send a dispute mediation message</w:t>
             </w:r>
           </w:p>
         </w:tc>
         <w:tc>
-          <w:p>
-            <w:pPr>
-              <w:pStyle w:val="Compact"/>
-              <w:jc w:val="left"/>
+          <w:tcPr/>
+          <w:p>
+            <w:pPr>
+              <w:pStyle w:val="Compact"/>
             </w:pPr>
             <w:r>
               <w:t xml:space="preserve">Disputes Handler</w:t>
@@ -3667,14 +3944,15 @@
       </w:tr>
       <w:tr>
         <w:tc>
-          <w:p>
-            <w:pPr>
-              <w:pStyle w:val="Compact"/>
-              <w:jc w:val="left"/>
+          <w:tcPr/>
+          <w:p>
+            <w:pPr>
+              <w:pStyle w:val="Compact"/>
             </w:pPr>
             <w:r>
               <w:rPr>
                 <w:b/>
+                <w:bCs/>
               </w:rPr>
               <w:t xml:space="preserve">Tag a vendor inquiry</w:t>
             </w:r>
@@ -3687,10 +3965,10 @@
           </w:p>
         </w:tc>
         <w:tc>
-          <w:p>
-            <w:pPr>
-              <w:pStyle w:val="Compact"/>
-              <w:jc w:val="left"/>
+          <w:tcPr/>
+          <w:p>
+            <w:pPr>
+              <w:pStyle w:val="Compact"/>
             </w:pPr>
             <w:r>
               <w:t xml:space="preserve">Any role with inbox access</w:t>
@@ -3700,24 +3978,25 @@
       </w:tr>
       <w:tr>
         <w:tc>
-          <w:p>
-            <w:pPr>
-              <w:pStyle w:val="Compact"/>
-              <w:jc w:val="left"/>
+          <w:tcPr/>
+          <w:p>
+            <w:pPr>
+              <w:pStyle w:val="Compact"/>
             </w:pPr>
             <w:r>
               <w:rPr>
                 <w:b/>
+                <w:bCs/>
               </w:rPr>
               <w:t xml:space="preserve">Adjust customer-pipeline analytics filters</w:t>
             </w:r>
           </w:p>
         </w:tc>
         <w:tc>
-          <w:p>
-            <w:pPr>
-              <w:pStyle w:val="Compact"/>
-              <w:jc w:val="left"/>
+          <w:tcPr/>
+          <w:p>
+            <w:pPr>
+              <w:pStyle w:val="Compact"/>
             </w:pPr>
             <w:r>
               <w:t xml:space="preserve">Ops Lead</w:t>
@@ -3727,24 +4006,25 @@
       </w:tr>
       <w:tr>
         <w:tc>
-          <w:p>
-            <w:pPr>
-              <w:pStyle w:val="Compact"/>
-              <w:jc w:val="left"/>
+          <w:tcPr/>
+          <w:p>
+            <w:pPr>
+              <w:pStyle w:val="Compact"/>
             </w:pPr>
             <w:r>
               <w:rPr>
                 <w:b/>
+                <w:bCs/>
               </w:rPr>
               <w:t xml:space="preserve">Export an audit log slice</w:t>
             </w:r>
           </w:p>
         </w:tc>
         <w:tc>
-          <w:p>
-            <w:pPr>
-              <w:pStyle w:val="Compact"/>
-              <w:jc w:val="left"/>
+          <w:tcPr/>
+          <w:p>
+            <w:pPr>
+              <w:pStyle w:val="Compact"/>
             </w:pPr>
             <w:r>
               <w:t xml:space="preserve">Ops Lead</w:t>
@@ -3760,21 +4040,23 @@
       <w:r>
         <w:rPr>
           <w:b/>
+          <w:bCs/>
         </w:rPr>
         <w:t xml:space="preserve">How the two-admin approval flow works (V1 mechanics):</w:t>
       </w:r>
     </w:p>
     <w:p>
       <w:pPr>
+        <w:pStyle w:val="Compact"/>
         <w:numPr>
           <w:ilvl w:val="0"/>
           <w:numId w:val="1012"/>
         </w:numPr>
-        <w:pStyle w:val="Compact"/>
-      </w:pPr>
-      <w:r>
-        <w:rPr>
-          <w:b/>
+      </w:pPr>
+      <w:r>
+        <w:rPr>
+          <w:b/>
+          <w:bCs/>
         </w:rPr>
         <w:t xml:space="preserve">Admin A initiates</w:t>
       </w:r>
@@ -3802,11 +4084,11 @@
     </w:p>
     <w:p>
       <w:pPr>
+        <w:pStyle w:val="Compact"/>
         <w:numPr>
           <w:ilvl w:val="0"/>
           <w:numId w:val="1012"/>
         </w:numPr>
-        <w:pStyle w:val="Compact"/>
       </w:pPr>
       <w:r>
         <w:t xml:space="preserve">Row written to</w:t>
@@ -3823,15 +4105,16 @@
     </w:p>
     <w:p>
       <w:pPr>
+        <w:pStyle w:val="Compact"/>
         <w:numPr>
           <w:ilvl w:val="0"/>
           <w:numId w:val="1012"/>
         </w:numPr>
-        <w:pStyle w:val="Compact"/>
-      </w:pPr>
-      <w:r>
-        <w:rPr>
-          <w:b/>
+      </w:pPr>
+      <w:r>
+        <w:rPr>
+          <w:b/>
+          <w:bCs/>
         </w:rPr>
         <w:t xml:space="preserve">Pending notifications</w:t>
       </w:r>
@@ -3845,13 +4128,7 @@
         <w:t xml:space="preserve"> </w:t>
       </w:r>
       <w:r>
-        <w:t xml:space="preserve">“</w:t>
-      </w:r>
-      <w:r>
-        <w:t xml:space="preserve">Pending approvals (N)</w:t>
-      </w:r>
-      <w:r>
-        <w:t xml:space="preserve">”</w:t>
+        <w:t xml:space="preserve">“Pending approvals (N)”</w:t>
       </w:r>
       <w:r>
         <w:t xml:space="preserve"> </w:t>
@@ -3862,15 +4139,16 @@
     </w:p>
     <w:p>
       <w:pPr>
+        <w:pStyle w:val="Compact"/>
         <w:numPr>
           <w:ilvl w:val="0"/>
           <w:numId w:val="1012"/>
         </w:numPr>
-        <w:pStyle w:val="Compact"/>
-      </w:pPr>
-      <w:r>
-        <w:rPr>
-          <w:b/>
+      </w:pPr>
+      <w:r>
+        <w:rPr>
+          <w:b/>
+          <w:bCs/>
         </w:rPr>
         <w:t xml:space="preserve">Admin B (must be different person) reviews</w:t>
       </w:r>
@@ -3883,15 +4161,16 @@
     </w:p>
     <w:p>
       <w:pPr>
+        <w:pStyle w:val="Compact"/>
         <w:numPr>
           <w:ilvl w:val="1"/>
           <w:numId w:val="1013"/>
         </w:numPr>
-        <w:pStyle w:val="Compact"/>
-      </w:pPr>
-      <w:r>
-        <w:rPr>
-          <w:b/>
+      </w:pPr>
+      <w:r>
+        <w:rPr>
+          <w:b/>
+          <w:bCs/>
         </w:rPr>
         <w:t xml:space="preserve">Approves</w:t>
       </w:r>
@@ -3916,15 +4195,16 @@
     </w:p>
     <w:p>
       <w:pPr>
+        <w:pStyle w:val="Compact"/>
         <w:numPr>
           <w:ilvl w:val="1"/>
           <w:numId w:val="1013"/>
         </w:numPr>
-        <w:pStyle w:val="Compact"/>
-      </w:pPr>
-      <w:r>
-        <w:rPr>
-          <w:b/>
+      </w:pPr>
+      <w:r>
+        <w:rPr>
+          <w:b/>
+          <w:bCs/>
         </w:rPr>
         <w:t xml:space="preserve">Rejects</w:t>
       </w:r>
@@ -3952,15 +4232,16 @@
     </w:p>
     <w:p>
       <w:pPr>
+        <w:pStyle w:val="Compact"/>
         <w:numPr>
           <w:ilvl w:val="1"/>
           <w:numId w:val="1013"/>
         </w:numPr>
-        <w:pStyle w:val="Compact"/>
-      </w:pPr>
-      <w:r>
-        <w:rPr>
-          <w:b/>
+      </w:pPr>
+      <w:r>
+        <w:rPr>
+          <w:b/>
+          <w:bCs/>
         </w:rPr>
         <w:t xml:space="preserve">Requests changes</w:t>
       </w:r>
@@ -3985,15 +4266,16 @@
     </w:p>
     <w:p>
       <w:pPr>
+        <w:pStyle w:val="Compact"/>
         <w:numPr>
           <w:ilvl w:val="0"/>
           <w:numId w:val="1012"/>
         </w:numPr>
-        <w:pStyle w:val="Compact"/>
-      </w:pPr>
-      <w:r>
-        <w:rPr>
-          <w:b/>
+      </w:pPr>
+      <w:r>
+        <w:rPr>
+          <w:b/>
+          <w:bCs/>
         </w:rPr>
         <w:t xml:space="preserve">DB constraint:</w:t>
       </w:r>
@@ -4015,15 +4297,16 @@
     </w:p>
     <w:p>
       <w:pPr>
+        <w:pStyle w:val="Compact"/>
         <w:numPr>
           <w:ilvl w:val="0"/>
           <w:numId w:val="1012"/>
         </w:numPr>
-        <w:pStyle w:val="Compact"/>
-      </w:pPr>
-      <w:r>
-        <w:rPr>
-          <w:b/>
+      </w:pPr>
+      <w:r>
+        <w:rPr>
+          <w:b/>
+          <w:bCs/>
         </w:rPr>
         <w:t xml:space="preserve">Expiry:</w:t>
       </w:r>
@@ -4036,15 +4319,16 @@
     </w:p>
     <w:p>
       <w:pPr>
+        <w:pStyle w:val="Compact"/>
         <w:numPr>
           <w:ilvl w:val="0"/>
           <w:numId w:val="1012"/>
         </w:numPr>
-        <w:pStyle w:val="Compact"/>
-      </w:pPr>
-      <w:r>
-        <w:rPr>
-          <w:b/>
+      </w:pPr>
+      <w:r>
+        <w:rPr>
+          <w:b/>
+          <w:bCs/>
         </w:rPr>
         <w:t xml:space="preserve">Bootstrap exception:</w:t>
       </w:r>
@@ -4077,6 +4361,7 @@
       <w:r>
         <w:rPr>
           <w:b/>
+          <w:bCs/>
         </w:rPr>
         <w:t xml:space="preserve">Schema:</w:t>
       </w:r>
@@ -4687,21 +4972,23 @@
       <w:r>
         <w:rPr>
           <w:b/>
+          <w:bCs/>
         </w:rPr>
         <w:t xml:space="preserve">Why this scope is right for V1:</w:t>
       </w:r>
     </w:p>
     <w:p>
       <w:pPr>
+        <w:pStyle w:val="Compact"/>
         <w:numPr>
           <w:ilvl w:val="0"/>
           <w:numId w:val="1014"/>
         </w:numPr>
-        <w:pStyle w:val="Compact"/>
-      </w:pPr>
-      <w:r>
-        <w:rPr>
-          <w:b/>
+      </w:pPr>
+      <w:r>
+        <w:rPr>
+          <w:b/>
+          <w:bCs/>
         </w:rPr>
         <w:t xml:space="preserve">Payment reconciliation is the team’s busiest activity.</w:t>
       </w:r>
@@ -4714,15 +5001,16 @@
     </w:p>
     <w:p>
       <w:pPr>
+        <w:pStyle w:val="Compact"/>
         <w:numPr>
           <w:ilvl w:val="0"/>
           <w:numId w:val="1014"/>
         </w:numPr>
-        <w:pStyle w:val="Compact"/>
-      </w:pPr>
-      <w:r>
-        <w:rPr>
-          <w:b/>
+      </w:pPr>
+      <w:r>
+        <w:rPr>
+          <w:b/>
+          <w:bCs/>
         </w:rPr>
         <w:t xml:space="preserve">Vendor verification is queue-grindy.</w:t>
       </w:r>
@@ -4735,15 +5023,16 @@
     </w:p>
     <w:p>
       <w:pPr>
+        <w:pStyle w:val="Compact"/>
         <w:numPr>
           <w:ilvl w:val="0"/>
           <w:numId w:val="1014"/>
         </w:numPr>
-        <w:pStyle w:val="Compact"/>
-      </w:pPr>
-      <w:r>
-        <w:rPr>
-          <w:b/>
+      </w:pPr>
+      <w:r>
+        <w:rPr>
+          <w:b/>
+          <w:bCs/>
         </w:rPr>
         <w:t xml:space="preserve">Comp gifts ≤ ₱10K are forgiving.</w:t>
       </w:r>
@@ -4756,15 +5045,16 @@
     </w:p>
     <w:p>
       <w:pPr>
+        <w:pStyle w:val="Compact"/>
         <w:numPr>
           <w:ilvl w:val="0"/>
           <w:numId w:val="1014"/>
         </w:numPr>
-        <w:pStyle w:val="Compact"/>
-      </w:pPr>
-      <w:r>
-        <w:rPr>
-          <w:b/>
+      </w:pPr>
+      <w:r>
+        <w:rPr>
+          <w:b/>
+          <w:bCs/>
         </w:rPr>
         <w:t xml:space="preserve">Major decisions are infrequent.</w:t>
       </w:r>
@@ -4775,15 +5065,16 @@
         <w:t xml:space="preserve">New admin promotions, internal-account creation, payment-account changes, mid-quarter pricing moves — these happen on the order of once a week or less, where the two-admin friction is a feature not a bug.</w:t>
       </w:r>
     </w:p>
+    <w:bookmarkEnd w:id="38"/>
+    <w:bookmarkEnd w:id="39"/>
+    <w:bookmarkStart w:id="40" w:name="X5eb843f6355f44261cebb5635ceb603c734ee46"/>
     <w:p>
       <w:pPr>
         <w:pStyle w:val="Heading2"/>
       </w:pPr>
-      <w:bookmarkStart w:id="50" w:name="X5eb843f6355f44261cebb5635ceb603c734ee46"/>
       <w:r>
         <w:t xml:space="preserve">10a. Owner / Internal Accounts — permanent unlimited-use grants</w:t>
       </w:r>
-      <w:bookmarkEnd w:id="50"/>
     </w:p>
     <w:p>
       <w:pPr>
@@ -4798,8 +5089,9 @@
       <w:r>
         <w:rPr>
           <w:b/>
-        </w:rPr>
-        <w:t xml:space="preserve">All in-app services are FREE for these accounts permanently</w:t>
+          <w:bCs/>
+        </w:rPr>
+        <w:t xml:space="preserve">All add-ons are FREE for these accounts permanently</w:t>
       </w:r>
       <w:r>
         <w:t xml:space="preserve"> </w:t>
@@ -4815,17 +5107,18 @@
       <w:r>
         <w:rPr>
           <w:b/>
+          <w:bCs/>
         </w:rPr>
         <w:t xml:space="preserve">How it works:</w:t>
       </w:r>
     </w:p>
     <w:p>
       <w:pPr>
+        <w:pStyle w:val="Compact"/>
         <w:numPr>
           <w:ilvl w:val="0"/>
           <w:numId w:val="1015"/>
         </w:numPr>
-        <w:pStyle w:val="Compact"/>
       </w:pPr>
       <w:r>
         <w:rPr>
@@ -4857,11 +5150,11 @@
     </w:p>
     <w:p>
       <w:pPr>
+        <w:pStyle w:val="Compact"/>
         <w:numPr>
           <w:ilvl w:val="0"/>
           <w:numId w:val="1015"/>
         </w:numPr>
-        <w:pStyle w:val="Compact"/>
       </w:pPr>
       <w:r>
         <w:t xml:space="preserve">A permanent</w:t>
@@ -4908,11 +5201,11 @@
     </w:p>
     <w:p>
       <w:pPr>
+        <w:pStyle w:val="Compact"/>
         <w:numPr>
           <w:ilvl w:val="0"/>
           <w:numId w:val="1015"/>
         </w:numPr>
-        <w:pStyle w:val="Compact"/>
       </w:pPr>
       <w:r>
         <w:t xml:space="preserve">All apply-then-pay flows (Save-the-Date renders, Paparazzi packs, Live Stream, AI Highlights, Custom Monogram, etc.) check the grant before generating a payment instruction — internal accounts skip directly to</w:t>
@@ -4959,23 +5252,23 @@
     </w:p>
     <w:p>
       <w:pPr>
+        <w:pStyle w:val="Compact"/>
         <w:numPr>
           <w:ilvl w:val="0"/>
           <w:numId w:val="1015"/>
         </w:numPr>
-        <w:pStyle w:val="Compact"/>
-      </w:pPr>
-      <w:r>
-        <w:t xml:space="preserve">Vendor bookings flowing through Setnayan Pay still charge the customer’s card / bank (the 3% convenience fee still applies if used), but Setnayan in-app SKUs are zero-cost</w:t>
-      </w:r>
-    </w:p>
-    <w:p>
-      <w:pPr>
+      </w:pPr>
+      <w:r>
+        <w:t xml:space="preserve">Vendor bookings settle off-platform between the customer and the vendor (no convenience fee — RETIRED to 0% at the 2026-06-07 reset), but Setnayan in-app SKUs are zero-cost</w:t>
+      </w:r>
+    </w:p>
+    <w:p>
+      <w:pPr>
+        <w:pStyle w:val="Compact"/>
         <w:numPr>
           <w:ilvl w:val="0"/>
           <w:numId w:val="1015"/>
         </w:numPr>
-        <w:pStyle w:val="Compact"/>
       </w:pPr>
       <w:r>
         <w:t xml:space="preserve">Internal accounts still see the full marketplace, can book vendors, can use Guided / DIY modes, can invite guests — the only difference is the per-render cost is comped</w:t>
@@ -4988,17 +5281,18 @@
       <w:r>
         <w:rPr>
           <w:b/>
+          <w:bCs/>
         </w:rPr>
         <w:t xml:space="preserve">Why this exists:</w:t>
       </w:r>
     </w:p>
     <w:p>
       <w:pPr>
+        <w:pStyle w:val="Compact"/>
         <w:numPr>
           <w:ilvl w:val="0"/>
           <w:numId w:val="1016"/>
         </w:numPr>
-        <w:pStyle w:val="Compact"/>
       </w:pPr>
       <w:r>
         <w:t xml:space="preserve">Dogfooding — the owner uses Setnayan for their own life events, surfacing rough edges before customers hit them</w:t>
@@ -5006,11 +5300,11 @@
     </w:p>
     <w:p>
       <w:pPr>
+        <w:pStyle w:val="Compact"/>
         <w:numPr>
           <w:ilvl w:val="0"/>
           <w:numId w:val="1016"/>
         </w:numPr>
-        <w:pStyle w:val="Compact"/>
       </w:pPr>
       <w:r>
         <w:t xml:space="preserve">Demo accounts — Setnayan Team uses internal events to demo features to investors / partners / press</w:t>
@@ -5018,11 +5312,11 @@
     </w:p>
     <w:p>
       <w:pPr>
+        <w:pStyle w:val="Compact"/>
         <w:numPr>
           <w:ilvl w:val="0"/>
           <w:numId w:val="1016"/>
         </w:numPr>
-        <w:pStyle w:val="Compact"/>
       </w:pPr>
       <w:r>
         <w:t xml:space="preserve">Spouse + family accounts — same reasoning, partner uses the platform for their own events without bookkeeping noise</w:t>
@@ -5030,11 +5324,11 @@
     </w:p>
     <w:p>
       <w:pPr>
+        <w:pStyle w:val="Compact"/>
         <w:numPr>
           <w:ilvl w:val="0"/>
           <w:numId w:val="1016"/>
         </w:numPr>
-        <w:pStyle w:val="Compact"/>
       </w:pPr>
       <w:r>
         <w:t xml:space="preserve">Marketing samples (with separate written opt-in per Privacy Policy § 6.2) — content generated on internal accounts may be used as case studies</w:t>
@@ -5047,17 +5341,18 @@
       <w:r>
         <w:rPr>
           <w:b/>
+          <w:bCs/>
         </w:rPr>
         <w:t xml:space="preserve">Constraints:</w:t>
       </w:r>
     </w:p>
     <w:p>
       <w:pPr>
+        <w:pStyle w:val="Compact"/>
         <w:numPr>
           <w:ilvl w:val="0"/>
           <w:numId w:val="1017"/>
         </w:numPr>
-        <w:pStyle w:val="Compact"/>
       </w:pPr>
       <w:r>
         <w:t xml:space="preserve">Internal accounts are marked in the admin console with a 🟣 badge so any admin review knows they’re internal</w:t>
@@ -5065,11 +5360,11 @@
     </w:p>
     <w:p>
       <w:pPr>
+        <w:pStyle w:val="Compact"/>
         <w:numPr>
           <w:ilvl w:val="0"/>
           <w:numId w:val="1017"/>
         </w:numPr>
-        <w:pStyle w:val="Compact"/>
       </w:pPr>
       <w:r>
         <w:t xml:space="preserve">Internal-account activity is excluded from the customer-pipeline analytics (so the</w:t>
@@ -5078,13 +5373,7 @@
         <w:t xml:space="preserve"> </w:t>
       </w:r>
       <w:r>
-        <w:t xml:space="preserve">“</w:t>
-      </w:r>
-      <w:r>
-        <w:t xml:space="preserve">booked customers</w:t>
-      </w:r>
-      <w:r>
-        <w:t xml:space="preserve">”</w:t>
+        <w:t xml:space="preserve">“booked customers”</w:t>
       </w:r>
       <w:r>
         <w:t xml:space="preserve"> </w:t>
@@ -5095,11 +5384,11 @@
     </w:p>
     <w:p>
       <w:pPr>
+        <w:pStyle w:val="Compact"/>
         <w:numPr>
           <w:ilvl w:val="0"/>
           <w:numId w:val="1017"/>
         </w:numPr>
-        <w:pStyle w:val="Compact"/>
       </w:pPr>
       <w:r>
         <w:t xml:space="preserve">Internal grants are bounded to</w:t>
@@ -5110,23 +5399,24 @@
       <w:r>
         <w:rPr>
           <w:b/>
-        </w:rPr>
-        <w:t xml:space="preserve">in-app services only</w:t>
-      </w:r>
-      <w:r>
-        <w:t xml:space="preserve"> </w:t>
-      </w:r>
-      <w:r>
-        <w:t xml:space="preserve">— vendor payments through Setnayan Pay still flow normally (the 3% convenience fee is the customer’s cost · vendor still receives full amount)</w:t>
-      </w:r>
-    </w:p>
-    <w:p>
-      <w:pPr>
+          <w:bCs/>
+        </w:rPr>
+        <w:t xml:space="preserve">add-ons only</w:t>
+      </w:r>
+      <w:r>
+        <w:t xml:space="preserve"> </w:t>
+      </w:r>
+      <w:r>
+        <w:t xml:space="preserve">— vendor payments settle off-platform and flow normally (no convenience fee — RETIRED to 0% at the 2026-06-07 reset · vendor receives full amount direct)</w:t>
+      </w:r>
+    </w:p>
+    <w:p>
+      <w:pPr>
+        <w:pStyle w:val="Compact"/>
         <w:numPr>
           <w:ilvl w:val="0"/>
           <w:numId w:val="1017"/>
         </w:numPr>
-        <w:pStyle w:val="Compact"/>
       </w:pPr>
       <w:r>
         <w:t xml:space="preserve">Setnayan Team operational expense (cost of comping owner accounts ≈ ₱5/render × ~20 renders/year per account = ₱100/year per internal user) is absorbed into operating budget</w:t>
@@ -5134,11 +5424,11 @@
     </w:p>
     <w:p>
       <w:pPr>
+        <w:pStyle w:val="Compact"/>
         <w:numPr>
           <w:ilvl w:val="0"/>
           <w:numId w:val="1017"/>
         </w:numPr>
-        <w:pStyle w:val="Compact"/>
       </w:pPr>
       <w:r>
         <w:t xml:space="preserve">Adding a new internal account requires</w:t>
@@ -5149,6 +5439,7 @@
       <w:r>
         <w:rPr>
           <w:b/>
+          <w:bCs/>
         </w:rPr>
         <w:t xml:space="preserve">two-admin approval</w:t>
       </w:r>
@@ -5159,13 +5450,7 @@
         <w:t xml:space="preserve">(Ops Lead + one other admin) and a logged rationale (</w:t>
       </w:r>
       <w:r>
-        <w:t xml:space="preserve">“</w:t>
-      </w:r>
-      <w:r>
-        <w:t xml:space="preserve">founder spouse</w:t>
-      </w:r>
-      <w:r>
-        <w:t xml:space="preserve">”</w:t>
+        <w:t xml:space="preserve">“founder spouse”</w:t>
       </w:r>
       <w:r>
         <w:t xml:space="preserve"> </w:t>
@@ -5177,13 +5462,7 @@
         <w:t xml:space="preserve"> </w:t>
       </w:r>
       <w:r>
-        <w:t xml:space="preserve">“</w:t>
-      </w:r>
-      <w:r>
-        <w:t xml:space="preserve">team member onboarding</w:t>
-      </w:r>
-      <w:r>
-        <w:t xml:space="preserve">”</w:t>
+        <w:t xml:space="preserve">“team member onboarding”</w:t>
       </w:r>
       <w:r>
         <w:t xml:space="preserve"> </w:t>
@@ -5199,6 +5478,7 @@
       <w:r>
         <w:rPr>
           <w:b/>
+          <w:bCs/>
         </w:rPr>
         <w:t xml:space="preserve">Spouse-of-owner-purchases-anything:</w:t>
       </w:r>
@@ -5206,36 +5486,30 @@
         <w:t xml:space="preserve"> </w:t>
       </w:r>
       <w:r>
-        <w:t xml:space="preserve">the spouse account is internal-flagged and gets the unlimited grant for in-app services. For external purchases (vendor bookings paid through Setnayan Pay), the spouse pays like any other customer — Setnayan Pay convenience fee and vendor payouts flow normally. The owner’s wife</w:t>
-      </w:r>
-      <w:r>
-        <w:t xml:space="preserve"> </w:t>
-      </w:r>
-      <w:r>
-        <w:t xml:space="preserve">“</w:t>
-      </w:r>
-      <w:r>
-        <w:t xml:space="preserve">can purchase anything on the app</w:t>
-      </w:r>
-      <w:r>
-        <w:t xml:space="preserve">”</w:t>
-      </w:r>
-      <w:r>
-        <w:t xml:space="preserve"> </w:t>
-      </w:r>
-      <w:r>
-        <w:t xml:space="preserve">because (a) all Setnayan in-app SKUs are free for her via the internal grant, and (b) she can book any vendor she wants and pay through Setnayan Pay or direct — same as any other customer. No financial favoritism on vendor-side; the in-app services are the only line that’s comped.</w:t>
-      </w:r>
-    </w:p>
+        <w:t xml:space="preserve">the spouse account is internal-flagged and gets the unlimited grant for add-ons. For external purchases (vendor bookings), the spouse pays like any other customer — vendor payments settle off-platform with no convenience fee (RETIRED to 0% at the 2026-06-07 reset). The owner’s wife</w:t>
+      </w:r>
+      <w:r>
+        <w:t xml:space="preserve"> </w:t>
+      </w:r>
+      <w:r>
+        <w:t xml:space="preserve">“can purchase anything on the app”</w:t>
+      </w:r>
+      <w:r>
+        <w:t xml:space="preserve"> </w:t>
+      </w:r>
+      <w:r>
+        <w:t xml:space="preserve">because (a) all Setnayan in-app SKUs are free for her via the internal grant, and (b) she can book any vendor she wants and pay the vendor directly — same as any other customer. No financial favoritism on vendor-side; the add-ons are the only line that’s comped.</w:t>
+      </w:r>
+    </w:p>
+    <w:bookmarkEnd w:id="40"/>
+    <w:bookmarkStart w:id="41" w:name="Xedf0292cec624a308071529953dc97ae2320fed"/>
     <w:p>
       <w:pPr>
         <w:pStyle w:val="Heading2"/>
       </w:pPr>
-      <w:bookmarkStart w:id="51" w:name="Xedf0292cec624a308071529953dc97ae2320fed"/>
       <w:r>
         <w:t xml:space="preserve">10b. Setnayan Team Members — SHARED Monthly Consumable Pool</w:t>
       </w:r>
-      <w:bookmarkEnd w:id="51"/>
     </w:p>
     <w:p>
       <w:pPr>
@@ -5250,6 +5524,7 @@
       <w:r>
         <w:rPr>
           <w:b/>
+          <w:bCs/>
         </w:rPr>
         <w:t xml:space="preserve">except the 2 owners</w:t>
       </w:r>
@@ -5265,6 +5540,7 @@
       <w:r>
         <w:rPr>
           <w:b/>
+          <w:bCs/>
         </w:rPr>
         <w:t xml:space="preserve">single shared monthly pool</w:t>
       </w:r>
@@ -5282,17 +5558,18 @@
       <w:r>
         <w:rPr>
           <w:b/>
+          <w:bCs/>
         </w:rPr>
         <w:t xml:space="preserve">The formula:</w:t>
       </w:r>
     </w:p>
     <w:p>
       <w:pPr>
+        <w:pStyle w:val="Compact"/>
         <w:numPr>
           <w:ilvl w:val="0"/>
           <w:numId w:val="1018"/>
         </w:numPr>
-        <w:pStyle w:val="Compact"/>
       </w:pPr>
       <w:r>
         <w:t xml:space="preserve">The shared pool is funded at</w:t>
@@ -5303,6 +5580,7 @@
       <w:r>
         <w:rPr>
           <w:b/>
+          <w:bCs/>
         </w:rPr>
         <w:t xml:space="preserve">0.5% of prior-month total Setnayan platform sales</w:t>
       </w:r>
@@ -5310,16 +5588,16 @@
         <w:t xml:space="preserve"> </w:t>
       </w:r>
       <w:r>
-        <w:t xml:space="preserve">(gross in-app SKU revenue + Setnayan Pay convenience-fee revenue)</w:t>
-      </w:r>
-    </w:p>
-    <w:p>
-      <w:pPr>
+        <w:t xml:space="preserve">(gross in-app SKU revenue; the former Setnayan Pay convenience-fee revenue line is RETIRED to 0% at the 2026-06-07 reset and no longer contributes)</w:t>
+      </w:r>
+    </w:p>
+    <w:p>
+      <w:pPr>
+        <w:pStyle w:val="Compact"/>
         <w:numPr>
           <w:ilvl w:val="0"/>
           <w:numId w:val="1018"/>
         </w:numPr>
-        <w:pStyle w:val="Compact"/>
       </w:pPr>
       <w:r>
         <w:t xml:space="preserve">The pool is</w:t>
@@ -5330,6 +5608,7 @@
       <w:r>
         <w:rPr>
           <w:b/>
+          <w:bCs/>
         </w:rPr>
         <w:t xml:space="preserve">capped at ₱10,000 per month TOTAL</w:t>
       </w:r>
@@ -5342,11 +5621,11 @@
     </w:p>
     <w:p>
       <w:pPr>
+        <w:pStyle w:val="Compact"/>
         <w:numPr>
           <w:ilvl w:val="0"/>
           <w:numId w:val="1018"/>
         </w:numPr>
-        <w:pStyle w:val="Compact"/>
       </w:pPr>
       <w:r>
         <w:t xml:space="preserve">The pool is</w:t>
@@ -5357,6 +5636,7 @@
       <w:r>
         <w:rPr>
           <w:b/>
+          <w:bCs/>
         </w:rPr>
         <w:t xml:space="preserve">use-it-or-lose-it</w:t>
       </w:r>
@@ -5369,15 +5649,16 @@
     </w:p>
     <w:p>
       <w:pPr>
+        <w:pStyle w:val="Compact"/>
         <w:numPr>
           <w:ilvl w:val="0"/>
           <w:numId w:val="1018"/>
         </w:numPr>
-        <w:pStyle w:val="Compact"/>
-      </w:pPr>
-      <w:r>
-        <w:rPr>
-          <w:b/>
+      </w:pPr>
+      <w:r>
+        <w:rPr>
+          <w:b/>
+          <w:bCs/>
         </w:rPr>
         <w:t xml:space="preserve">First-come-first-served</w:t>
       </w:r>
@@ -5390,11 +5671,11 @@
     </w:p>
     <w:p>
       <w:pPr>
+        <w:pStyle w:val="Compact"/>
         <w:numPr>
           <w:ilvl w:val="0"/>
           <w:numId w:val="1018"/>
         </w:numPr>
-        <w:pStyle w:val="Compact"/>
       </w:pPr>
       <w:r>
         <w:t xml:space="preserve">Credit applies only to</w:t>
@@ -5405,6 +5686,7 @@
       <w:r>
         <w:rPr>
           <w:b/>
+          <w:bCs/>
         </w:rPr>
         <w:t xml:space="preserve">Setnayan in-app SKUs</w:t>
       </w:r>
@@ -5422,17 +5704,18 @@
       <w:r>
         <w:rPr>
           <w:b/>
+          <w:bCs/>
         </w:rPr>
         <w:t xml:space="preserve">How it works:</w:t>
       </w:r>
     </w:p>
     <w:p>
       <w:pPr>
+        <w:pStyle w:val="Compact"/>
         <w:numPr>
           <w:ilvl w:val="0"/>
           <w:numId w:val="1019"/>
         </w:numPr>
-        <w:pStyle w:val="Compact"/>
       </w:pPr>
       <w:r>
         <w:rPr>
@@ -5464,11 +5747,11 @@
     </w:p>
     <w:p>
       <w:pPr>
+        <w:pStyle w:val="Compact"/>
         <w:numPr>
           <w:ilvl w:val="0"/>
           <w:numId w:val="1019"/>
         </w:numPr>
-        <w:pStyle w:val="Compact"/>
       </w:pPr>
       <w:r>
         <w:t xml:space="preserve">New singleton table</w:t>
@@ -5494,6 +5777,7 @@
       <w:r>
         <w:rPr>
           <w:b/>
+          <w:bCs/>
         </w:rPr>
         <w:t xml:space="preserve">one row per month covering the whole team</w:t>
       </w:r>
@@ -5503,11 +5787,11 @@
     </w:p>
     <w:p>
       <w:pPr>
+        <w:pStyle w:val="Compact"/>
         <w:numPr>
           <w:ilvl w:val="0"/>
           <w:numId w:val="1019"/>
         </w:numPr>
-        <w:pStyle w:val="Compact"/>
       </w:pPr>
       <w:r>
         <w:t xml:space="preserve">Per-spend ledger</w:t>
@@ -5530,11 +5814,11 @@
     </w:p>
     <w:p>
       <w:pPr>
+        <w:pStyle w:val="Compact"/>
         <w:numPr>
           <w:ilvl w:val="0"/>
           <w:numId w:val="1019"/>
         </w:numPr>
-        <w:pStyle w:val="Compact"/>
       </w:pPr>
       <w:r>
         <w:t xml:space="preserve">On the 1st of each month at 00:00 PHT, a scheduled job computes the prior-month total platform sales, multiplies by 0.005, caps at ₱10,000, and writes a single allowance row with</w:t>
@@ -5551,11 +5835,11 @@
     </w:p>
     <w:p>
       <w:pPr>
+        <w:pStyle w:val="Compact"/>
         <w:numPr>
           <w:ilvl w:val="0"/>
           <w:numId w:val="1019"/>
         </w:numPr>
-        <w:pStyle w:val="Compact"/>
       </w:pPr>
       <w:r>
         <w:t xml:space="preserve">When an eligible team member places an in-app order, apply-then-pay routing checks the</w:t>
@@ -5566,6 +5850,7 @@
       <w:r>
         <w:rPr>
           <w:b/>
+          <w:bCs/>
         </w:rPr>
         <w:t xml:space="preserve">current month’s shared pool</w:t>
       </w:r>
@@ -5578,11 +5863,11 @@
     </w:p>
     <w:p>
       <w:pPr>
+        <w:pStyle w:val="Compact"/>
         <w:numPr>
           <w:ilvl w:val="1"/>
           <w:numId w:val="1020"/>
         </w:numPr>
-        <w:pStyle w:val="Compact"/>
       </w:pPr>
       <w:r>
         <w:t xml:space="preserve">If</w:t>
@@ -5659,11 +5944,11 @@
     </w:p>
     <w:p>
       <w:pPr>
+        <w:pStyle w:val="Compact"/>
         <w:numPr>
           <w:ilvl w:val="1"/>
           <w:numId w:val="1020"/>
         </w:numPr>
-        <w:pStyle w:val="Compact"/>
       </w:pPr>
       <w:r>
         <w:t xml:space="preserve">If</w:t>
@@ -5686,11 +5971,11 @@
     </w:p>
     <w:p>
       <w:pPr>
+        <w:pStyle w:val="Compact"/>
         <w:numPr>
           <w:ilvl w:val="1"/>
           <w:numId w:val="1020"/>
         </w:numPr>
-        <w:pStyle w:val="Compact"/>
       </w:pPr>
       <w:r>
         <w:t xml:space="preserve">If</w:t>
@@ -5713,11 +5998,11 @@
     </w:p>
     <w:p>
       <w:pPr>
+        <w:pStyle w:val="Compact"/>
         <w:numPr>
           <w:ilvl w:val="0"/>
           <w:numId w:val="1019"/>
         </w:numPr>
-        <w:pStyle w:val="Compact"/>
       </w:pPr>
       <w:r>
         <w:t xml:space="preserve">At month-end (last day 23:59 PHT), unused balance is forfeited;</w:t>
@@ -5745,42 +6030,35 @@
       <w:r>
         <w:rPr>
           <w:b/>
+          <w:bCs/>
         </w:rPr>
         <w:t xml:space="preserve">Admin console surfaces a</w:t>
       </w:r>
       <w:r>
         <w:rPr>
           <w:b/>
-        </w:rPr>
-        <w:t xml:space="preserve"> </w:t>
-      </w:r>
-      <w:r>
-        <w:rPr>
-          <w:b/>
-        </w:rPr>
-        <w:t xml:space="preserve">“</w:t>
-      </w:r>
-      <w:r>
-        <w:rPr>
-          <w:b/>
-        </w:rPr>
-        <w:t xml:space="preserve">Team Pool</w:t>
-      </w:r>
-      <w:r>
-        <w:rPr>
-          <w:b/>
-        </w:rPr>
-        <w:t xml:space="preserve">”</w:t>
-      </w:r>
-      <w:r>
-        <w:rPr>
-          <w:b/>
-        </w:rPr>
-        <w:t xml:space="preserve"> </w:t>
-      </w:r>
-      <w:r>
-        <w:rPr>
-          <w:b/>
+          <w:bCs/>
+        </w:rPr>
+        <w:t xml:space="preserve"> </w:t>
+      </w:r>
+      <w:r>
+        <w:rPr>
+          <w:b/>
+          <w:bCs/>
+        </w:rPr>
+        <w:t xml:space="preserve">“Team Pool”</w:t>
+      </w:r>
+      <w:r>
+        <w:rPr>
+          <w:b/>
+          <w:bCs/>
+        </w:rPr>
+        <w:t xml:space="preserve"> </w:t>
+      </w:r>
+      <w:r>
+        <w:rPr>
+          <w:b/>
+          <w:bCs/>
         </w:rPr>
         <w:t xml:space="preserve">widget</w:t>
       </w:r>
@@ -5813,17 +6091,18 @@
       <w:r>
         <w:rPr>
           <w:b/>
+          <w:bCs/>
         </w:rPr>
         <w:t xml:space="preserve">Example (April platform sales = ₱5,000,000):</w:t>
       </w:r>
     </w:p>
     <w:p>
       <w:pPr>
+        <w:pStyle w:val="Compact"/>
         <w:numPr>
           <w:ilvl w:val="0"/>
           <w:numId w:val="1021"/>
         </w:numPr>
-        <w:pStyle w:val="Compact"/>
       </w:pPr>
       <w:r>
         <w:t xml:space="preserve">0.5% × ₱5,000,000 = ₱25,000 → capped at ₱10,000</w:t>
@@ -5831,11 +6110,11 @@
     </w:p>
     <w:p>
       <w:pPr>
+        <w:pStyle w:val="Compact"/>
         <w:numPr>
           <w:ilvl w:val="0"/>
           <w:numId w:val="1021"/>
         </w:numPr>
-        <w:pStyle w:val="Compact"/>
       </w:pPr>
       <w:r>
         <w:t xml:space="preserve">The team’s shared pool opens May 1 with ₱10,000 remaining</w:t>
@@ -5843,11 +6122,11 @@
     </w:p>
     <w:p>
       <w:pPr>
+        <w:pStyle w:val="Compact"/>
         <w:numPr>
           <w:ilvl w:val="0"/>
           <w:numId w:val="1021"/>
         </w:numPr>
-        <w:pStyle w:val="Compact"/>
       </w:pPr>
       <w:r>
         <w:t xml:space="preserve">If Team Member A spends ₱2,499 on Paparazzi on May 3 → pool drops to ₱7,501</w:t>
@@ -5855,35 +6134,35 @@
     </w:p>
     <w:p>
       <w:pPr>
+        <w:pStyle w:val="Compact"/>
         <w:numPr>
           <w:ilvl w:val="0"/>
           <w:numId w:val="1021"/>
         </w:numPr>
-        <w:pStyle w:val="Compact"/>
-      </w:pPr>
-      <w:r>
-        <w:t xml:space="preserve">If Team Member B spends ₱4,999 on AI Edited Highlight on May 10 → pool drops to ₱2,502</w:t>
-      </w:r>
-    </w:p>
-    <w:p>
-      <w:pPr>
+      </w:pPr>
+      <w:r>
+        <w:t xml:space="preserve">If Team Member B spends ₱3,499 on AI Edited Highlight (repriced 2026-05-16 from ₱4,999) on May 10 → pool drops to ₱4,002</w:t>
+      </w:r>
+    </w:p>
+    <w:p>
+      <w:pPr>
+        <w:pStyle w:val="Compact"/>
         <w:numPr>
           <w:ilvl w:val="0"/>
           <w:numId w:val="1021"/>
         </w:numPr>
-        <w:pStyle w:val="Compact"/>
-      </w:pPr>
-      <w:r>
-        <w:t xml:space="preserve">If Team Member C tries to spend ₱2,999 on Broadcast Style Pack on May 18 → ₱2,502 comped, member pays ₱497; pool zeroes out</w:t>
-      </w:r>
-    </w:p>
-    <w:p>
-      <w:pPr>
+      </w:pPr>
+      <w:r>
+        <w:t xml:space="preserve">If Team Member C tries to spend ₱5,499 on Broadcast Style Pack + tool bundle on May 18 → ₱4,002 comped, member pays ₱1,497; pool zeroes out</w:t>
+      </w:r>
+    </w:p>
+    <w:p>
+      <w:pPr>
+        <w:pStyle w:val="Compact"/>
         <w:numPr>
           <w:ilvl w:val="0"/>
           <w:numId w:val="1021"/>
         </w:numPr>
-        <w:pStyle w:val="Compact"/>
       </w:pPr>
       <w:r>
         <w:t xml:space="preserve">Any further team purchases in May pay full price; June 1 resets the pool</w:t>
@@ -5896,17 +6175,18 @@
       <w:r>
         <w:rPr>
           <w:b/>
+          <w:bCs/>
         </w:rPr>
         <w:t xml:space="preserve">Example (April platform sales = ₱500,000):</w:t>
       </w:r>
     </w:p>
     <w:p>
       <w:pPr>
+        <w:pStyle w:val="Compact"/>
         <w:numPr>
           <w:ilvl w:val="0"/>
           <w:numId w:val="1022"/>
         </w:numPr>
-        <w:pStyle w:val="Compact"/>
       </w:pPr>
       <w:r>
         <w:t xml:space="preserve">0.5% × ₱500,000 = ₱2,500 → under the cap</w:t>
@@ -5914,11 +6194,11 @@
     </w:p>
     <w:p>
       <w:pPr>
+        <w:pStyle w:val="Compact"/>
         <w:numPr>
           <w:ilvl w:val="0"/>
           <w:numId w:val="1022"/>
         </w:numPr>
-        <w:pStyle w:val="Compact"/>
       </w:pPr>
       <w:r>
         <w:t xml:space="preserve">The team’s shared pool opens May 1 with ₱2,500 remaining</w:t>
@@ -5931,21 +6211,23 @@
       <w:r>
         <w:rPr>
           <w:b/>
+          <w:bCs/>
         </w:rPr>
         <w:t xml:space="preserve">Why a shared pool (not per-person):</w:t>
       </w:r>
     </w:p>
     <w:p>
       <w:pPr>
+        <w:pStyle w:val="Compact"/>
         <w:numPr>
           <w:ilvl w:val="0"/>
           <w:numId w:val="1023"/>
         </w:numPr>
-        <w:pStyle w:val="Compact"/>
-      </w:pPr>
-      <w:r>
-        <w:rPr>
-          <w:b/>
+      </w:pPr>
+      <w:r>
+        <w:rPr>
+          <w:b/>
+          <w:bCs/>
         </w:rPr>
         <w:t xml:space="preserve">Bounded margin impact</w:t>
       </w:r>
@@ -5958,15 +6240,16 @@
     </w:p>
     <w:p>
       <w:pPr>
+        <w:pStyle w:val="Compact"/>
         <w:numPr>
           <w:ilvl w:val="0"/>
           <w:numId w:val="1023"/>
         </w:numPr>
-        <w:pStyle w:val="Compact"/>
-      </w:pPr>
-      <w:r>
-        <w:rPr>
-          <w:b/>
+      </w:pPr>
+      <w:r>
+        <w:rPr>
+          <w:b/>
+          <w:bCs/>
         </w:rPr>
         <w:t xml:space="preserve">Team alignment</w:t>
       </w:r>
@@ -5979,15 +6262,16 @@
     </w:p>
     <w:p>
       <w:pPr>
+        <w:pStyle w:val="Compact"/>
         <w:numPr>
           <w:ilvl w:val="0"/>
           <w:numId w:val="1023"/>
         </w:numPr>
-        <w:pStyle w:val="Compact"/>
-      </w:pPr>
-      <w:r>
-        <w:rPr>
-          <w:b/>
+      </w:pPr>
+      <w:r>
+        <w:rPr>
+          <w:b/>
+          <w:bCs/>
         </w:rPr>
         <w:t xml:space="preserve">Sales-linked perk</w:t>
       </w:r>
@@ -6000,15 +6284,16 @@
     </w:p>
     <w:p>
       <w:pPr>
+        <w:pStyle w:val="Compact"/>
         <w:numPr>
           <w:ilvl w:val="0"/>
           <w:numId w:val="1023"/>
         </w:numPr>
-        <w:pStyle w:val="Compact"/>
-      </w:pPr>
-      <w:r>
-        <w:rPr>
-          <w:b/>
+      </w:pPr>
+      <w:r>
+        <w:rPr>
+          <w:b/>
+          <w:bCs/>
         </w:rPr>
         <w:t xml:space="preserve">Use-it-or-lose-it discipline</w:t>
       </w:r>
@@ -6021,15 +6306,16 @@
     </w:p>
     <w:p>
       <w:pPr>
+        <w:pStyle w:val="Compact"/>
         <w:numPr>
           <w:ilvl w:val="0"/>
           <w:numId w:val="1023"/>
         </w:numPr>
-        <w:pStyle w:val="Compact"/>
-      </w:pPr>
-      <w:r>
-        <w:rPr>
-          <w:b/>
+      </w:pPr>
+      <w:r>
+        <w:rPr>
+          <w:b/>
+          <w:bCs/>
         </w:rPr>
         <w:t xml:space="preserve">Separation from owner grant</w:t>
       </w:r>
@@ -6047,17 +6333,18 @@
       <w:r>
         <w:rPr>
           <w:b/>
+          <w:bCs/>
         </w:rPr>
         <w:t xml:space="preserve">Constraints:</w:t>
       </w:r>
     </w:p>
     <w:p>
       <w:pPr>
+        <w:pStyle w:val="Compact"/>
         <w:numPr>
           <w:ilvl w:val="0"/>
           <w:numId w:val="1024"/>
         </w:numPr>
-        <w:pStyle w:val="Compact"/>
       </w:pPr>
       <w:r>
         <w:t xml:space="preserve">Adding a team member to the shared-pool eligibility list requires</w:t>
@@ -6068,6 +6355,7 @@
       <w:r>
         <w:rPr>
           <w:b/>
+          <w:bCs/>
         </w:rPr>
         <w:t xml:space="preserve">two-admin approval</w:t>
       </w:r>
@@ -6080,11 +6368,11 @@
     </w:p>
     <w:p>
       <w:pPr>
+        <w:pStyle w:val="Compact"/>
         <w:numPr>
           <w:ilvl w:val="0"/>
           <w:numId w:val="1024"/>
         </w:numPr>
-        <w:pStyle w:val="Compact"/>
       </w:pPr>
       <w:r>
         <w:t xml:space="preserve">Team member must hold an active admin role (one of the seven granular roles in § 9) — losing the role revokes pool eligibility going forward</w:t>
@@ -6092,11 +6380,11 @@
     </w:p>
     <w:p>
       <w:pPr>
+        <w:pStyle w:val="Compact"/>
         <w:numPr>
           <w:ilvl w:val="0"/>
           <w:numId w:val="1024"/>
         </w:numPr>
-        <w:pStyle w:val="Compact"/>
       </w:pPr>
       <w:r>
         <w:t xml:space="preserve">Owner-pair (§ 10a) is NOT eligible to draw from this pool — they already have unlimited grants; their in-app orders never touch the team pool</w:t>
@@ -6104,35 +6392,29 @@
     </w:p>
     <w:p>
       <w:pPr>
+        <w:pStyle w:val="Compact"/>
         <w:numPr>
           <w:ilvl w:val="0"/>
           <w:numId w:val="1024"/>
         </w:numPr>
-        <w:pStyle w:val="Compact"/>
-      </w:pPr>
-      <w:r>
-        <w:t xml:space="preserve">Vendor payments routed through Setnayan Pay still charge normally (the 3% convenience fee applies); only Setnayan in-app SKUs are eligible</w:t>
-      </w:r>
-    </w:p>
-    <w:p>
-      <w:pPr>
+      </w:pPr>
+      <w:r>
+        <w:t xml:space="preserve">Vendor payments settle off-platform with no convenience fee (RETIRED to 0% at the 2026-06-07 reset); only Setnayan in-app SKUs are eligible</w:t>
+      </w:r>
+    </w:p>
+    <w:p>
+      <w:pPr>
+        <w:pStyle w:val="Compact"/>
         <w:numPr>
           <w:ilvl w:val="0"/>
           <w:numId w:val="1024"/>
         </w:numPr>
-        <w:pStyle w:val="Compact"/>
       </w:pPr>
       <w:r>
         <w:t xml:space="preserve">The 🟣 internal badge from § 10a is NOT applied to team-member accounts; they are visually identified in admin console with a separate 🟢 badge (</w:t>
       </w:r>
       <w:r>
-        <w:t xml:space="preserve">“</w:t>
-      </w:r>
-      <w:r>
-        <w:t xml:space="preserve">Team Member · Shared Pool Access</w:t>
-      </w:r>
-      <w:r>
-        <w:t xml:space="preserve">”</w:t>
+        <w:t xml:space="preserve">“Team Member · Shared Pool Access”</w:t>
       </w:r>
       <w:r>
         <w:t xml:space="preserve">)</w:t>
@@ -6140,11 +6422,11 @@
     </w:p>
     <w:p>
       <w:pPr>
+        <w:pStyle w:val="Compact"/>
         <w:numPr>
           <w:ilvl w:val="0"/>
           <w:numId w:val="1024"/>
         </w:numPr>
-        <w:pStyle w:val="Compact"/>
       </w:pPr>
       <w:r>
         <w:t xml:space="preserve">Team-member activity IS included in customer-pipeline analytics (the bounded pool represents real platform engagement that should appear in usage signals)</w:t>
@@ -6152,11 +6434,11 @@
     </w:p>
     <w:p>
       <w:pPr>
+        <w:pStyle w:val="Compact"/>
         <w:numPr>
           <w:ilvl w:val="0"/>
           <w:numId w:val="1024"/>
         </w:numPr>
-        <w:pStyle w:val="Compact"/>
       </w:pPr>
       <w:r>
         <w:t xml:space="preserve">All pool consumption surfaces in the admin audit log with user attribution</w:t>
@@ -6169,6 +6451,7 @@
       <w:r>
         <w:rPr>
           <w:b/>
+          <w:bCs/>
         </w:rPr>
         <w:t xml:space="preserve">Compared to § 10a (owner + spouse):</w:t>
       </w:r>
@@ -6176,8 +6459,9 @@
     <w:tbl>
       <w:tblPr>
         <w:tblStyle w:val="Table"/>
-        <w:tblW w:type="pct" w:w="5000.0"/>
-        <w:tblLook w:firstRow="1"/>
+        <w:tblW w:type="pct" w:w="5000"/>
+        <w:tblLayout w:type="fixed"/>
+        <w:tblLook w:firstRow="1" w:lastRow="0" w:firstColumn="0" w:lastColumn="0" w:noHBand="0" w:noVBand="0" w:val="0020"/>
       </w:tblPr>
       <w:tblGrid>
         <w:gridCol w:w="2640"/>
@@ -6186,19 +6470,13 @@
       </w:tblGrid>
       <w:tr>
         <w:trPr>
-          <w:cnfStyle w:firstRow="1"/>
+          <w:tblHeader w:val="on"/>
         </w:trPr>
         <w:tc>
-          <w:tcPr>
-            <w:tcBorders>
-              <w:bottom w:val="single"/>
-            </w:tcBorders>
-            <w:vAlign w:val="bottom"/>
-          </w:tcPr>
-          <w:p>
-            <w:pPr>
-              <w:pStyle w:val="Compact"/>
-              <w:jc w:val="left"/>
+          <w:tcPr/>
+          <w:p>
+            <w:pPr>
+              <w:pStyle w:val="Compact"/>
             </w:pPr>
             <w:r>
               <w:t xml:space="preserve">Dimension</w:t>
@@ -6206,16 +6484,10 @@
           </w:p>
         </w:tc>
         <w:tc>
-          <w:tcPr>
-            <w:tcBorders>
-              <w:bottom w:val="single"/>
-            </w:tcBorders>
-            <w:vAlign w:val="bottom"/>
-          </w:tcPr>
-          <w:p>
-            <w:pPr>
-              <w:pStyle w:val="Compact"/>
-              <w:jc w:val="left"/>
+          <w:tcPr/>
+          <w:p>
+            <w:pPr>
+              <w:pStyle w:val="Compact"/>
             </w:pPr>
             <w:r>
               <w:t xml:space="preserve">§ 10a Owner + Spouse</w:t>
@@ -6223,16 +6495,10 @@
           </w:p>
         </w:tc>
         <w:tc>
-          <w:tcPr>
-            <w:tcBorders>
-              <w:bottom w:val="single"/>
-            </w:tcBorders>
-            <w:vAlign w:val="bottom"/>
-          </w:tcPr>
-          <w:p>
-            <w:pPr>
-              <w:pStyle w:val="Compact"/>
-              <w:jc w:val="left"/>
+          <w:tcPr/>
+          <w:p>
+            <w:pPr>
+              <w:pStyle w:val="Compact"/>
             </w:pPr>
             <w:r>
               <w:t xml:space="preserve">§ 10b Team Members</w:t>
@@ -6242,10 +6508,10 @@
       </w:tr>
       <w:tr>
         <w:tc>
-          <w:p>
-            <w:pPr>
-              <w:pStyle w:val="Compact"/>
-              <w:jc w:val="left"/>
+          <w:tcPr/>
+          <w:p>
+            <w:pPr>
+              <w:pStyle w:val="Compact"/>
             </w:pPr>
             <w:r>
               <w:t xml:space="preserve">Account flag</w:t>
@@ -6253,10 +6519,10 @@
           </w:p>
         </w:tc>
         <w:tc>
-          <w:p>
-            <w:pPr>
-              <w:pStyle w:val="Compact"/>
-              <w:jc w:val="left"/>
+          <w:tcPr/>
+          <w:p>
+            <w:pPr>
+              <w:pStyle w:val="Compact"/>
             </w:pPr>
             <w:r>
               <w:rPr>
@@ -6267,10 +6533,10 @@
           </w:p>
         </w:tc>
         <w:tc>
-          <w:p>
-            <w:pPr>
-              <w:pStyle w:val="Compact"/>
-              <w:jc w:val="left"/>
+          <w:tcPr/>
+          <w:p>
+            <w:pPr>
+              <w:pStyle w:val="Compact"/>
             </w:pPr>
             <w:r>
               <w:rPr>
@@ -6283,10 +6549,10 @@
       </w:tr>
       <w:tr>
         <w:tc>
-          <w:p>
-            <w:pPr>
-              <w:pStyle w:val="Compact"/>
-              <w:jc w:val="left"/>
+          <w:tcPr/>
+          <w:p>
+            <w:pPr>
+              <w:pStyle w:val="Compact"/>
             </w:pPr>
             <w:r>
               <w:t xml:space="preserve">Pool structure</w:t>
@@ -6294,10 +6560,10 @@
           </w:p>
         </w:tc>
         <w:tc>
-          <w:p>
-            <w:pPr>
-              <w:pStyle w:val="Compact"/>
-              <w:jc w:val="left"/>
+          <w:tcPr/>
+          <w:p>
+            <w:pPr>
+              <w:pStyle w:val="Compact"/>
             </w:pPr>
             <w:r>
               <w:t xml:space="preserve">N/A (always free)</w:t>
@@ -6305,10 +6571,10 @@
           </w:p>
         </w:tc>
         <w:tc>
-          <w:p>
-            <w:pPr>
-              <w:pStyle w:val="Compact"/>
-              <w:jc w:val="left"/>
+          <w:tcPr/>
+          <w:p>
+            <w:pPr>
+              <w:pStyle w:val="Compact"/>
             </w:pPr>
             <w:r>
               <w:t xml:space="preserve">Single shared pool, team-wide</w:t>
@@ -6318,10 +6584,10 @@
       </w:tr>
       <w:tr>
         <w:tc>
-          <w:p>
-            <w:pPr>
-              <w:pStyle w:val="Compact"/>
-              <w:jc w:val="left"/>
+          <w:tcPr/>
+          <w:p>
+            <w:pPr>
+              <w:pStyle w:val="Compact"/>
             </w:pPr>
             <w:r>
               <w:t xml:space="preserve">Cap</w:t>
@@ -6329,10 +6595,10 @@
           </w:p>
         </w:tc>
         <w:tc>
-          <w:p>
-            <w:pPr>
-              <w:pStyle w:val="Compact"/>
-              <w:jc w:val="left"/>
+          <w:tcPr/>
+          <w:p>
+            <w:pPr>
+              <w:pStyle w:val="Compact"/>
             </w:pPr>
             <w:r>
               <w:t xml:space="preserve">None</w:t>
@@ -6340,10 +6606,10 @@
           </w:p>
         </w:tc>
         <w:tc>
-          <w:p>
-            <w:pPr>
-              <w:pStyle w:val="Compact"/>
-              <w:jc w:val="left"/>
+          <w:tcPr/>
+          <w:p>
+            <w:pPr>
+              <w:pStyle w:val="Compact"/>
             </w:pPr>
             <w:r>
               <w:t xml:space="preserve">₱10,000/month TOTAL across whole team</w:t>
@@ -6353,10 +6619,10 @@
       </w:tr>
       <w:tr>
         <w:tc>
-          <w:p>
-            <w:pPr>
-              <w:pStyle w:val="Compact"/>
-              <w:jc w:val="left"/>
+          <w:tcPr/>
+          <w:p>
+            <w:pPr>
+              <w:pStyle w:val="Compact"/>
             </w:pPr>
             <w:r>
               <w:t xml:space="preserve">Formula</w:t>
@@ -6364,10 +6630,10 @@
           </w:p>
         </w:tc>
         <w:tc>
-          <w:p>
-            <w:pPr>
-              <w:pStyle w:val="Compact"/>
-              <w:jc w:val="left"/>
+          <w:tcPr/>
+          <w:p>
+            <w:pPr>
+              <w:pStyle w:val="Compact"/>
             </w:pPr>
             <w:r>
               <w:t xml:space="preserve">N/A (always free)</w:t>
@@ -6375,10 +6641,10 @@
           </w:p>
         </w:tc>
         <w:tc>
-          <w:p>
-            <w:pPr>
-              <w:pStyle w:val="Compact"/>
-              <w:jc w:val="left"/>
+          <w:tcPr/>
+          <w:p>
+            <w:pPr>
+              <w:pStyle w:val="Compact"/>
             </w:pPr>
             <w:r>
               <w:t xml:space="preserve">min(0.5% × prior-month platform sales, ₱10,000)</w:t>
@@ -6388,10 +6654,10 @@
       </w:tr>
       <w:tr>
         <w:tc>
-          <w:p>
-            <w:pPr>
-              <w:pStyle w:val="Compact"/>
-              <w:jc w:val="left"/>
+          <w:tcPr/>
+          <w:p>
+            <w:pPr>
+              <w:pStyle w:val="Compact"/>
             </w:pPr>
             <w:r>
               <w:t xml:space="preserve">Rollover</w:t>
@@ -6399,10 +6665,10 @@
           </w:p>
         </w:tc>
         <w:tc>
-          <w:p>
-            <w:pPr>
-              <w:pStyle w:val="Compact"/>
-              <w:jc w:val="left"/>
+          <w:tcPr/>
+          <w:p>
+            <w:pPr>
+              <w:pStyle w:val="Compact"/>
             </w:pPr>
             <w:r>
               <w:t xml:space="preserve">N/A</w:t>
@@ -6410,10 +6676,10 @@
           </w:p>
         </w:tc>
         <w:tc>
-          <w:p>
-            <w:pPr>
-              <w:pStyle w:val="Compact"/>
-              <w:jc w:val="left"/>
+          <w:tcPr/>
+          <w:p>
+            <w:pPr>
+              <w:pStyle w:val="Compact"/>
             </w:pPr>
             <w:r>
               <w:t xml:space="preserve">None — resets monthly, no accumulation</w:t>
@@ -6423,10 +6689,10 @@
       </w:tr>
       <w:tr>
         <w:tc>
-          <w:p>
-            <w:pPr>
-              <w:pStyle w:val="Compact"/>
-              <w:jc w:val="left"/>
+          <w:tcPr/>
+          <w:p>
+            <w:pPr>
+              <w:pStyle w:val="Compact"/>
             </w:pPr>
             <w:r>
               <w:t xml:space="preserve">Access model</w:t>
@@ -6434,10 +6700,10 @@
           </w:p>
         </w:tc>
         <w:tc>
-          <w:p>
-            <w:pPr>
-              <w:pStyle w:val="Compact"/>
-              <w:jc w:val="left"/>
+          <w:tcPr/>
+          <w:p>
+            <w:pPr>
+              <w:pStyle w:val="Compact"/>
             </w:pPr>
             <w:r>
               <w:t xml:space="preserve">Unlimited per person</w:t>
@@ -6445,10 +6711,10 @@
           </w:p>
         </w:tc>
         <w:tc>
-          <w:p>
-            <w:pPr>
-              <w:pStyle w:val="Compact"/>
-              <w:jc w:val="left"/>
+          <w:tcPr/>
+          <w:p>
+            <w:pPr>
+              <w:pStyle w:val="Compact"/>
             </w:pPr>
             <w:r>
               <w:t xml:space="preserve">First-come-first-served against shared pool</w:t>
@@ -6458,10 +6724,10 @@
       </w:tr>
       <w:tr>
         <w:tc>
-          <w:p>
-            <w:pPr>
-              <w:pStyle w:val="Compact"/>
-              <w:jc w:val="left"/>
+          <w:tcPr/>
+          <w:p>
+            <w:pPr>
+              <w:pStyle w:val="Compact"/>
             </w:pPr>
             <w:r>
               <w:t xml:space="preserve">Admin badge</w:t>
@@ -6469,10 +6735,10 @@
           </w:p>
         </w:tc>
         <w:tc>
-          <w:p>
-            <w:pPr>
-              <w:pStyle w:val="Compact"/>
-              <w:jc w:val="left"/>
+          <w:tcPr/>
+          <w:p>
+            <w:pPr>
+              <w:pStyle w:val="Compact"/>
             </w:pPr>
             <w:r>
               <w:t xml:space="preserve">🟣</w:t>
@@ -6480,10 +6746,10 @@
           </w:p>
         </w:tc>
         <w:tc>
-          <w:p>
-            <w:pPr>
-              <w:pStyle w:val="Compact"/>
-              <w:jc w:val="left"/>
+          <w:tcPr/>
+          <w:p>
+            <w:pPr>
+              <w:pStyle w:val="Compact"/>
             </w:pPr>
             <w:r>
               <w:t xml:space="preserve">🟢</w:t>
@@ -6493,10 +6759,10 @@
       </w:tr>
       <w:tr>
         <w:tc>
-          <w:p>
-            <w:pPr>
-              <w:pStyle w:val="Compact"/>
-              <w:jc w:val="left"/>
+          <w:tcPr/>
+          <w:p>
+            <w:pPr>
+              <w:pStyle w:val="Compact"/>
             </w:pPr>
             <w:r>
               <w:t xml:space="preserve">Pipeline analytics</w:t>
@@ -6504,10 +6770,10 @@
           </w:p>
         </w:tc>
         <w:tc>
-          <w:p>
-            <w:pPr>
-              <w:pStyle w:val="Compact"/>
-              <w:jc w:val="left"/>
+          <w:tcPr/>
+          <w:p>
+            <w:pPr>
+              <w:pStyle w:val="Compact"/>
             </w:pPr>
             <w:r>
               <w:t xml:space="preserve">Excluded</w:t>
@@ -6515,10 +6781,10 @@
           </w:p>
         </w:tc>
         <w:tc>
-          <w:p>
-            <w:pPr>
-              <w:pStyle w:val="Compact"/>
-              <w:jc w:val="left"/>
+          <w:tcPr/>
+          <w:p>
+            <w:pPr>
+              <w:pStyle w:val="Compact"/>
             </w:pPr>
             <w:r>
               <w:t xml:space="preserve">Included</w:t>
@@ -6528,10 +6794,10 @@
       </w:tr>
       <w:tr>
         <w:tc>
-          <w:p>
-            <w:pPr>
-              <w:pStyle w:val="Compact"/>
-              <w:jc w:val="left"/>
+          <w:tcPr/>
+          <w:p>
+            <w:pPr>
+              <w:pStyle w:val="Compact"/>
             </w:pPr>
             <w:r>
               <w:t xml:space="preserve">Vendor payments</w:t>
@@ -6539,48 +6805,47 @@
           </w:p>
         </w:tc>
         <w:tc>
-          <w:p>
-            <w:pPr>
-              <w:pStyle w:val="Compact"/>
-              <w:jc w:val="left"/>
-            </w:pPr>
-            <w:r>
-              <w:t xml:space="preserve">Pay normally (3% fee applies)</w:t>
-            </w:r>
-          </w:p>
-        </w:tc>
-        <w:tc>
-          <w:p>
-            <w:pPr>
-              <w:pStyle w:val="Compact"/>
-              <w:jc w:val="left"/>
-            </w:pPr>
-            <w:r>
-              <w:t xml:space="preserve">Pay normally (3% fee applies)</w:t>
+          <w:tcPr/>
+          <w:p>
+            <w:pPr>
+              <w:pStyle w:val="Compact"/>
+            </w:pPr>
+            <w:r>
+              <w:t xml:space="preserve">Pay vendor direct off-platform (0% fee)</w:t>
+            </w:r>
+          </w:p>
+        </w:tc>
+        <w:tc>
+          <w:tcPr/>
+          <w:p>
+            <w:pPr>
+              <w:pStyle w:val="Compact"/>
+            </w:pPr>
+            <w:r>
+              <w:t xml:space="preserve">Pay vendor direct off-platform (0% fee)</w:t>
             </w:r>
           </w:p>
         </w:tc>
       </w:tr>
     </w:tbl>
+    <w:bookmarkEnd w:id="41"/>
+    <w:bookmarkStart w:id="44" w:name="internal-expense-tracking-v1-v2"/>
     <w:p>
       <w:pPr>
         <w:pStyle w:val="Heading2"/>
       </w:pPr>
-      <w:bookmarkStart w:id="52" w:name="internal-expense-tracking-v1-v2"/>
       <w:r>
         <w:t xml:space="preserve">11. Internal Expense Tracking (V1 → V2)</w:t>
       </w:r>
-      <w:bookmarkEnd w:id="52"/>
-    </w:p>
+    </w:p>
+    <w:bookmarkStart w:id="42" w:name="v1-platform-service-expenses"/>
     <w:p>
       <w:pPr>
         <w:pStyle w:val="Heading3"/>
       </w:pPr>
-      <w:bookmarkStart w:id="53" w:name="v1-platform-service-expenses"/>
       <w:r>
         <w:t xml:space="preserve">V1: Platform service expenses</w:t>
       </w:r>
-      <w:bookmarkEnd w:id="53"/>
     </w:p>
     <w:p>
       <w:pPr>
@@ -6595,6 +6860,7 @@
       <w:r>
         <w:rPr>
           <w:b/>
+          <w:bCs/>
         </w:rPr>
         <w:t xml:space="preserve">Platform Expense</w:t>
       </w:r>
@@ -6605,15 +6871,15 @@
         <w:t xml:space="preserve">dashboard tracking what Setnayan pays for external services (Cloudflare R2, Supabase, Daily.co for video, etc.) per month. Alerts trigger when a category exceeds threshold. Ops Lead reviews monthly.</w:t>
       </w:r>
     </w:p>
+    <w:bookmarkEnd w:id="42"/>
+    <w:bookmarkStart w:id="43" w:name="v2-team-operational-costs"/>
     <w:p>
       <w:pPr>
         <w:pStyle w:val="Heading3"/>
       </w:pPr>
-      <w:bookmarkStart w:id="54" w:name="v2-team-operational-costs"/>
       <w:r>
         <w:t xml:space="preserve">V2: Team &amp; operational costs</w:t>
       </w:r>
-      <w:bookmarkEnd w:id="54"/>
     </w:p>
     <w:p>
       <w:pPr>
@@ -6638,15 +6904,16 @@
         </w:pict>
       </w:r>
     </w:p>
+    <w:bookmarkEnd w:id="43"/>
+    <w:bookmarkEnd w:id="44"/>
+    <w:bookmarkStart w:id="46" w:name="vendors-acknowledgment"/>
     <w:p>
       <w:pPr>
         <w:pStyle w:val="Heading2"/>
       </w:pPr>
-      <w:bookmarkStart w:id="55" w:name="vendors-acknowledgment"/>
       <w:r>
         <w:t xml:space="preserve">12. Vendor’s Acknowledgment</w:t>
       </w:r>
-      <w:bookmarkEnd w:id="55"/>
     </w:p>
     <w:p>
       <w:pPr>
@@ -6658,11 +6925,11 @@
     </w:p>
     <w:p>
       <w:pPr>
+        <w:pStyle w:val="Compact"/>
         <w:numPr>
           <w:ilvl w:val="0"/>
           <w:numId w:val="1025"/>
         </w:numPr>
-        <w:pStyle w:val="Compact"/>
       </w:pPr>
       <w:r>
         <w:t xml:space="preserve">They have read all sections 1–11</w:t>
@@ -6670,11 +6937,11 @@
     </w:p>
     <w:p>
       <w:pPr>
+        <w:pStyle w:val="Compact"/>
         <w:numPr>
           <w:ilvl w:val="0"/>
           <w:numId w:val="1025"/>
         </w:numPr>
-        <w:pStyle w:val="Compact"/>
       </w:pPr>
       <w:r>
         <w:t xml:space="preserve">They will operate their Setnayan-listed services in compliance with these terms</w:t>
@@ -6682,11 +6949,11 @@
     </w:p>
     <w:p>
       <w:pPr>
+        <w:pStyle w:val="Compact"/>
         <w:numPr>
           <w:ilvl w:val="0"/>
           <w:numId w:val="1025"/>
         </w:numPr>
-        <w:pStyle w:val="Compact"/>
       </w:pPr>
       <w:r>
         <w:t xml:space="preserve">They understand that violation of any term may result in tier downgrade, suspension, or removal</w:t>
@@ -6694,11 +6961,11 @@
     </w:p>
     <w:p>
       <w:pPr>
+        <w:pStyle w:val="Compact"/>
         <w:numPr>
           <w:ilvl w:val="0"/>
           <w:numId w:val="1025"/>
         </w:numPr>
-        <w:pStyle w:val="Compact"/>
       </w:pPr>
       <w:r>
         <w:t xml:space="preserve">They consent to having their submitted data verified by Setnayan Team and stored for the duration of their active listing plus 5 years after delisting</w:t>
@@ -6706,11 +6973,11 @@
     </w:p>
     <w:p>
       <w:pPr>
+        <w:pStyle w:val="Compact"/>
         <w:numPr>
           <w:ilvl w:val="0"/>
           <w:numId w:val="1025"/>
         </w:numPr>
-        <w:pStyle w:val="Compact"/>
       </w:pPr>
       <w:r>
         <w:t xml:space="preserve">They consent to mediation by Setnayan in any vendor-customer dispute</w:t>
@@ -6718,11 +6985,11 @@
     </w:p>
     <w:p>
       <w:pPr>
+        <w:pStyle w:val="Compact"/>
         <w:numPr>
           <w:ilvl w:val="0"/>
           <w:numId w:val="1025"/>
         </w:numPr>
-        <w:pStyle w:val="Compact"/>
       </w:pPr>
       <w:r>
         <w:t xml:space="preserve">They understand that this Agreement supersedes any prior informal arrangement and is binding upon acceptance</w:t>
@@ -6735,6 +7002,7 @@
       <w:r>
         <w:rPr>
           <w:b/>
+          <w:bCs/>
         </w:rPr>
         <w:t xml:space="preserve">Vendor signs:</w:t>
       </w:r>
@@ -6752,6 +7020,7 @@
       <w:r>
         <w:rPr>
           <w:b/>
+          <w:bCs/>
         </w:rPr>
         <w:t xml:space="preserve">Setnayan Team signs:</w:t>
       </w:r>
@@ -6762,15 +7031,14 @@
         <w:t xml:space="preserve">☐ _________________________________ Date: __________</w:t>
       </w:r>
     </w:p>
+    <w:bookmarkStart w:id="45" w:name="X9cdc34a4666baef495ad3366ca3bf26e0a2bb78"/>
     <w:p>
       <w:pPr>
         <w:pStyle w:val="Heading3"/>
       </w:pPr>
-      <w:bookmarkStart w:id="56" w:name="X9cdc34a4666baef495ad3366ca3bf26e0a2bb78"/>
       <w:r>
         <w:t xml:space="preserve">12.1 Signing mechanics — manual in V1, digital in V1.5 (locked 2026-05-12)</w:t>
       </w:r>
-      <w:bookmarkEnd w:id="56"/>
     </w:p>
     <w:p>
       <w:pPr>
@@ -6785,6 +7053,7 @@
       <w:r>
         <w:rPr>
           <w:b/>
+          <w:bCs/>
         </w:rPr>
         <w:t xml:space="preserve">manually</w:t>
       </w:r>
@@ -6794,11 +7063,11 @@
     </w:p>
     <w:p>
       <w:pPr>
+        <w:pStyle w:val="Compact"/>
         <w:numPr>
           <w:ilvl w:val="0"/>
           <w:numId w:val="1026"/>
         </w:numPr>
-        <w:pStyle w:val="Compact"/>
       </w:pPr>
       <w:r>
         <w:t xml:space="preserve">After a vendor’s</w:t>
@@ -6824,6 +7093,7 @@
       <w:r>
         <w:rPr>
           <w:b/>
+          <w:bCs/>
         </w:rPr>
         <w:t xml:space="preserve">PDF copy of this Agreement</w:t>
       </w:r>
@@ -6836,11 +7106,11 @@
     </w:p>
     <w:p>
       <w:pPr>
+        <w:pStyle w:val="Compact"/>
         <w:numPr>
           <w:ilvl w:val="0"/>
           <w:numId w:val="1026"/>
         </w:numPr>
-        <w:pStyle w:val="Compact"/>
       </w:pPr>
       <w:r>
         <w:t xml:space="preserve">Vendor prints, signs, scans (or photographs), and emails back the signed PDF to vendor-onboarding@setnayan.com</w:t>
@@ -6848,11 +7118,11 @@
     </w:p>
     <w:p>
       <w:pPr>
+        <w:pStyle w:val="Compact"/>
         <w:numPr>
           <w:ilvl w:val="0"/>
           <w:numId w:val="1026"/>
         </w:numPr>
-        <w:pStyle w:val="Compact"/>
       </w:pPr>
       <w:r>
         <w:t xml:space="preserve">Setnayan Team stores the signed PDF in R2 bucket</w:t>
@@ -6884,11 +7154,11 @@
     </w:p>
     <w:p>
       <w:pPr>
+        <w:pStyle w:val="Compact"/>
         <w:numPr>
           <w:ilvl w:val="0"/>
           <w:numId w:val="1026"/>
         </w:numPr>
-        <w:pStyle w:val="Compact"/>
       </w:pPr>
       <w:r>
         <w:t xml:space="preserve">Vendor verification status flips to fully-onboarded once the signed PDF is filed</w:t>
@@ -6896,11 +7166,11 @@
     </w:p>
     <w:p>
       <w:pPr>
+        <w:pStyle w:val="Compact"/>
         <w:numPr>
           <w:ilvl w:val="0"/>
           <w:numId w:val="1026"/>
         </w:numPr>
-        <w:pStyle w:val="Compact"/>
       </w:pPr>
       <w:r>
         <w:t xml:space="preserve">Counter-signature (Setnayan Team co-signing the vendor’s returned PDF) is optional in V1 — the Setnayan-signed copy sent in step 1 is the binding document</w:t>
@@ -6948,6 +7218,7 @@
       <w:r>
         <w:rPr>
           <w:b/>
+          <w:bCs/>
         </w:rPr>
         <w:t xml:space="preserve">V1.5 digital signing plan</w:t>
       </w:r>
@@ -6960,11 +7231,11 @@
     </w:p>
     <w:p>
       <w:pPr>
+        <w:pStyle w:val="Compact"/>
         <w:numPr>
           <w:ilvl w:val="0"/>
           <w:numId w:val="1027"/>
         </w:numPr>
-        <w:pStyle w:val="Compact"/>
       </w:pPr>
       <w:r>
         <w:t xml:space="preserve">Integrate with a PH-tested e-signature provider (PandaDoc or DocuSign — both have PH legal acceptance + audit trail with IP/timestamp/email-verify)</w:t>
@@ -6972,11 +7243,11 @@
     </w:p>
     <w:p>
       <w:pPr>
+        <w:pStyle w:val="Compact"/>
         <w:numPr>
           <w:ilvl w:val="0"/>
           <w:numId w:val="1027"/>
         </w:numPr>
-        <w:pStyle w:val="Compact"/>
       </w:pPr>
       <w:r>
         <w:t xml:space="preserve">Vendor signs in-app via embedded widget; binding signature with audit trail</w:t>
@@ -6984,11 +7255,11 @@
     </w:p>
     <w:p>
       <w:pPr>
+        <w:pStyle w:val="Compact"/>
         <w:numPr>
           <w:ilvl w:val="0"/>
           <w:numId w:val="1027"/>
         </w:numPr>
-        <w:pStyle w:val="Compact"/>
       </w:pPr>
       <w:r>
         <w:t xml:space="preserve">Setnayan Team auto-counter-signs on approval</w:t>
@@ -6996,11 +7267,11 @@
     </w:p>
     <w:p>
       <w:pPr>
+        <w:pStyle w:val="Compact"/>
         <w:numPr>
           <w:ilvl w:val="0"/>
           <w:numId w:val="1027"/>
         </w:numPr>
-        <w:pStyle w:val="Compact"/>
       </w:pPr>
       <w:r>
         <w:t xml:space="preserve">Replaces the manual PDF-email loop with a single in-app flow</w:t>
@@ -7028,6 +7299,7 @@
       <w:r>
         <w:rPr>
           <w:i/>
+          <w:iCs/>
         </w:rPr>
         <w:t xml:space="preserve">Setnayan reserves the right to update this Agreement. Material changes require 30 days’ written notice to all active vendors. Continued use of the platform after the notice period constitutes acceptance of the updated terms.</w:t>
       </w:r>
@@ -7039,6 +7311,7 @@
       <w:r>
         <w:rPr>
           <w:i/>
+          <w:iCs/>
         </w:rPr>
         <w:t xml:space="preserve">Filipino-language translation will be made available; in case of conflict between English and Filipino versions, the English version governs.</w:t>
       </w:r>
@@ -7050,6 +7323,7 @@
       <w:r>
         <w:rPr>
           <w:i/>
+          <w:iCs/>
         </w:rPr>
         <w:t xml:space="preserve">Questions or clarifications: legal@setnayan.com</w:t>
       </w:r>
@@ -7061,27 +7335,29 @@
         </w:pict>
       </w:r>
     </w:p>
+    <w:bookmarkEnd w:id="45"/>
+    <w:bookmarkEnd w:id="46"/>
+    <w:bookmarkStart w:id="47" w:name="appendix-a-linked-iterations"/>
     <w:p>
       <w:pPr>
         <w:pStyle w:val="Heading2"/>
       </w:pPr>
-      <w:bookmarkStart w:id="57" w:name="appendix-a-linked-iterations"/>
       <w:r>
         <w:t xml:space="preserve">Appendix A — Linked iterations</w:t>
       </w:r>
-      <w:bookmarkEnd w:id="57"/>
-    </w:p>
-    <w:p>
-      <w:pPr>
+    </w:p>
+    <w:p>
+      <w:pPr>
+        <w:pStyle w:val="Compact"/>
         <w:numPr>
           <w:ilvl w:val="0"/>
           <w:numId w:val="1028"/>
         </w:numPr>
-        <w:pStyle w:val="Compact"/>
-      </w:pPr>
-      <w:r>
-        <w:rPr>
-          <w:b/>
+      </w:pPr>
+      <w:r>
+        <w:rPr>
+          <w:b/>
+          <w:bCs/>
         </w:rPr>
         <w:t xml:space="preserve">0006 Vendors Management</w:t>
       </w:r>
@@ -7094,15 +7370,16 @@
     </w:p>
     <w:p>
       <w:pPr>
+        <w:pStyle w:val="Compact"/>
         <w:numPr>
           <w:ilvl w:val="0"/>
           <w:numId w:val="1028"/>
         </w:numPr>
-        <w:pStyle w:val="Compact"/>
-      </w:pPr>
-      <w:r>
-        <w:rPr>
-          <w:b/>
+      </w:pPr>
+      <w:r>
+        <w:rPr>
+          <w:b/>
+          <w:bCs/>
         </w:rPr>
         <w:t xml:space="preserve">0007 Budget &amp; Expenses</w:t>
       </w:r>
@@ -7115,15 +7392,16 @@
     </w:p>
     <w:p>
       <w:pPr>
+        <w:pStyle w:val="Compact"/>
         <w:numPr>
           <w:ilvl w:val="0"/>
           <w:numId w:val="1028"/>
         </w:numPr>
-        <w:pStyle w:val="Compact"/>
-      </w:pPr>
-      <w:r>
-        <w:rPr>
-          <w:b/>
+      </w:pPr>
+      <w:r>
+        <w:rPr>
+          <w:b/>
+          <w:bCs/>
         </w:rPr>
         <w:t xml:space="preserve">0015 Marketing Site</w:t>
       </w:r>
@@ -7151,15 +7429,16 @@
     </w:p>
     <w:p>
       <w:pPr>
+        <w:pStyle w:val="Compact"/>
         <w:numPr>
           <w:ilvl w:val="0"/>
           <w:numId w:val="1028"/>
         </w:numPr>
-        <w:pStyle w:val="Compact"/>
-      </w:pPr>
-      <w:r>
-        <w:rPr>
-          <w:b/>
+      </w:pPr>
+      <w:r>
+        <w:rPr>
+          <w:b/>
+          <w:bCs/>
         </w:rPr>
         <w:t xml:space="preserve">0022 Vendor Dashboard</w:t>
       </w:r>
@@ -7172,15 +7451,16 @@
     </w:p>
     <w:p>
       <w:pPr>
+        <w:pStyle w:val="Compact"/>
         <w:numPr>
           <w:ilvl w:val="0"/>
           <w:numId w:val="1028"/>
         </w:numPr>
-        <w:pStyle w:val="Compact"/>
-      </w:pPr>
-      <w:r>
-        <w:rPr>
-          <w:b/>
+      </w:pPr>
+      <w:r>
+        <w:rPr>
+          <w:b/>
+          <w:bCs/>
         </w:rPr>
         <w:t xml:space="preserve">0023 Admin Console</w:t>
       </w:r>
@@ -7193,15 +7473,16 @@
     </w:p>
     <w:p>
       <w:pPr>
+        <w:pStyle w:val="Compact"/>
         <w:numPr>
           <w:ilvl w:val="0"/>
           <w:numId w:val="1028"/>
         </w:numPr>
-        <w:pStyle w:val="Compact"/>
-      </w:pPr>
-      <w:r>
-        <w:rPr>
-          <w:b/>
+      </w:pPr>
+      <w:r>
+        <w:rPr>
+          <w:b/>
+          <w:bCs/>
         </w:rPr>
         <w:t xml:space="preserve">0024 Save-the-Date Video Maker</w:t>
       </w:r>
@@ -7212,7 +7493,13 @@
         <w:t xml:space="preserve">— example of in-app service vendor bundles can include</w:t>
       </w:r>
     </w:p>
-    <w:sectPr/>
+    <w:bookmarkEnd w:id="47"/>
+    <w:bookmarkEnd w:id="48"/>
+    <w:sectPr>
+      <w:footnotePr>
+        <w:numRestart w:val="eachSect"/>
+      </w:footnotePr>
+    </w:sectPr>
   </w:body>
 </w:document>
 </file>
@@ -7243,17 +7530,14 @@
 <file path=word/numbering.xml><?xml version="1.0" encoding="utf-8"?>
 <w:numbering xmlns:w="http://schemas.openxmlformats.org/wordprocessingml/2006/main">
   <w:abstractNum w:abstractNumId="990">
-    <w:nsid w:val="2c1ae401"/>
+    <w:nsid w:val="0000A990"/>
     <w:multiLevelType w:val="multilevel"/>
     <w:lvl w:ilvl="0">
       <w:numFmt w:val="bullet"/>
       <w:lvlText w:val=" "/>
       <w:lvlJc w:val="left"/>
       <w:pPr>
-        <w:tabs>
-          <w:tab w:val="num" w:pos="0"/>
-        </w:tabs>
-        <w:ind w:left="480" w:hanging="480"/>
+        <w:ind w:left="720" w:hanging="360"/>
       </w:pPr>
     </w:lvl>
     <w:lvl w:ilvl="1">
@@ -7261,10 +7545,7 @@
       <w:lvlText w:val=" "/>
       <w:lvlJc w:val="left"/>
       <w:pPr>
-        <w:tabs>
-          <w:tab w:val="num" w:pos="720"/>
-        </w:tabs>
-        <w:ind w:left="1200" w:hanging="480"/>
+        <w:ind w:left="1440" w:hanging="360"/>
       </w:pPr>
     </w:lvl>
     <w:lvl w:ilvl="2">
@@ -7272,10 +7553,7 @@
       <w:lvlText w:val=" "/>
       <w:lvlJc w:val="left"/>
       <w:pPr>
-        <w:tabs>
-          <w:tab w:val="num" w:pos="1440"/>
-        </w:tabs>
-        <w:ind w:left="1920" w:hanging="480"/>
+        <w:ind w:left="2160" w:hanging="360"/>
       </w:pPr>
     </w:lvl>
     <w:lvl w:ilvl="3">
@@ -7283,10 +7561,7 @@
       <w:lvlText w:val=" "/>
       <w:lvlJc w:val="left"/>
       <w:pPr>
-        <w:tabs>
-          <w:tab w:val="num" w:pos="2160"/>
-        </w:tabs>
-        <w:ind w:left="2640" w:hanging="480"/>
+        <w:ind w:left="2880" w:hanging="360"/>
       </w:pPr>
     </w:lvl>
     <w:lvl w:ilvl="4">
@@ -7294,10 +7569,7 @@
       <w:lvlText w:val=" "/>
       <w:lvlJc w:val="left"/>
       <w:pPr>
-        <w:tabs>
-          <w:tab w:val="num" w:pos="2880"/>
-        </w:tabs>
-        <w:ind w:left="3360" w:hanging="480"/>
+        <w:ind w:left="3600" w:hanging="360"/>
       </w:pPr>
     </w:lvl>
     <w:lvl w:ilvl="5">
@@ -7305,10 +7577,7 @@
       <w:lvlText w:val=" "/>
       <w:lvlJc w:val="left"/>
       <w:pPr>
-        <w:tabs>
-          <w:tab w:val="num" w:pos="3600"/>
-        </w:tabs>
-        <w:ind w:left="4080" w:hanging="480"/>
+        <w:ind w:left="4320" w:hanging="360"/>
       </w:pPr>
     </w:lvl>
     <w:lvl w:ilvl="6">
@@ -7316,10 +7585,7 @@
       <w:lvlText w:val=" "/>
       <w:lvlJc w:val="left"/>
       <w:pPr>
-        <w:tabs>
-          <w:tab w:val="num" w:pos="4320"/>
-        </w:tabs>
-        <w:ind w:left="4800" w:hanging="480"/>
+        <w:ind w:left="5040" w:hanging="360"/>
       </w:pPr>
     </w:lvl>
     <w:lvl w:ilvl="7">
@@ -7327,10 +7593,7 @@
       <w:lvlText w:val=" "/>
       <w:lvlJc w:val="left"/>
       <w:pPr>
-        <w:tabs>
-          <w:tab w:val="num" w:pos="5040"/>
-        </w:tabs>
-        <w:ind w:left="5520" w:hanging="480"/>
+        <w:ind w:left="5760" w:hanging="360"/>
       </w:pPr>
     </w:lvl>
     <w:lvl w:ilvl="8">
@@ -7338,118 +7601,115 @@
       <w:lvlText w:val=" "/>
       <w:lvlJc w:val="left"/>
       <w:pPr>
-        <w:tabs>
-          <w:tab w:val="num" w:pos="5760"/>
-        </w:tabs>
-        <w:ind w:left="6240" w:hanging="480"/>
+        <w:ind w:left="6480" w:hanging="360"/>
       </w:pPr>
     </w:lvl>
   </w:abstractNum>
   <w:abstractNum w:abstractNumId="991">
-    <w:nsid w:val="ea454b4c"/>
+    <w:nsid w:val="0000A991"/>
     <w:multiLevelType w:val="multilevel"/>
     <w:lvl w:ilvl="0">
       <w:numFmt w:val="bullet"/>
-      <w:lvlText w:val="•"/>
+      <w:lvlText w:val=""/>
       <w:lvlJc w:val="left"/>
       <w:pPr>
-        <w:tabs>
-          <w:tab w:val="num" w:pos="0"/>
-        </w:tabs>
-        <w:ind w:left="480" w:hanging="480"/>
-      </w:pPr>
+        <w:ind w:left="720" w:hanging="360"/>
+      </w:pPr>
+      <w:rPr>
+        <w:rFonts w:ascii="Symbol" w:hAnsi="Symbol" w:cs="Symbol" w:hint="default"/>
+      </w:rPr>
     </w:lvl>
     <w:lvl w:ilvl="1">
       <w:numFmt w:val="bullet"/>
-      <w:lvlText w:val="–"/>
+      <w:lvlText w:val="o"/>
       <w:lvlJc w:val="left"/>
       <w:pPr>
-        <w:tabs>
-          <w:tab w:val="num" w:pos="720"/>
-        </w:tabs>
-        <w:ind w:left="1200" w:hanging="480"/>
-      </w:pPr>
+        <w:ind w:left="1440" w:hanging="360"/>
+      </w:pPr>
+      <w:rPr>
+        <w:rFonts w:ascii="Courier New" w:hAnsi="Courier New" w:cs="Courier New" w:hint="default"/>
+      </w:rPr>
     </w:lvl>
     <w:lvl w:ilvl="2">
       <w:numFmt w:val="bullet"/>
-      <w:lvlText w:val="•"/>
+      <w:lvlText w:val=""/>
       <w:lvlJc w:val="left"/>
       <w:pPr>
-        <w:tabs>
-          <w:tab w:val="num" w:pos="1440"/>
-        </w:tabs>
-        <w:ind w:left="1920" w:hanging="480"/>
-      </w:pPr>
+        <w:ind w:left="2160" w:hanging="360"/>
+      </w:pPr>
+      <w:rPr>
+        <w:rFonts w:ascii="Wingdings" w:hAnsi="Wingdings" w:cs="Wingdings" w:hint="default"/>
+      </w:rPr>
     </w:lvl>
     <w:lvl w:ilvl="3">
       <w:numFmt w:val="bullet"/>
-      <w:lvlText w:val="–"/>
+      <w:lvlText w:val=""/>
       <w:lvlJc w:val="left"/>
       <w:pPr>
-        <w:tabs>
-          <w:tab w:val="num" w:pos="2160"/>
-        </w:tabs>
-        <w:ind w:left="2640" w:hanging="480"/>
-      </w:pPr>
+        <w:ind w:left="2880" w:hanging="360"/>
+      </w:pPr>
+      <w:rPr>
+        <w:rFonts w:ascii="Symbol" w:hAnsi="Symbol" w:cs="Symbol" w:hint="default"/>
+      </w:rPr>
     </w:lvl>
     <w:lvl w:ilvl="4">
       <w:numFmt w:val="bullet"/>
-      <w:lvlText w:val="•"/>
+      <w:lvlText w:val="o"/>
       <w:lvlJc w:val="left"/>
       <w:pPr>
-        <w:tabs>
-          <w:tab w:val="num" w:pos="2880"/>
-        </w:tabs>
-        <w:ind w:left="3360" w:hanging="480"/>
-      </w:pPr>
+        <w:ind w:left="3600" w:hanging="360"/>
+      </w:pPr>
+      <w:rPr>
+        <w:rFonts w:ascii="Courier New" w:hAnsi="Courier New" w:cs="Courier New" w:hint="default"/>
+      </w:rPr>
     </w:lvl>
     <w:lvl w:ilvl="5">
       <w:numFmt w:val="bullet"/>
-      <w:lvlText w:val="–"/>
+      <w:lvlText w:val=""/>
       <w:lvlJc w:val="left"/>
       <w:pPr>
-        <w:tabs>
-          <w:tab w:val="num" w:pos="3600"/>
-        </w:tabs>
-        <w:ind w:left="4080" w:hanging="480"/>
-      </w:pPr>
+        <w:ind w:left="4320" w:hanging="360"/>
+      </w:pPr>
+      <w:rPr>
+        <w:rFonts w:ascii="Wingdings" w:hAnsi="Wingdings" w:cs="Wingdings" w:hint="default"/>
+      </w:rPr>
     </w:lvl>
     <w:lvl w:ilvl="6">
       <w:numFmt w:val="bullet"/>
-      <w:lvlText w:val="•"/>
+      <w:lvlText w:val=""/>
       <w:lvlJc w:val="left"/>
       <w:pPr>
-        <w:tabs>
-          <w:tab w:val="num" w:pos="4320"/>
-        </w:tabs>
-        <w:ind w:left="4800" w:hanging="480"/>
-      </w:pPr>
+        <w:ind w:left="5040" w:hanging="360"/>
+      </w:pPr>
+      <w:rPr>
+        <w:rFonts w:ascii="Symbol" w:hAnsi="Symbol" w:cs="Symbol" w:hint="default"/>
+      </w:rPr>
     </w:lvl>
     <w:lvl w:ilvl="7">
       <w:numFmt w:val="bullet"/>
-      <w:lvlText w:val="–"/>
+      <w:lvlText w:val="o"/>
       <w:lvlJc w:val="left"/>
       <w:pPr>
-        <w:tabs>
-          <w:tab w:val="num" w:pos="5040"/>
-        </w:tabs>
-        <w:ind w:left="5520" w:hanging="480"/>
-      </w:pPr>
+        <w:ind w:left="5760" w:hanging="360"/>
+      </w:pPr>
+      <w:rPr>
+        <w:rFonts w:ascii="Courier New" w:hAnsi="Courier New" w:cs="Courier New" w:hint="default"/>
+      </w:rPr>
     </w:lvl>
     <w:lvl w:ilvl="8">
       <w:numFmt w:val="bullet"/>
-      <w:lvlText w:val="•"/>
+      <w:lvlText w:val=""/>
       <w:lvlJc w:val="left"/>
       <w:pPr>
-        <w:tabs>
-          <w:tab w:val="num" w:pos="5760"/>
-        </w:tabs>
-        <w:ind w:left="6240" w:hanging="480"/>
-      </w:pPr>
+        <w:ind w:left="6480" w:hanging="360"/>
+      </w:pPr>
+      <w:rPr>
+        <w:rFonts w:ascii="Wingdings" w:hAnsi="Wingdings" w:cs="Wingdings" w:hint="default"/>
+      </w:rPr>
     </w:lvl>
   </w:abstractNum>
   <w:abstractNum w:abstractNumId="99411">
-    <w:nsid w:val="71315dca"/>
+    <w:nsid w:val="00A99411"/>
     <w:multiLevelType w:val="multilevel"/>
     <w:lvl w:ilvl="0">
       <w:start w:val="1"/>
@@ -7457,10 +7717,7 @@
       <w:lvlText w:val="%1."/>
       <w:lvlJc w:val="left"/>
       <w:pPr>
-        <w:tabs>
-          <w:tab w:val="num" w:pos="0"/>
-        </w:tabs>
-        <w:ind w:left="480" w:hanging="480"/>
+        <w:ind w:left="720" w:hanging="360"/>
       </w:pPr>
     </w:lvl>
     <w:lvl w:ilvl="1">
@@ -7469,10 +7726,7 @@
       <w:lvlText w:val="%2."/>
       <w:lvlJc w:val="left"/>
       <w:pPr>
-        <w:tabs>
-          <w:tab w:val="num" w:pos="720"/>
-        </w:tabs>
-        <w:ind w:left="1200" w:hanging="480"/>
+        <w:ind w:left="1440" w:hanging="360"/>
       </w:pPr>
     </w:lvl>
     <w:lvl w:ilvl="2">
@@ -7481,10 +7735,7 @@
       <w:lvlText w:val="%3."/>
       <w:lvlJc w:val="left"/>
       <w:pPr>
-        <w:tabs>
-          <w:tab w:val="num" w:pos="1440"/>
-        </w:tabs>
-        <w:ind w:left="1920" w:hanging="480"/>
+        <w:ind w:left="2160" w:hanging="360"/>
       </w:pPr>
     </w:lvl>
     <w:lvl w:ilvl="3">
@@ -7493,10 +7744,7 @@
       <w:lvlText w:val="%4."/>
       <w:lvlJc w:val="left"/>
       <w:pPr>
-        <w:tabs>
-          <w:tab w:val="num" w:pos="2160"/>
-        </w:tabs>
-        <w:ind w:left="2640" w:hanging="480"/>
+        <w:ind w:left="2880" w:hanging="360"/>
       </w:pPr>
     </w:lvl>
     <w:lvl w:ilvl="4">
@@ -7505,10 +7753,7 @@
       <w:lvlText w:val="%5."/>
       <w:lvlJc w:val="left"/>
       <w:pPr>
-        <w:tabs>
-          <w:tab w:val="num" w:pos="2880"/>
-        </w:tabs>
-        <w:ind w:left="3360" w:hanging="480"/>
+        <w:ind w:left="3600" w:hanging="360"/>
       </w:pPr>
     </w:lvl>
     <w:lvl w:ilvl="5">
@@ -7517,10 +7762,7 @@
       <w:lvlText w:val="%6."/>
       <w:lvlJc w:val="left"/>
       <w:pPr>
-        <w:tabs>
-          <w:tab w:val="num" w:pos="3600"/>
-        </w:tabs>
-        <w:ind w:left="4080" w:hanging="480"/>
+        <w:ind w:left="4320" w:hanging="360"/>
       </w:pPr>
     </w:lvl>
     <w:lvl w:ilvl="6">
@@ -7529,10 +7771,7 @@
       <w:lvlText w:val="%7."/>
       <w:lvlJc w:val="left"/>
       <w:pPr>
-        <w:tabs>
-          <w:tab w:val="num" w:pos="4320"/>
-        </w:tabs>
-        <w:ind w:left="4800" w:hanging="480"/>
+        <w:ind w:left="5040" w:hanging="360"/>
       </w:pPr>
     </w:lvl>
     <w:lvl w:ilvl="7">
@@ -7541,10 +7780,7 @@
       <w:lvlText w:val="%8."/>
       <w:lvlJc w:val="left"/>
       <w:pPr>
-        <w:tabs>
-          <w:tab w:val="num" w:pos="5040"/>
-        </w:tabs>
-        <w:ind w:left="5520" w:hanging="480"/>
+        <w:ind w:left="5760" w:hanging="360"/>
       </w:pPr>
     </w:lvl>
     <w:lvl w:ilvl="8">
@@ -7553,10 +7789,7 @@
       <w:lvlText w:val="%9."/>
       <w:lvlJc w:val="left"/>
       <w:pPr>
-        <w:tabs>
-          <w:tab w:val="num" w:pos="5760"/>
-        </w:tabs>
-        <w:ind w:left="6240" w:hanging="480"/>
+        <w:ind w:left="6480" w:hanging="360"/>
       </w:pPr>
     </w:lvl>
   </w:abstractNum>
@@ -7709,10 +7942,10 @@
   <w:docDefaults>
     <w:rPrDefault>
       <w:rPr>
-        <w:rFonts w:asciiTheme="minorHAnsi" w:eastAsiaTheme="minorHAnsi" w:hAnsiTheme="minorHAnsi" w:cstheme="minorBidi"/>
+        <w:rFonts w:asciiTheme="minorHAnsi" w:cstheme="minorBidi" w:eastAsiaTheme="minorEastAsia" w:hAnsiTheme="minorHAnsi"/>
         <w:sz w:val="24"/>
         <w:szCs w:val="24"/>
-        <w:lang w:val="en-US" w:eastAsia="en-US" w:bidi="ar-SA"/>
+        <w:lang w:bidi="ar-SA" w:eastAsia="zh-CN" w:val="en-US"/>
       </w:rPr>
     </w:rPrDefault>
     <w:pPrDefault>
@@ -7721,91 +7954,145 @@
       </w:pPr>
     </w:pPrDefault>
   </w:docDefaults>
-  <w:latentStyles w:defLockedState="0" w:defUIPriority="0" w:defSemiHidden="0" w:defUnhideWhenUsed="0" w:defQFormat="0" w:count="276"/>
-  <w:style w:type="paragraph" w:default="1" w:styleId="Normal">
+  <w:latentStyles w:count="276" w:defLockedState="0" w:defQFormat="0" w:defSemiHidden="0" w:defUIPriority="0" w:defUnhideWhenUsed="0"/>
+  <w:style w:default="1" w:styleId="Normal" w:type="paragraph">
     <w:name w:val="Normal"/>
     <w:qFormat/>
   </w:style>
-  <w:style w:type="paragraph" w:styleId="BodyText">
+  <w:style w:styleId="BodyText" w:type="paragraph">
     <w:name w:val="Body Text"/>
     <w:basedOn w:val="Normal"/>
     <w:link w:val="BodyTextChar"/>
+    <w:qFormat/>
     <w:pPr>
-      <w:spacing w:before="180" w:after="180"/>
+      <w:spacing w:after="180" w:before="180"/>
     </w:pPr>
-    <w:qFormat/>
   </w:style>
-  <w:style w:type="paragraph" w:customStyle="1" w:styleId="FirstParagraph">
+  <w:style w:customStyle="1" w:styleId="FirstParagraph" w:type="paragraph">
     <w:name w:val="First Paragraph"/>
     <w:basedOn w:val="BodyText"/>
     <w:next w:val="BodyText"/>
     <w:qFormat/>
   </w:style>
-  <w:style w:type="paragraph" w:customStyle="1" w:styleId="Compact">
+  <w:style w:customStyle="1" w:styleId="Compact" w:type="paragraph">
     <w:name w:val="Compact"/>
     <w:basedOn w:val="BodyText"/>
     <w:qFormat/>
     <w:pPr>
-      <w:spacing w:before="36" w:after="36"/>
+      <w:spacing w:after="36" w:before="36"/>
     </w:pPr>
   </w:style>
-  <w:style w:type="paragraph" w:styleId="Title">
+  <w:style w:styleId="Title" w:type="paragraph">
     <w:name w:val="Title"/>
     <w:basedOn w:val="Normal"/>
     <w:next w:val="BodyText"/>
+    <w:link w:val="TitleChar"/>
+    <w:uiPriority w:val="10"/>
     <w:qFormat/>
+    <w:rsid w:val="00A10FD9"/>
     <w:pPr>
-      <w:keepNext/>
-      <w:keepLines/>
-      <w:spacing w:before="480" w:after="240"/>
+      <w:spacing w:after="80" w:line="240" w:lineRule="auto"/>
+      <w:contextualSpacing/>
       <w:jc w:val="center"/>
     </w:pPr>
     <w:rPr>
-      <w:rFonts w:asciiTheme="majorHAnsi" w:eastAsiaTheme="majorEastAsia" w:hAnsiTheme="majorHAnsi" w:cstheme="majorBidi"/>
-      <w:b/>
-      <w:bCs/>
-      <w:color w:val="345A8A" w:themeColor="accent1" w:themeShade="B5"/>
-      <w:sz w:val="36"/>
-      <w:szCs w:val="36"/>
+      <w:rFonts w:asciiTheme="majorHAnsi" w:cstheme="majorBidi" w:eastAsiaTheme="majorEastAsia" w:hAnsiTheme="majorHAnsi"/>
+      <w:sz w:val="56"/>
+      <w:szCs w:val="56"/>
     </w:rPr>
   </w:style>
-  <w:style w:type="paragraph" w:styleId="Subtitle">
+  <w:style w:customStyle="1" w:styleId="TitleChar" w:type="character">
+    <w:name w:val="Title Char"/>
+    <w:basedOn w:val="DefaultParagraphFont"/>
+    <w:link w:val="Title"/>
+    <w:uiPriority w:val="10"/>
+    <w:rsid w:val="00A10FD9"/>
+    <w:rPr>
+      <w:rFonts w:asciiTheme="majorHAnsi" w:cstheme="majorBidi" w:eastAsiaTheme="majorEastAsia" w:hAnsiTheme="majorHAnsi"/>
+      <w:sz w:val="56"/>
+      <w:szCs w:val="56"/>
+    </w:rPr>
+  </w:style>
+  <w:style w:styleId="Subtitle" w:type="paragraph">
     <w:name w:val="Subtitle"/>
+    <w:basedOn w:val="Title"/>
+    <w:next w:val="BodyText"/>
+    <w:link w:val="SubtitleChar"/>
+    <w:uiPriority w:val="11"/>
+    <w:qFormat/>
+    <w:rsid w:val="00A10FD9"/>
+    <w:pPr>
+      <w:numPr>
+        <w:ilvl w:val="1"/>
+      </w:numPr>
+    </w:pPr>
+    <w:rPr>
+      <w:rFonts w:cstheme="majorBidi" w:eastAsiaTheme="majorEastAsia"/>
+      <w:spacing w:val="15"/>
+      <w:sz w:val="28"/>
+      <w:szCs w:val="28"/>
+    </w:rPr>
+  </w:style>
+  <w:style w:customStyle="1" w:styleId="SubtitleChar" w:type="character">
+    <w:name w:val="Subtitle Char"/>
+    <w:basedOn w:val="DefaultParagraphFont"/>
+    <w:link w:val="Subtitle"/>
+    <w:uiPriority w:val="11"/>
+    <w:rsid w:val="00A10FD9"/>
+    <w:rPr>
+      <w:rFonts w:cstheme="majorBidi" w:eastAsiaTheme="majorEastAsia"/>
+      <w:color w:themeColor="text1" w:themeTint="A6" w:val="595959"/>
+      <w:spacing w:val="15"/>
+      <w:sz w:val="28"/>
+      <w:szCs w:val="28"/>
+    </w:rPr>
+  </w:style>
+  <w:style w:customStyle="1" w:styleId="Author" w:type="paragraph">
+    <w:name w:val="Author"/>
     <w:basedOn w:val="Title"/>
     <w:next w:val="BodyText"/>
     <w:qFormat/>
     <w:pPr>
       <w:keepNext/>
       <w:keepLines/>
-      <w:spacing w:before="240" w:after="240"/>
-      <w:jc w:val="center"/>
     </w:pPr>
     <w:rPr>
-      <w:sz w:val="30"/>
-      <w:szCs w:val="30"/>
+      <w:sz w:val="24"/>
+      <w:szCs w:val="24"/>
     </w:rPr>
   </w:style>
-  <w:style w:type="paragraph" w:customStyle="1" w:styleId="Author">
-    <w:name w:val="Author"/>
+  <w:style w:styleId="Date" w:type="paragraph">
+    <w:name w:val="Date"/>
+    <w:basedOn w:val="Title"/>
     <w:next w:val="BodyText"/>
     <w:qFormat/>
     <w:pPr>
       <w:keepNext/>
       <w:keepLines/>
-      <w:jc w:val="center"/>
     </w:pPr>
+    <w:rPr>
+      <w:sz w:val="24"/>
+      <w:szCs w:val="24"/>
+    </w:rPr>
   </w:style>
-  <w:style w:type="paragraph" w:styleId="Date">
-    <w:name w:val="Date"/>
-    <w:next w:val="BodyText"/>
+  <w:style w:customStyle="1" w:styleId="AbstractTitle" w:type="paragraph">
+    <w:name w:val="Abstract Title"/>
+    <w:basedOn w:val="Normal"/>
+    <w:next w:val="Abstract"/>
     <w:qFormat/>
     <w:pPr>
       <w:keepNext/>
       <w:keepLines/>
+      <w:spacing w:after="0" w:before="300"/>
       <w:jc w:val="center"/>
     </w:pPr>
+    <w:rPr>
+      <w:b/>
+      <w:sz w:val="20"/>
+      <w:szCs w:val="20"/>
+    </w:rPr>
   </w:style>
-  <w:style w:type="paragraph" w:customStyle="1" w:styleId="Abstract">
+  <w:style w:customStyle="1" w:styleId="Abstract" w:type="paragraph">
     <w:name w:val="Abstract"/>
     <w:basedOn w:val="Normal"/>
     <w:next w:val="BodyText"/>
@@ -7813,14 +8100,14 @@
     <w:pPr>
       <w:keepNext/>
       <w:keepLines/>
-      <w:spacing w:before="300" w:after="300"/>
+      <w:spacing w:after="300" w:before="100"/>
     </w:pPr>
     <w:rPr>
       <w:sz w:val="20"/>
       <w:szCs w:val="20"/>
     </w:rPr>
   </w:style>
-  <w:style w:type="paragraph" w:styleId="Bibliography">
+  <w:style w:styleId="Bibliography" w:type="paragraph">
     <w:name w:val="Bibliography"/>
     <w:basedOn w:val="Normal"/>
     <w:next w:val="Bibliography"/>
@@ -7828,195 +8115,325 @@
     <w:pPr/>
     <w:rPr/>
   </w:style>
-  <w:style w:type="paragraph" w:styleId="Heading1">
-    <w:name w:val="Heading 1"/>
+  <w:style w:styleId="Heading1" w:type="paragraph">
+    <w:name w:val="heading 1"/>
     <w:basedOn w:val="Normal"/>
     <w:next w:val="BodyText"/>
+    <w:link w:val="Heading1Char"/>
     <w:uiPriority w:val="9"/>
     <w:qFormat/>
+    <w:rsid w:val="00A10FD9"/>
     <w:pPr>
       <w:keepNext/>
       <w:keepLines/>
-      <w:spacing w:before="480" w:after="0"/>
+      <w:spacing w:after="80" w:before="360"/>
       <w:outlineLvl w:val="0"/>
     </w:pPr>
     <w:rPr>
-      <w:rFonts w:asciiTheme="majorHAnsi" w:eastAsiaTheme="majorEastAsia" w:hAnsiTheme="majorHAnsi" w:cstheme="majorBidi"/>
-      <w:b/>
-      <w:bCs/>
-      <w:color w:val="4F81BD" w:themeColor="accent1"/>
+      <w:rFonts w:asciiTheme="majorHAnsi" w:cstheme="majorBidi" w:eastAsiaTheme="majorEastAsia" w:hAnsiTheme="majorHAnsi"/>
+      <w:color w:themeColor="accent1" w:themeShade="BF" w:val="0F4761"/>
+      <w:sz w:val="40"/>
+      <w:szCs w:val="40"/>
+    </w:rPr>
+  </w:style>
+  <w:style w:styleId="Heading2" w:type="paragraph">
+    <w:name w:val="heading 2"/>
+    <w:basedOn w:val="Normal"/>
+    <w:next w:val="BodyText"/>
+    <w:link w:val="Heading2Char"/>
+    <w:uiPriority w:val="9"/>
+    <w:semiHidden/>
+    <w:unhideWhenUsed/>
+    <w:qFormat/>
+    <w:rsid w:val="00A10FD9"/>
+    <w:pPr>
+      <w:keepNext/>
+      <w:keepLines/>
+      <w:spacing w:after="80" w:before="160"/>
+      <w:outlineLvl w:val="1"/>
+    </w:pPr>
+    <w:rPr>
+      <w:rFonts w:asciiTheme="majorHAnsi" w:cstheme="majorBidi" w:eastAsiaTheme="majorEastAsia" w:hAnsiTheme="majorHAnsi"/>
+      <w:color w:themeColor="accent1" w:themeShade="BF" w:val="0F4761"/>
       <w:sz w:val="32"/>
       <w:szCs w:val="32"/>
     </w:rPr>
   </w:style>
-  <w:style w:type="paragraph" w:styleId="Heading2">
-    <w:name w:val="Heading 2"/>
+  <w:style w:styleId="Heading3" w:type="paragraph">
+    <w:name w:val="heading 3"/>
     <w:basedOn w:val="Normal"/>
     <w:next w:val="BodyText"/>
+    <w:link w:val="Heading3Char"/>
     <w:uiPriority w:val="9"/>
+    <w:semiHidden/>
     <w:unhideWhenUsed/>
     <w:qFormat/>
+    <w:rsid w:val="00A10FD9"/>
     <w:pPr>
       <w:keepNext/>
       <w:keepLines/>
-      <w:spacing w:before="200" w:after="0"/>
-      <w:outlineLvl w:val="1"/>
+      <w:spacing w:after="80" w:before="160"/>
+      <w:outlineLvl w:val="2"/>
     </w:pPr>
     <w:rPr>
-      <w:rFonts w:asciiTheme="majorHAnsi" w:eastAsiaTheme="majorEastAsia" w:hAnsiTheme="majorHAnsi" w:cstheme="majorBidi"/>
-      <w:b/>
-      <w:bCs/>
-      <w:color w:val="4F81BD" w:themeColor="accent1"/>
+      <w:rFonts w:cstheme="majorBidi" w:eastAsiaTheme="majorEastAsia"/>
+      <w:color w:themeColor="accent1" w:themeShade="BF" w:val="0F4761"/>
       <w:sz w:val="28"/>
       <w:szCs w:val="28"/>
     </w:rPr>
   </w:style>
-  <w:style w:type="paragraph" w:styleId="Heading3">
-    <w:name w:val="Heading 3"/>
+  <w:style w:styleId="Heading4" w:type="paragraph">
+    <w:name w:val="heading 4"/>
     <w:basedOn w:val="Normal"/>
     <w:next w:val="BodyText"/>
+    <w:link w:val="Heading4Char"/>
     <w:uiPriority w:val="9"/>
+    <w:semiHidden/>
     <w:unhideWhenUsed/>
     <w:qFormat/>
+    <w:rsid w:val="00A10FD9"/>
     <w:pPr>
       <w:keepNext/>
       <w:keepLines/>
-      <w:spacing w:before="200" w:after="0"/>
-      <w:outlineLvl w:val="2"/>
+      <w:spacing w:after="40" w:before="80"/>
+      <w:outlineLvl w:val="3"/>
     </w:pPr>
     <w:rPr>
-      <w:rFonts w:asciiTheme="majorHAnsi" w:eastAsiaTheme="majorEastAsia" w:hAnsiTheme="majorHAnsi" w:cstheme="majorBidi"/>
-      <w:b/>
-      <w:bCs/>
-      <w:color w:val="4F81BD" w:themeColor="accent1"/>
-      <w:sz w:val="24"/>
-      <w:szCs w:val="24"/>
+      <w:rFonts w:cstheme="majorBidi" w:eastAsiaTheme="majorEastAsia"/>
+      <w:i/>
+      <w:iCs/>
+      <w:color w:themeColor="accent1" w:themeShade="BF" w:val="0F4761"/>
     </w:rPr>
   </w:style>
-  <w:style w:type="paragraph" w:styleId="Heading4">
-    <w:name w:val="Heading 4"/>
+  <w:style w:styleId="Heading5" w:type="paragraph">
+    <w:name w:val="heading 5"/>
     <w:basedOn w:val="Normal"/>
     <w:next w:val="BodyText"/>
+    <w:link w:val="Heading5Char"/>
     <w:uiPriority w:val="9"/>
+    <w:semiHidden/>
     <w:unhideWhenUsed/>
     <w:qFormat/>
+    <w:rsid w:val="00A10FD9"/>
     <w:pPr>
       <w:keepNext/>
       <w:keepLines/>
-      <w:spacing w:before="200" w:after="0"/>
-      <w:outlineLvl w:val="3"/>
+      <w:spacing w:after="40" w:before="80"/>
+      <w:outlineLvl w:val="4"/>
     </w:pPr>
     <w:rPr>
-      <w:rFonts w:asciiTheme="majorHAnsi" w:eastAsiaTheme="majorEastAsia" w:hAnsiTheme="majorHAnsi" w:cstheme="majorBidi"/>
-      <w:i/>
-      <w:bCs/>
-      <w:color w:val="4F81BD" w:themeColor="accent1"/>
-      <w:sz w:val="24"/>
-      <w:szCs w:val="24"/>
+      <w:rFonts w:cstheme="majorBidi" w:eastAsiaTheme="majorEastAsia"/>
+      <w:color w:themeColor="accent1" w:themeShade="BF" w:val="0F4761"/>
     </w:rPr>
   </w:style>
-  <w:style w:type="paragraph" w:styleId="Heading5">
-    <w:name w:val="Heading 5"/>
+  <w:style w:styleId="Heading6" w:type="paragraph">
+    <w:name w:val="heading 6"/>
     <w:basedOn w:val="Normal"/>
     <w:next w:val="BodyText"/>
+    <w:link w:val="Heading6Char"/>
     <w:uiPriority w:val="9"/>
+    <w:semiHidden/>
     <w:unhideWhenUsed/>
     <w:qFormat/>
+    <w:rsid w:val="00A10FD9"/>
     <w:pPr>
       <w:keepNext/>
       <w:keepLines/>
-      <w:spacing w:before="200" w:after="0"/>
-      <w:outlineLvl w:val="4"/>
+      <w:spacing w:after="0" w:before="40"/>
+      <w:outlineLvl w:val="5"/>
     </w:pPr>
     <w:rPr>
-      <w:rFonts w:asciiTheme="majorHAnsi" w:eastAsiaTheme="majorEastAsia" w:hAnsiTheme="majorHAnsi" w:cstheme="majorBidi"/>
+      <w:rFonts w:cstheme="majorBidi" w:eastAsiaTheme="majorEastAsia"/>
+      <w:i/>
       <w:iCs/>
-      <w:color w:val="4F81BD" w:themeColor="accent1"/>
-      <w:sz w:val="24"/>
-      <w:szCs w:val="24"/>
+      <w:color w:themeColor="text1" w:themeTint="A6" w:val="595959"/>
     </w:rPr>
   </w:style>
-  <w:style w:type="paragraph" w:styleId="Heading6">
-    <w:name w:val="Heading 6"/>
+  <w:style w:styleId="Heading7" w:type="paragraph">
+    <w:name w:val="heading 7"/>
     <w:basedOn w:val="Normal"/>
     <w:next w:val="BodyText"/>
+    <w:link w:val="Heading7Char"/>
     <w:uiPriority w:val="9"/>
+    <w:semiHidden/>
     <w:unhideWhenUsed/>
     <w:qFormat/>
+    <w:rsid w:val="00A10FD9"/>
     <w:pPr>
       <w:keepNext/>
       <w:keepLines/>
-      <w:spacing w:before="200" w:after="0"/>
-      <w:outlineLvl w:val="5"/>
+      <w:spacing w:after="0" w:before="40"/>
+      <w:outlineLvl w:val="6"/>
     </w:pPr>
     <w:rPr>
-      <w:rFonts w:asciiTheme="majorHAnsi" w:eastAsiaTheme="majorEastAsia" w:hAnsiTheme="majorHAnsi" w:cstheme="majorBidi"/>
-      <w:color w:val="4F81BD" w:themeColor="accent1"/>
-      <w:sz w:val="24"/>
-      <w:szCs w:val="24"/>
+      <w:rFonts w:cstheme="majorBidi" w:eastAsiaTheme="majorEastAsia"/>
+      <w:color w:themeColor="text1" w:themeTint="A6" w:val="595959"/>
     </w:rPr>
   </w:style>
-  <w:style w:type="paragraph" w:styleId="Heading7">
-    <w:name w:val="Heading 7"/>
+  <w:style w:styleId="Heading8" w:type="paragraph">
+    <w:name w:val="heading 8"/>
     <w:basedOn w:val="Normal"/>
     <w:next w:val="BodyText"/>
+    <w:link w:val="Heading8Char"/>
     <w:uiPriority w:val="9"/>
+    <w:semiHidden/>
     <w:unhideWhenUsed/>
     <w:qFormat/>
+    <w:rsid w:val="00A10FD9"/>
     <w:pPr>
       <w:keepNext/>
       <w:keepLines/>
-      <w:spacing w:before="200" w:after="0"/>
-      <w:outlineLvl w:val="6"/>
+      <w:spacing w:after="0"/>
+      <w:outlineLvl w:val="7"/>
     </w:pPr>
     <w:rPr>
-      <w:rFonts w:asciiTheme="majorHAnsi" w:eastAsiaTheme="majorEastAsia" w:hAnsiTheme="majorHAnsi" w:cstheme="majorBidi"/>
-      <w:color w:val="4F81BD" w:themeColor="accent1"/>
-      <w:sz w:val="24"/>
-      <w:szCs w:val="24"/>
+      <w:rFonts w:cstheme="majorBidi" w:eastAsiaTheme="majorEastAsia"/>
+      <w:i/>
+      <w:iCs/>
+      <w:color w:themeColor="text1" w:themeTint="D8" w:val="272727"/>
     </w:rPr>
   </w:style>
-  <w:style w:type="paragraph" w:styleId="Heading8">
-    <w:name w:val="Heading 8"/>
+  <w:style w:styleId="Heading9" w:type="paragraph">
+    <w:name w:val="heading 9"/>
     <w:basedOn w:val="Normal"/>
     <w:next w:val="BodyText"/>
+    <w:link w:val="Heading9Char"/>
     <w:uiPriority w:val="9"/>
+    <w:semiHidden/>
     <w:unhideWhenUsed/>
     <w:qFormat/>
+    <w:rsid w:val="00A10FD9"/>
     <w:pPr>
       <w:keepNext/>
       <w:keepLines/>
-      <w:spacing w:before="200" w:after="0"/>
-      <w:outlineLvl w:val="7"/>
-    </w:pPr>
-    <w:rPr>
-      <w:rFonts w:asciiTheme="majorHAnsi" w:eastAsiaTheme="majorEastAsia" w:hAnsiTheme="majorHAnsi" w:cstheme="majorBidi"/>
-      <w:color w:val="4F81BD" w:themeColor="accent1"/>
-      <w:sz w:val="24"/>
-      <w:szCs w:val="24"/>
-    </w:rPr>
-  </w:style>
-  <w:style w:type="paragraph" w:styleId="Heading9">
-    <w:name w:val="Heading 9"/>
-    <w:basedOn w:val="Normal"/>
-    <w:next w:val="BodyText"/>
-    <w:uiPriority w:val="9"/>
-    <w:unhideWhenUsed/>
-    <w:qFormat/>
-    <w:pPr>
-      <w:keepNext/>
-      <w:keepLines/>
-      <w:spacing w:before="200" w:after="0"/>
+      <w:spacing w:after="0"/>
       <w:outlineLvl w:val="8"/>
     </w:pPr>
     <w:rPr>
-      <w:rFonts w:asciiTheme="majorHAnsi" w:eastAsiaTheme="majorEastAsia" w:hAnsiTheme="majorHAnsi" w:cstheme="majorBidi"/>
-      <w:color w:val="4F81BD" w:themeColor="accent1"/>
-      <w:sz w:val="24"/>
-      <w:szCs w:val="24"/>
+      <w:rFonts w:cstheme="majorBidi" w:eastAsiaTheme="majorEastAsia"/>
+      <w:color w:themeColor="text1" w:themeTint="D8" w:val="272727"/>
     </w:rPr>
   </w:style>
-  <w:style w:type="paragraph" w:styleId="BlockText">
+  <w:style w:customStyle="1" w:styleId="Heading1Char" w:type="character">
+    <w:name w:val="Heading 1 Char"/>
+    <w:basedOn w:val="DefaultParagraphFont"/>
+    <w:link w:val="Heading1"/>
+    <w:uiPriority w:val="9"/>
+    <w:rsid w:val="00A10FD9"/>
+    <w:rPr>
+      <w:rFonts w:asciiTheme="majorHAnsi" w:cstheme="majorBidi" w:eastAsiaTheme="majorEastAsia" w:hAnsiTheme="majorHAnsi"/>
+      <w:color w:themeColor="accent1" w:themeShade="BF" w:val="0F4761"/>
+      <w:sz w:val="40"/>
+      <w:szCs w:val="40"/>
+    </w:rPr>
+  </w:style>
+  <w:style w:customStyle="1" w:styleId="Heading2Char" w:type="character">
+    <w:name w:val="Heading 2 Char"/>
+    <w:basedOn w:val="DefaultParagraphFont"/>
+    <w:link w:val="Heading2"/>
+    <w:uiPriority w:val="9"/>
+    <w:semiHidden/>
+    <w:rsid w:val="00A10FD9"/>
+    <w:rPr>
+      <w:rFonts w:asciiTheme="majorHAnsi" w:cstheme="majorBidi" w:eastAsiaTheme="majorEastAsia" w:hAnsiTheme="majorHAnsi"/>
+      <w:color w:themeColor="accent1" w:themeShade="BF" w:val="0F4761"/>
+      <w:sz w:val="32"/>
+      <w:szCs w:val="32"/>
+    </w:rPr>
+  </w:style>
+  <w:style w:customStyle="1" w:styleId="Heading3Char" w:type="character">
+    <w:name w:val="Heading 3 Char"/>
+    <w:basedOn w:val="DefaultParagraphFont"/>
+    <w:link w:val="Heading3"/>
+    <w:uiPriority w:val="9"/>
+    <w:semiHidden/>
+    <w:rsid w:val="00A10FD9"/>
+    <w:rPr>
+      <w:rFonts w:cstheme="majorBidi" w:eastAsiaTheme="majorEastAsia"/>
+      <w:color w:themeColor="accent1" w:themeShade="BF" w:val="0F4761"/>
+      <w:sz w:val="28"/>
+      <w:szCs w:val="28"/>
+    </w:rPr>
+  </w:style>
+  <w:style w:customStyle="1" w:styleId="Heading4Char" w:type="character">
+    <w:name w:val="Heading 4 Char"/>
+    <w:basedOn w:val="DefaultParagraphFont"/>
+    <w:link w:val="Heading4"/>
+    <w:uiPriority w:val="9"/>
+    <w:semiHidden/>
+    <w:rsid w:val="00A10FD9"/>
+    <w:rPr>
+      <w:rFonts w:cstheme="majorBidi" w:eastAsiaTheme="majorEastAsia"/>
+      <w:i/>
+      <w:iCs/>
+      <w:color w:themeColor="accent1" w:themeShade="BF" w:val="0F4761"/>
+    </w:rPr>
+  </w:style>
+  <w:style w:customStyle="1" w:styleId="Heading5Char" w:type="character">
+    <w:name w:val="Heading 5 Char"/>
+    <w:basedOn w:val="DefaultParagraphFont"/>
+    <w:link w:val="Heading5"/>
+    <w:uiPriority w:val="9"/>
+    <w:semiHidden/>
+    <w:rsid w:val="00A10FD9"/>
+    <w:rPr>
+      <w:rFonts w:cstheme="majorBidi" w:eastAsiaTheme="majorEastAsia"/>
+      <w:color w:themeColor="accent1" w:themeShade="BF" w:val="0F4761"/>
+    </w:rPr>
+  </w:style>
+  <w:style w:customStyle="1" w:styleId="Heading6Char" w:type="character">
+    <w:name w:val="Heading 6 Char"/>
+    <w:basedOn w:val="DefaultParagraphFont"/>
+    <w:link w:val="Heading6"/>
+    <w:uiPriority w:val="9"/>
+    <w:semiHidden/>
+    <w:rsid w:val="00A10FD9"/>
+    <w:rPr>
+      <w:rFonts w:cstheme="majorBidi" w:eastAsiaTheme="majorEastAsia"/>
+      <w:i/>
+      <w:iCs/>
+      <w:color w:themeColor="text1" w:themeTint="A6" w:val="595959"/>
+    </w:rPr>
+  </w:style>
+  <w:style w:customStyle="1" w:styleId="Heading7Char" w:type="character">
+    <w:name w:val="Heading 7 Char"/>
+    <w:basedOn w:val="DefaultParagraphFont"/>
+    <w:link w:val="Heading7"/>
+    <w:uiPriority w:val="9"/>
+    <w:semiHidden/>
+    <w:rsid w:val="00A10FD9"/>
+    <w:rPr>
+      <w:rFonts w:cstheme="majorBidi" w:eastAsiaTheme="majorEastAsia"/>
+      <w:color w:themeColor="text1" w:themeTint="A6" w:val="595959"/>
+    </w:rPr>
+  </w:style>
+  <w:style w:customStyle="1" w:styleId="Heading8Char" w:type="character">
+    <w:name w:val="Heading 8 Char"/>
+    <w:basedOn w:val="DefaultParagraphFont"/>
+    <w:link w:val="Heading8"/>
+    <w:uiPriority w:val="9"/>
+    <w:semiHidden/>
+    <w:rsid w:val="00A10FD9"/>
+    <w:rPr>
+      <w:rFonts w:cstheme="majorBidi" w:eastAsiaTheme="majorEastAsia"/>
+      <w:i/>
+      <w:iCs/>
+      <w:color w:themeColor="text1" w:themeTint="D8" w:val="272727"/>
+    </w:rPr>
+  </w:style>
+  <w:style w:customStyle="1" w:styleId="Heading9Char" w:type="character">
+    <w:name w:val="Heading 9 Char"/>
+    <w:basedOn w:val="DefaultParagraphFont"/>
+    <w:link w:val="Heading9"/>
+    <w:uiPriority w:val="9"/>
+    <w:semiHidden/>
+    <w:rsid w:val="00A10FD9"/>
+    <w:rPr>
+      <w:rFonts w:cstheme="majorBidi" w:eastAsiaTheme="majorEastAsia"/>
+      <w:color w:themeColor="text1" w:themeTint="D8" w:val="272727"/>
+    </w:rPr>
+  </w:style>
+  <w:style w:styleId="BlockText" w:type="paragraph">
     <w:name w:val="Block Text"/>
     <w:basedOn w:val="BodyText"/>
     <w:next w:val="BodyText"/>
@@ -8024,11 +8441,11 @@
     <w:unhideWhenUsed/>
     <w:qFormat/>
     <w:pPr>
-      <w:spacing w:before="100" w:after="100"/>
+      <w:spacing w:after="100" w:before="100"/>
       <w:ind w:firstLine="0" w:left="480" w:right="480"/>
     </w:pPr>
   </w:style>
-  <w:style w:type="paragraph" w:styleId="FootnoteText">
+  <w:style w:styleId="FootnoteText" w:type="paragraph">
     <w:name w:val="Footnote Text"/>
     <w:basedOn w:val="Normal"/>
     <w:next w:val="FootnoteText"/>
@@ -8036,28 +8453,48 @@
     <w:unhideWhenUsed/>
     <w:qFormat/>
   </w:style>
-  <w:style w:type="character" w:default="1" w:styleId="DefaultParagraphFont">
+  <w:style w:styleId="FootnoteBlockText" w:type="paragraph">
+    <w:name w:val="Footnote Block Text"/>
+    <w:basedOn w:val="FootnoteText"/>
+    <w:next w:val="FootnoteText"/>
+    <w:uiPriority w:val="9"/>
+    <w:unhideWhenUsed/>
+    <w:qFormat/>
+    <w:pPr>
+      <w:spacing w:after="100" w:before="100"/>
+      <w:ind w:firstLine="0" w:left="480" w:right="480"/>
+    </w:pPr>
+  </w:style>
+  <w:style w:default="1" w:styleId="DefaultParagraphFont" w:type="character">
     <w:name w:val="Default Paragraph Font"/>
     <w:semiHidden/>
     <w:unhideWhenUsed/>
   </w:style>
-  <w:style w:type="table" w:default="1" w:styleId="Table">
+  <w:style w:default="1" w:styleId="Table" w:type="table">
     <w:name w:val="Table"/>
     <w:basedOn w:val="TableNormal"/>
     <w:semiHidden/>
     <w:unhideWhenUsed/>
     <w:qFormat/>
     <w:tblPr>
-      <w:tblInd w:w="0" w:type="dxa"/>
+      <w:tblInd w:type="dxa" w:w="0"/>
       <w:tblCellMar>
-        <w:top w:w="0" w:type="dxa"/>
-        <w:left w:w="108" w:type="dxa"/>
-        <w:bottom w:w="0" w:type="dxa"/>
-        <w:right w:w="108" w:type="dxa"/>
+        <w:top w:type="dxa" w:w="0"/>
+        <w:left w:type="dxa" w:w="108"/>
+        <w:bottom w:type="dxa" w:w="0"/>
+        <w:right w:type="dxa" w:w="108"/>
       </w:tblCellMar>
     </w:tblPr>
+    <w:tblStylePr w:type="firstRow">
+      <w:tcPr>
+        <w:tcBorders>
+          <w:bottom w:val="single"/>
+        </w:tcBorders>
+        <w:vAlign w:val="bottom"/>
+      </w:tcPr>
+    </w:tblStylePr>
   </w:style>
-  <w:style w:type="paragraph" w:customStyle="1" w:styleId="DefinitionTerm">
+  <w:style w:customStyle="1" w:styleId="DefinitionTerm" w:type="paragraph">
     <w:name w:val="Definition Term"/>
     <w:basedOn w:val="Normal"/>
     <w:next w:val="Definition"/>
@@ -8070,49 +8507,49 @@
       <w:b/>
     </w:rPr>
   </w:style>
-  <w:style w:type="paragraph" w:customStyle="1" w:styleId="Definition">
+  <w:style w:customStyle="1" w:styleId="Definition" w:type="paragraph">
     <w:name w:val="Definition"/>
     <w:basedOn w:val="Normal"/>
   </w:style>
-  <w:style w:type="paragraph" w:styleId="Caption">
+  <w:style w:styleId="Caption" w:type="paragraph">
     <w:name w:val="Caption"/>
     <w:basedOn w:val="Normal"/>
     <w:link w:val="BodyTextChar"/>
     <w:pPr>
-      <w:spacing w:before="0" w:after="120"/>
+      <w:spacing w:after="120" w:before="0"/>
     </w:pPr>
     <w:rPr>
       <w:i/>
     </w:rPr>
   </w:style>
-  <w:style w:type="paragraph" w:customStyle="1" w:styleId="TableCaption">
+  <w:style w:customStyle="1" w:styleId="TableCaption" w:type="paragraph">
     <w:name w:val="Table Caption"/>
     <w:basedOn w:val="Caption"/>
     <w:pPr>
       <w:keepNext/>
     </w:pPr>
   </w:style>
-  <w:style w:type="paragraph" w:customStyle="1" w:styleId="ImageCaption">
+  <w:style w:customStyle="1" w:styleId="ImageCaption" w:type="paragraph">
     <w:name w:val="Image Caption"/>
     <w:basedOn w:val="Caption"/>
   </w:style>
-  <w:style w:type="paragraph" w:customStyle="1" w:styleId="Figure">
+  <w:style w:customStyle="1" w:styleId="Figure" w:type="paragraph">
     <w:name w:val="Figure"/>
     <w:basedOn w:val="Normal"/>
   </w:style>
-  <w:style w:type="paragraph" w:customStyle="1" w:styleId="CaptionedFigure">
+  <w:style w:customStyle="1" w:styleId="CaptionedFigure" w:type="paragraph">
     <w:name w:val="Captioned Figure"/>
     <w:basedOn w:val="Figure"/>
     <w:pPr>
       <w:keepNext/>
     </w:pPr>
   </w:style>
-  <w:style w:type="character" w:customStyle="1" w:styleId="BodyTextChar">
+  <w:style w:customStyle="1" w:styleId="BodyTextChar" w:type="character">
     <w:name w:val="Body Text Char"/>
     <w:basedOn w:val="DefaultParagraphFont"/>
     <w:link w:val="BodyText"/>
   </w:style>
-  <w:style w:type="character" w:customStyle="1" w:styleId="VerbatimChar">
+  <w:style w:customStyle="1" w:styleId="VerbatimChar" w:type="character">
     <w:name w:val="Verbatim Char"/>
     <w:basedOn w:val="BodyTextChar"/>
     <w:rPr>
@@ -8120,21 +8557,25 @@
       <w:sz w:val="22"/>
     </w:rPr>
   </w:style>
-  <w:style w:type="character" w:styleId="FootnoteReference">
+  <w:style w:customStyle="1" w:styleId="SectionNumber" w:type="character">
+    <w:name w:val="Section Number"/>
+    <w:basedOn w:val="BodyTextChar"/>
+  </w:style>
+  <w:style w:styleId="FootnoteReference" w:type="character">
     <w:name w:val="Footnote Reference"/>
     <w:basedOn w:val="BodyTextChar"/>
     <w:rPr>
       <w:vertAlign w:val="superscript"/>
     </w:rPr>
   </w:style>
-  <w:style w:type="character" w:styleId="Hyperlink">
+  <w:style w:styleId="Hyperlink" w:type="character">
     <w:name w:val="Hyperlink"/>
     <w:basedOn w:val="BodyTextChar"/>
     <w:rPr>
-      <w:color w:val="4F81BD" w:themeColor="accent1"/>
+      <w:color w:themeColor="accent1" w:val="4F81BD"/>
     </w:rPr>
   </w:style>
-  <w:style w:type="paragraph" w:styleId="TOCHeading">
+  <w:style w:styleId="TOCHeading" w:type="paragraph">
     <w:name w:val="TOC Heading"/>
     <w:basedOn w:val="Heading1"/>
     <w:next w:val="BodyText"/>
@@ -8146,10 +8587,10 @@
       <w:outlineLvl w:val="9"/>
     </w:pPr>
     <w:rPr>
-      <w:rFonts w:asciiTheme="majorHAnsi" w:eastAsiaTheme="majorEastAsia" w:hAnsiTheme="majorHAnsi" w:cstheme="majorBidi"/>
+      <w:rFonts w:asciiTheme="majorHAnsi" w:cstheme="majorBidi" w:eastAsiaTheme="majorEastAsia" w:hAnsiTheme="majorHAnsi"/>
       <w:b w:val="0"/>
       <w:bCs w:val="0"/>
-      <w:color w:val="365F91" w:themeColor="accent1" w:themeShade="BF"/>
+      <w:color w:themeColor="accent1" w:themeShade="BF" w:val="365F91"/>
     </w:rPr>
   </w:style>
   <w:style w:type="paragraph" w:customStyle="1" w:styleId="SourceCode">
@@ -8164,8 +8605,8 @@
     <w:name w:val="KeywordTok"/>
     <w:basedOn w:val="VerbatimChar"/>
     <w:rPr>
+      <w:b/>
       <w:color w:val="007020"/>
-      <w:b/>
     </w:rPr>
   </w:style>
   <w:style w:type="character" w:customStyle="1" w:styleId="DataTypeTok">
@@ -8241,40 +8682,43 @@
   <w:style w:type="character" w:customStyle="1" w:styleId="ImportTok">
     <w:name w:val="ImportTok"/>
     <w:basedOn w:val="VerbatimChar"/>
-    <w:rPr/>
+    <w:rPr>
+      <w:b/>
+      <w:color w:val="008000"/>
+    </w:rPr>
   </w:style>
   <w:style w:type="character" w:customStyle="1" w:styleId="CommentTok">
     <w:name w:val="CommentTok"/>
     <w:basedOn w:val="VerbatimChar"/>
     <w:rPr>
+      <w:i/>
       <w:color w:val="60a0b0"/>
-      <w:i/>
     </w:rPr>
   </w:style>
   <w:style w:type="character" w:customStyle="1" w:styleId="DocumentationTok">
     <w:name w:val="DocumentationTok"/>
     <w:basedOn w:val="VerbatimChar"/>
     <w:rPr>
+      <w:i/>
       <w:color w:val="ba2121"/>
-      <w:i/>
     </w:rPr>
   </w:style>
   <w:style w:type="character" w:customStyle="1" w:styleId="AnnotationTok">
     <w:name w:val="AnnotationTok"/>
     <w:basedOn w:val="VerbatimChar"/>
     <w:rPr>
-      <w:color w:val="60a0b0"/>
       <w:b/>
       <w:i/>
+      <w:color w:val="60a0b0"/>
     </w:rPr>
   </w:style>
   <w:style w:type="character" w:customStyle="1" w:styleId="CommentVarTok">
     <w:name w:val="CommentVarTok"/>
     <w:basedOn w:val="VerbatimChar"/>
     <w:rPr>
-      <w:color w:val="60a0b0"/>
       <w:b/>
       <w:i/>
+      <w:color w:val="60a0b0"/>
     </w:rPr>
   </w:style>
   <w:style w:type="character" w:customStyle="1" w:styleId="OtherTok">
@@ -8302,8 +8746,8 @@
     <w:name w:val="ControlFlowTok"/>
     <w:basedOn w:val="VerbatimChar"/>
     <w:rPr>
+      <w:b/>
       <w:color w:val="007020"/>
-      <w:b/>
     </w:rPr>
   </w:style>
   <w:style w:type="character" w:customStyle="1" w:styleId="OperatorTok">
@@ -8316,7 +8760,9 @@
   <w:style w:type="character" w:customStyle="1" w:styleId="BuiltInTok">
     <w:name w:val="BuiltInTok"/>
     <w:basedOn w:val="VerbatimChar"/>
-    <w:rPr/>
+    <w:rPr>
+      <w:color w:val="008000"/>
+    </w:rPr>
   </w:style>
   <w:style w:type="character" w:customStyle="1" w:styleId="ExtensionTok">
     <w:name w:val="ExtensionTok"/>
@@ -8346,34 +8792,34 @@
     <w:name w:val="InformationTok"/>
     <w:basedOn w:val="VerbatimChar"/>
     <w:rPr>
-      <w:color w:val="60a0b0"/>
       <w:b/>
       <w:i/>
+      <w:color w:val="60a0b0"/>
     </w:rPr>
   </w:style>
   <w:style w:type="character" w:customStyle="1" w:styleId="WarningTok">
     <w:name w:val="WarningTok"/>
     <w:basedOn w:val="VerbatimChar"/>
     <w:rPr>
-      <w:color w:val="60a0b0"/>
       <w:b/>
       <w:i/>
+      <w:color w:val="60a0b0"/>
     </w:rPr>
   </w:style>
   <w:style w:type="character" w:customStyle="1" w:styleId="AlertTok">
     <w:name w:val="AlertTok"/>
     <w:basedOn w:val="VerbatimChar"/>
     <w:rPr>
+      <w:b/>
       <w:color w:val="ff0000"/>
-      <w:b/>
     </w:rPr>
   </w:style>
   <w:style w:type="character" w:customStyle="1" w:styleId="ErrorTok">
     <w:name w:val="ErrorTok"/>
     <w:basedOn w:val="VerbatimChar"/>
     <w:rPr>
+      <w:b/>
       <w:color w:val="ff0000"/>
-      <w:b/>
     </w:rPr>
   </w:style>
   <w:style w:type="character" w:customStyle="1" w:styleId="NormalTok">
@@ -8395,44 +8841,44 @@
         <a:sysClr val="window" lastClr="FFFFFF"/>
       </a:lt1>
       <a:dk2>
-        <a:srgbClr val="1F497D"/>
+        <a:srgbClr val="0E2841"/>
       </a:dk2>
       <a:lt2>
-        <a:srgbClr val="EEECE1"/>
+        <a:srgbClr val="E8E8E8"/>
       </a:lt2>
       <a:accent1>
-        <a:srgbClr val="4F81BD"/>
+        <a:srgbClr val="156082"/>
       </a:accent1>
       <a:accent2>
-        <a:srgbClr val="C0504D"/>
+        <a:srgbClr val="E97132"/>
       </a:accent2>
       <a:accent3>
-        <a:srgbClr val="9BBB59"/>
+        <a:srgbClr val="196B24"/>
       </a:accent3>
       <a:accent4>
-        <a:srgbClr val="8064A2"/>
+        <a:srgbClr val="0F9ED5"/>
       </a:accent4>
       <a:accent5>
-        <a:srgbClr val="4BACC6"/>
+        <a:srgbClr val="A02B93"/>
       </a:accent5>
       <a:accent6>
-        <a:srgbClr val="F79646"/>
+        <a:srgbClr val="4EA72E"/>
       </a:accent6>
       <a:hlink>
-        <a:srgbClr val="0000FF"/>
+        <a:srgbClr val="467886"/>
       </a:hlink>
       <a:folHlink>
-        <a:srgbClr val="800080"/>
+        <a:srgbClr val="96607D"/>
       </a:folHlink>
     </a:clrScheme>
     <a:fontScheme name="Office">
       <a:majorFont>
-        <a:latin typeface="Calibri"/>
+        <a:latin typeface="Aptos Display" panose="02110004020202020204"/>
         <a:ea typeface=""/>
         <a:cs typeface=""/>
-        <a:font script="Jpan" typeface="ＭＳ ゴシック"/>
+        <a:font script="Jpan" typeface="游ゴシック Light"/>
         <a:font script="Hang" typeface="맑은 고딕"/>
-        <a:font script="Hans" typeface="宋体"/>
+        <a:font script="Hans" typeface="等线 Light"/>
         <a:font script="Hant" typeface="新細明體"/>
         <a:font script="Arab" typeface="Times New Roman"/>
         <a:font script="Hebr" typeface="Times New Roman"/>
@@ -8459,14 +8905,32 @@
         <a:font script="Mong" typeface="Mongolian Baiti"/>
         <a:font script="Viet" typeface="Times New Roman"/>
         <a:font script="Uigh" typeface="Microsoft Uighur"/>
+        <a:font script="Geor" typeface="Sylfaen"/>
+        <a:font script="Armn" typeface="Arial"/>
+        <a:font script="Bugi" typeface="Leelawadee UI"/>
+        <a:font script="Bopo" typeface="Microsoft JhengHei"/>
+        <a:font script="Java" typeface="Javanese Text"/>
+        <a:font script="Lisu" typeface="Segoe UI"/>
+        <a:font script="Mymr" typeface="Myanmar Text"/>
+        <a:font script="Nkoo" typeface="Ebrima"/>
+        <a:font script="Olck" typeface="Nirmala UI"/>
+        <a:font script="Osma" typeface="Ebrima"/>
+        <a:font script="Phag" typeface="Phagspa"/>
+        <a:font script="Syrn" typeface="Estrangelo Edessa"/>
+        <a:font script="Syrj" typeface="Estrangelo Edessa"/>
+        <a:font script="Syre" typeface="Estrangelo Edessa"/>
+        <a:font script="Sora" typeface="Nirmala UI"/>
+        <a:font script="Tale" typeface="Microsoft Tai Le"/>
+        <a:font script="Talu" typeface="Microsoft New Tai Lue"/>
+        <a:font script="Tfng" typeface="Ebrima"/>
       </a:majorFont>
       <a:minorFont>
-        <a:latin typeface="Cambria"/>
+        <a:latin typeface="Aptos" panose="02110004020202020204"/>
         <a:ea typeface=""/>
         <a:cs typeface=""/>
-        <a:font script="Jpan" typeface="ＭＳ 明朝"/>
+        <a:font script="Jpan" typeface="游明朝"/>
         <a:font script="Hang" typeface="맑은 고딕"/>
-        <a:font script="Hans" typeface="宋体"/>
+        <a:font script="Hans" typeface="等线"/>
         <a:font script="Hant" typeface="新細明體"/>
         <a:font script="Arab" typeface="Arial"/>
         <a:font script="Hebr" typeface="Arial"/>
@@ -8493,6 +8957,24 @@
         <a:font script="Mong" typeface="Mongolian Baiti"/>
         <a:font script="Viet" typeface="Arial"/>
         <a:font script="Uigh" typeface="Microsoft Uighur"/>
+        <a:font script="Geor" typeface="Sylfaen"/>
+        <a:font script="Armn" typeface="Arial"/>
+        <a:font script="Bugi" typeface="Leelawadee UI"/>
+        <a:font script="Bopo" typeface="Microsoft JhengHei"/>
+        <a:font script="Java" typeface="Javanese Text"/>
+        <a:font script="Lisu" typeface="Segoe UI"/>
+        <a:font script="Mymr" typeface="Myanmar Text"/>
+        <a:font script="Nkoo" typeface="Ebrima"/>
+        <a:font script="Olck" typeface="Nirmala UI"/>
+        <a:font script="Osma" typeface="Ebrima"/>
+        <a:font script="Phag" typeface="Phagspa"/>
+        <a:font script="Syrn" typeface="Estrangelo Edessa"/>
+        <a:font script="Syrj" typeface="Estrangelo Edessa"/>
+        <a:font script="Syre" typeface="Estrangelo Edessa"/>
+        <a:font script="Sora" typeface="Nirmala UI"/>
+        <a:font script="Tale" typeface="Microsoft Tai Le"/>
+        <a:font script="Talu" typeface="Microsoft New Tai Lue"/>
+        <a:font script="Tfng" typeface="Ebrima"/>
       </a:minorFont>
     </a:fontScheme>
     <a:fmtScheme name="Office">
@@ -8504,200 +8986,141 @@
           <a:gsLst>
             <a:gs pos="0">
               <a:schemeClr val="phClr">
-                <a:tint val="50000"/>
-                <a:satMod val="300000"/>
+                <a:lumMod val="110000"/>
+                <a:satMod val="105000"/>
+                <a:tint val="67000"/>
               </a:schemeClr>
             </a:gs>
-            <a:gs pos="35000">
+            <a:gs pos="50000">
               <a:schemeClr val="phClr">
-                <a:tint val="37000"/>
-                <a:satMod val="300000"/>
+                <a:lumMod val="105000"/>
+                <a:satMod val="103000"/>
+                <a:tint val="73000"/>
               </a:schemeClr>
             </a:gs>
             <a:gs pos="100000">
               <a:schemeClr val="phClr">
-                <a:tint val="15000"/>
-                <a:satMod val="350000"/>
+                <a:lumMod val="105000"/>
+                <a:satMod val="109000"/>
+                <a:tint val="81000"/>
               </a:schemeClr>
             </a:gs>
           </a:gsLst>
-          <a:lin ang="16200000" scaled="1"/>
+          <a:lin ang="5400000" scaled="0"/>
         </a:gradFill>
         <a:gradFill rotWithShape="1">
           <a:gsLst>
             <a:gs pos="0">
               <a:schemeClr val="phClr">
-                <a:tint val="100000"/>
+                <a:satMod val="103000"/>
+                <a:lumMod val="102000"/>
+                <a:tint val="94000"/>
+              </a:schemeClr>
+            </a:gs>
+            <a:gs pos="50000">
+              <a:schemeClr val="phClr">
+                <a:satMod val="110000"/>
+                <a:lumMod val="100000"/>
                 <a:shade val="100000"/>
-                <a:satMod val="130000"/>
               </a:schemeClr>
             </a:gs>
             <a:gs pos="100000">
               <a:schemeClr val="phClr">
-                <a:tint val="50000"/>
-                <a:shade val="100000"/>
-                <a:satMod val="350000"/>
+                <a:lumMod val="99000"/>
+                <a:satMod val="120000"/>
+                <a:shade val="78000"/>
               </a:schemeClr>
             </a:gs>
           </a:gsLst>
-          <a:lin ang="16200000" scaled="0"/>
+          <a:lin ang="5400000" scaled="0"/>
         </a:gradFill>
       </a:fillStyleLst>
       <a:lnStyleLst>
-        <a:ln w="9525" cap="flat" cmpd="sng" algn="ctr">
-          <a:solidFill>
-            <a:schemeClr val="phClr">
-              <a:shade val="95000"/>
-              <a:satMod val="105000"/>
-            </a:schemeClr>
-          </a:solidFill>
-          <a:prstDash val="solid"/>
-        </a:ln>
-        <a:ln w="25400" cap="flat" cmpd="sng" algn="ctr">
+        <a:ln w="6350" cap="flat" cmpd="sng" algn="ctr">
           <a:solidFill>
             <a:schemeClr val="phClr"/>
           </a:solidFill>
           <a:prstDash val="solid"/>
+          <a:miter lim="800000"/>
         </a:ln>
-        <a:ln w="38100" cap="flat" cmpd="sng" algn="ctr">
+        <a:ln w="12700" cap="flat" cmpd="sng" algn="ctr">
           <a:solidFill>
             <a:schemeClr val="phClr"/>
           </a:solidFill>
           <a:prstDash val="solid"/>
+          <a:miter lim="800000"/>
+        </a:ln>
+        <a:ln w="19050" cap="flat" cmpd="sng" algn="ctr">
+          <a:solidFill>
+            <a:schemeClr val="phClr"/>
+          </a:solidFill>
+          <a:prstDash val="solid"/>
+          <a:miter lim="800000"/>
         </a:ln>
       </a:lnStyleLst>
       <a:effectStyleLst>
         <a:effectStyle>
+          <a:effectLst/>
+        </a:effectStyle>
+        <a:effectStyle>
+          <a:effectLst/>
+        </a:effectStyle>
+        <a:effectStyle>
           <a:effectLst>
-            <a:outerShdw blurRad="40000" dist="20000" dir="5400000" rotWithShape="0">
+            <a:outerShdw blurRad="57150" dist="19050" dir="5400000" algn="ctr" rotWithShape="0">
               <a:srgbClr val="000000">
-                <a:alpha val="38000"/>
+                <a:alpha val="63000"/>
               </a:srgbClr>
             </a:outerShdw>
           </a:effectLst>
-        </a:effectStyle>
-        <a:effectStyle>
-          <a:effectLst>
-            <a:outerShdw blurRad="40000" dist="23000" dir="5400000" rotWithShape="0">
-              <a:srgbClr val="000000">
-                <a:alpha val="35000"/>
-              </a:srgbClr>
-            </a:outerShdw>
-          </a:effectLst>
-        </a:effectStyle>
-        <a:effectStyle>
-          <a:effectLst>
-            <a:outerShdw blurRad="40000" dist="23000" dir="5400000" rotWithShape="0">
-              <a:srgbClr val="000000">
-                <a:alpha val="35000"/>
-              </a:srgbClr>
-            </a:outerShdw>
-          </a:effectLst>
-          <a:scene3d>
-            <a:camera prst="orthographicFront">
-              <a:rot lat="0" lon="0" rev="0"/>
-            </a:camera>
-            <a:lightRig rig="threePt" dir="t">
-              <a:rot lat="0" lon="0" rev="1200000"/>
-            </a:lightRig>
-          </a:scene3d>
-          <a:sp3d>
-            <a:bevelT w="63500" h="25400"/>
-          </a:sp3d>
         </a:effectStyle>
       </a:effectStyleLst>
       <a:bgFillStyleLst>
         <a:solidFill>
           <a:schemeClr val="phClr"/>
         </a:solidFill>
+        <a:solidFill>
+          <a:schemeClr val="phClr">
+            <a:tint val="95000"/>
+            <a:satMod val="170000"/>
+          </a:schemeClr>
+        </a:solidFill>
         <a:gradFill rotWithShape="1">
           <a:gsLst>
             <a:gs pos="0">
               <a:schemeClr val="phClr">
-                <a:tint val="40000"/>
-                <a:satMod val="350000"/>
+                <a:tint val="93000"/>
+                <a:satMod val="150000"/>
+                <a:shade val="98000"/>
+                <a:lumMod val="102000"/>
               </a:schemeClr>
             </a:gs>
-            <a:gs pos="40000">
+            <a:gs pos="50000">
               <a:schemeClr val="phClr">
-                <a:tint val="45000"/>
-                <a:shade val="99000"/>
-                <a:satMod val="350000"/>
+                <a:tint val="98000"/>
+                <a:satMod val="130000"/>
+                <a:shade val="90000"/>
+                <a:lumMod val="103000"/>
               </a:schemeClr>
             </a:gs>
             <a:gs pos="100000">
               <a:schemeClr val="phClr">
-                <a:shade val="20000"/>
-                <a:satMod val="255000"/>
+                <a:shade val="63000"/>
+                <a:satMod val="120000"/>
               </a:schemeClr>
             </a:gs>
           </a:gsLst>
-          <a:path path="circle">
-            <a:fillToRect l="50000" t="-80000" r="50000" b="180000"/>
-          </a:path>
-        </a:gradFill>
-        <a:gradFill rotWithShape="1">
-          <a:gsLst>
-            <a:gs pos="0">
-              <a:schemeClr val="phClr">
-                <a:tint val="80000"/>
-                <a:satMod val="300000"/>
-              </a:schemeClr>
-            </a:gs>
-            <a:gs pos="100000">
-              <a:schemeClr val="phClr">
-                <a:shade val="30000"/>
-                <a:satMod val="200000"/>
-              </a:schemeClr>
-            </a:gs>
-          </a:gsLst>
-          <a:path path="circle">
-            <a:fillToRect l="50000" t="50000" r="50000" b="50000"/>
-          </a:path>
+          <a:lin ang="5400000" scaled="0"/>
         </a:gradFill>
       </a:bgFillStyleLst>
     </a:fmtScheme>
   </a:themeElements>
-  <a:objectDefaults>
-    <a:spDef>
-      <a:spPr/>
-      <a:bodyPr/>
-      <a:lstStyle/>
-      <a:style>
-        <a:lnRef idx="1">
-          <a:schemeClr val="accent1"/>
-        </a:lnRef>
-        <a:fillRef idx="3">
-          <a:schemeClr val="accent1"/>
-        </a:fillRef>
-        <a:effectRef idx="2">
-          <a:schemeClr val="accent1"/>
-        </a:effectRef>
-        <a:fontRef idx="minor">
-          <a:schemeClr val="lt1"/>
-        </a:fontRef>
-      </a:style>
-    </a:spDef>
-    <a:lnDef>
-      <a:spPr/>
-      <a:bodyPr/>
-      <a:lstStyle/>
-      <a:style>
-        <a:lnRef idx="2">
-          <a:schemeClr val="accent1"/>
-        </a:lnRef>
-        <a:fillRef idx="0">
-          <a:schemeClr val="accent1"/>
-        </a:fillRef>
-        <a:effectRef idx="1">
-          <a:schemeClr val="accent1"/>
-        </a:effectRef>
-        <a:fontRef idx="minor">
-          <a:schemeClr val="tx1"/>
-        </a:fontRef>
-      </a:style>
-    </a:lnDef>
-  </a:objectDefaults>
+  <a:objectDefaults/>
   <a:extraClrSchemeLst/>
+  <a:extLst>
+    <a:ext uri="{05A4C25C-085E-4340-85A3-A5531E510DB2}">
+      <thm15:themeFamily xmlns:thm15="http://schemas.microsoft.com/office/thememl/2012/main" name="Office Theme" id="{2E142A2C-CD16-42D6-873A-C26D2A0506FA}" vid="{1BDDFF52-6CD6-40A5-AB3C-68EB2F1E4D0A}"/>
+    </a:ext>
+  </a:extLst>
 </a:theme>
 </file>